--- a/data/outputs/v2/General_Science/SS2.5_Rates_of_Reactions/General_Science_Rates_of_Reactions_CBE_LessonSequence.docx
+++ b/data/outputs/v2/General_Science/SS2.5_Rates_of_Reactions/General_Science_Rates_of_Reactions_CBE_LessonSequence.docx
@@ -3390,32 +3390,32 @@
         <w:tc>
           <w:tcPr>
             <w:tcW w:type="dxa" w:w="1520"/>
-            <w:shd w:fill="F2F2F2" w:color="auto" w:val="clear"/>
-            <w:tcMar>
-              <w:top w:type="dxa" w:w="60"/>
-              <w:left w:type="dxa" w:w="120"/>
-              <w:bottom w:type="dxa" w:w="60"/>
-              <w:right w:type="dxa" w:w="120"/>
-            </w:tcMar>
-            <w:vAlign w:val="top"/>
-          </w:tcPr>
-          <w:p>
-            <w:pPr>
-              <w:spacing w:after="40" w:before="0"/>
-              <w:jc w:val="left"/>
-            </w:pPr>
-            <w:r>
-              <w:rPr>
-                <w:rFonts w:ascii="Arial" w:cs="Arial" w:eastAsia="Arial" w:hAnsi="Arial"/>
-                <w:b/>
-                <w:bCs/>
-                <w:i w:val="false"/>
-                <w:iCs w:val="false"/>
-                <w:color w:val="000000"/>
-                <w:sz w:val="18"/>
-                <w:szCs w:val="18"/>
-              </w:rPr>
-              <w:t xml:space="preserve">Phase 1 — PREDICT (8 minutes)</w:t>
+            <w:shd w:fill="EAD1F5" w:color="auto" w:val="clear"/>
+            <w:tcMar>
+              <w:top w:type="dxa" w:w="60"/>
+              <w:left w:type="dxa" w:w="120"/>
+              <w:bottom w:type="dxa" w:w="60"/>
+              <w:right w:type="dxa" w:w="120"/>
+            </w:tcMar>
+            <w:vAlign w:val="top"/>
+          </w:tcPr>
+          <w:p>
+            <w:pPr>
+              <w:spacing w:after="40" w:before="0"/>
+              <w:jc w:val="left"/>
+            </w:pPr>
+            <w:r>
+              <w:rPr>
+                <w:rFonts w:ascii="Arial" w:cs="Arial" w:eastAsia="Arial" w:hAnsi="Arial"/>
+                <w:b/>
+                <w:bCs/>
+                <w:i w:val="false"/>
+                <w:iCs w:val="false"/>
+                <w:color w:val="000000"/>
+                <w:sz w:val="18"/>
+                <w:szCs w:val="18"/>
+              </w:rPr>
+              <w:t xml:space="preserve">Predict Phase</w:t>
             </w:r>
           </w:p>
           <w:p>
@@ -3438,7 +3438,7 @@
             <w:pPr>
               <w:spacing w:after="20" w:before="0"/>
             </w:pPr>
-            <w:hyperlink w:history="1" r:id="rIddm_m-bbnoikutmso3aa1f">
+            <w:hyperlink w:history="1" r:id="rIdpsxp3o8z9mnp-ny5gnwpa">
               <w:r>
                 <w:rPr>
                   <w:rFonts w:ascii="Arial" w:cs="Arial" w:eastAsia="Arial" w:hAnsi="Arial"/>
@@ -3471,7 +3471,7 @@
               <w:spacing w:after="10" w:before="0"/>
               <w:ind w:left="120"/>
             </w:pPr>
-            <w:hyperlink w:history="1" r:id="rIdye0zep9shcic5spiyjp7y">
+            <w:hyperlink w:history="1" r:id="rIdrxa6s9w9dnphth2lokgif">
               <w:r>
                 <w:rPr>
                   <w:rFonts w:ascii="Arial" w:cs="Arial" w:eastAsia="Arial" w:hAnsi="Arial"/>
@@ -3516,7 +3516,7 @@
             <w:pPr>
               <w:spacing w:after="20" w:before="0"/>
             </w:pPr>
-            <w:hyperlink w:history="1" r:id="rIdmzhzey1mhlocib8e5wwcv">
+            <w:hyperlink w:history="1" r:id="rIdrevtqylnteu-fngu3zqrv">
               <w:r>
                 <w:rPr>
                   <w:rFonts w:ascii="Arial" w:cs="Arial" w:eastAsia="Arial" w:hAnsi="Arial"/>
@@ -3549,7 +3549,7 @@
               <w:spacing w:after="10" w:before="0"/>
               <w:ind w:left="120"/>
             </w:pPr>
-            <w:hyperlink w:history="1" r:id="rIdtug8uwhwu9n_q6uuzbtff">
+            <w:hyperlink w:history="1" r:id="rIdpokafx-necgb0duq90pjk">
               <w:r>
                 <w:rPr>
                   <w:rFonts w:ascii="Arial" w:cs="Arial" w:eastAsia="Arial" w:hAnsi="Arial"/>
@@ -3696,32 +3696,32 @@
         <w:tc>
           <w:tcPr>
             <w:tcW w:type="dxa" w:w="1520"/>
-            <w:shd w:fill="F2F2F2" w:color="auto" w:val="clear"/>
-            <w:tcMar>
-              <w:top w:type="dxa" w:w="60"/>
-              <w:left w:type="dxa" w:w="120"/>
-              <w:bottom w:type="dxa" w:w="60"/>
-              <w:right w:type="dxa" w:w="120"/>
-            </w:tcMar>
-            <w:vAlign w:val="top"/>
-          </w:tcPr>
-          <w:p>
-            <w:pPr>
-              <w:spacing w:after="40" w:before="0"/>
-              <w:jc w:val="left"/>
-            </w:pPr>
-            <w:r>
-              <w:rPr>
-                <w:rFonts w:ascii="Arial" w:cs="Arial" w:eastAsia="Arial" w:hAnsi="Arial"/>
-                <w:b/>
-                <w:bCs/>
-                <w:i w:val="false"/>
-                <w:iCs w:val="false"/>
-                <w:color w:val="000000"/>
-                <w:sz w:val="18"/>
-                <w:szCs w:val="18"/>
-              </w:rPr>
-              <w:t xml:space="preserve">Phase 2 — OBSERVE (12 minutes)</w:t>
+            <w:shd w:fill="D9EEF1" w:color="auto" w:val="clear"/>
+            <w:tcMar>
+              <w:top w:type="dxa" w:w="60"/>
+              <w:left w:type="dxa" w:w="120"/>
+              <w:bottom w:type="dxa" w:w="60"/>
+              <w:right w:type="dxa" w:w="120"/>
+            </w:tcMar>
+            <w:vAlign w:val="top"/>
+          </w:tcPr>
+          <w:p>
+            <w:pPr>
+              <w:spacing w:after="40" w:before="0"/>
+              <w:jc w:val="left"/>
+            </w:pPr>
+            <w:r>
+              <w:rPr>
+                <w:rFonts w:ascii="Arial" w:cs="Arial" w:eastAsia="Arial" w:hAnsi="Arial"/>
+                <w:b/>
+                <w:bCs/>
+                <w:i w:val="false"/>
+                <w:iCs w:val="false"/>
+                <w:color w:val="000000"/>
+                <w:sz w:val="18"/>
+                <w:szCs w:val="18"/>
+              </w:rPr>
+              <w:t xml:space="preserve">Observe Phase</w:t>
             </w:r>
           </w:p>
           <w:p>
@@ -3744,7 +3744,7 @@
             <w:pPr>
               <w:spacing w:after="20" w:before="0"/>
             </w:pPr>
-            <w:hyperlink w:history="1" r:id="rIdbj-flmssw1ba7dvpyb6eo">
+            <w:hyperlink w:history="1" r:id="rIdge0ecufprtp9iewt7e4rf">
               <w:r>
                 <w:rPr>
                   <w:rFonts w:ascii="Arial" w:cs="Arial" w:eastAsia="Arial" w:hAnsi="Arial"/>
@@ -3777,7 +3777,7 @@
               <w:spacing w:after="10" w:before="0"/>
               <w:ind w:left="120"/>
             </w:pPr>
-            <w:hyperlink w:history="1" r:id="rIdqrg6hrgpijdn3wnaxwwvy">
+            <w:hyperlink w:history="1" r:id="rId5oxadwi3l_7cxdwkkauk3">
               <w:r>
                 <w:rPr>
                   <w:rFonts w:ascii="Arial" w:cs="Arial" w:eastAsia="Arial" w:hAnsi="Arial"/>
@@ -3822,7 +3822,7 @@
             <w:pPr>
               <w:spacing w:after="20" w:before="0"/>
             </w:pPr>
-            <w:hyperlink w:history="1" r:id="rId7otowmdh_mellw3rb7l7x">
+            <w:hyperlink w:history="1" r:id="rIda3_wqwhhjx2zf4mwu4-fu">
               <w:r>
                 <w:rPr>
                   <w:rFonts w:ascii="Arial" w:cs="Arial" w:eastAsia="Arial" w:hAnsi="Arial"/>
@@ -3855,7 +3855,7 @@
               <w:spacing w:after="10" w:before="0"/>
               <w:ind w:left="120"/>
             </w:pPr>
-            <w:hyperlink w:history="1" r:id="rIdlkpfxdque-sft-u7_8akp">
+            <w:hyperlink w:history="1" r:id="rIdyrhb2p-qvoewo_36zpfgw">
               <w:r>
                 <w:rPr>
                   <w:rFonts w:ascii="Arial" w:cs="Arial" w:eastAsia="Arial" w:hAnsi="Arial"/>
@@ -4002,32 +4002,32 @@
         <w:tc>
           <w:tcPr>
             <w:tcW w:type="dxa" w:w="1520"/>
-            <w:shd w:fill="F2F2F2" w:color="auto" w:val="clear"/>
-            <w:tcMar>
-              <w:top w:type="dxa" w:w="60"/>
-              <w:left w:type="dxa" w:w="120"/>
-              <w:bottom w:type="dxa" w:w="60"/>
-              <w:right w:type="dxa" w:w="120"/>
-            </w:tcMar>
-            <w:vAlign w:val="top"/>
-          </w:tcPr>
-          <w:p>
-            <w:pPr>
-              <w:spacing w:after="40" w:before="0"/>
-              <w:jc w:val="left"/>
-            </w:pPr>
-            <w:r>
-              <w:rPr>
-                <w:rFonts w:ascii="Arial" w:cs="Arial" w:eastAsia="Arial" w:hAnsi="Arial"/>
-                <w:b/>
-                <w:bCs/>
-                <w:i w:val="false"/>
-                <w:iCs w:val="false"/>
-                <w:color w:val="000000"/>
-                <w:sz w:val="18"/>
-                <w:szCs w:val="18"/>
-              </w:rPr>
-              <w:t xml:space="preserve">Phase 3 — EXPLAIN (10 minutes)</w:t>
+            <w:shd w:fill="E2EFDA" w:color="auto" w:val="clear"/>
+            <w:tcMar>
+              <w:top w:type="dxa" w:w="60"/>
+              <w:left w:type="dxa" w:w="120"/>
+              <w:bottom w:type="dxa" w:w="60"/>
+              <w:right w:type="dxa" w:w="120"/>
+            </w:tcMar>
+            <w:vAlign w:val="top"/>
+          </w:tcPr>
+          <w:p>
+            <w:pPr>
+              <w:spacing w:after="40" w:before="0"/>
+              <w:jc w:val="left"/>
+            </w:pPr>
+            <w:r>
+              <w:rPr>
+                <w:rFonts w:ascii="Arial" w:cs="Arial" w:eastAsia="Arial" w:hAnsi="Arial"/>
+                <w:b/>
+                <w:bCs/>
+                <w:i w:val="false"/>
+                <w:iCs w:val="false"/>
+                <w:color w:val="000000"/>
+                <w:sz w:val="18"/>
+                <w:szCs w:val="18"/>
+              </w:rPr>
+              <w:t xml:space="preserve">Explain Phase</w:t>
             </w:r>
           </w:p>
           <w:p>
@@ -4050,7 +4050,7 @@
             <w:pPr>
               <w:spacing w:after="20" w:before="0"/>
             </w:pPr>
-            <w:hyperlink w:history="1" r:id="rIdyxaonmbzmhgvyejm2v63i">
+            <w:hyperlink w:history="1" r:id="rIdkscjee5kgqlfv_j9qsdiy">
               <w:r>
                 <w:rPr>
                   <w:rFonts w:ascii="Arial" w:cs="Arial" w:eastAsia="Arial" w:hAnsi="Arial"/>
@@ -4083,7 +4083,7 @@
               <w:spacing w:after="10" w:before="0"/>
               <w:ind w:left="120"/>
             </w:pPr>
-            <w:hyperlink w:history="1" r:id="rIdaponq4n7dvfnny7a6nwcy">
+            <w:hyperlink w:history="1" r:id="rIdlhca_cckffb8usoy75qtn">
               <w:r>
                 <w:rPr>
                   <w:rFonts w:ascii="Arial" w:cs="Arial" w:eastAsia="Arial" w:hAnsi="Arial"/>
@@ -4128,7 +4128,7 @@
             <w:pPr>
               <w:spacing w:after="20" w:before="0"/>
             </w:pPr>
-            <w:hyperlink w:history="1" r:id="rIdl_azo2gt9uyqzc_swzoac">
+            <w:hyperlink w:history="1" r:id="rIdzbgoxcpcm-sxegh-xxsa6">
               <w:r>
                 <w:rPr>
                   <w:rFonts w:ascii="Arial" w:cs="Arial" w:eastAsia="Arial" w:hAnsi="Arial"/>
@@ -4161,7 +4161,7 @@
               <w:spacing w:after="10" w:before="0"/>
               <w:ind w:left="120"/>
             </w:pPr>
-            <w:hyperlink w:history="1" r:id="rId4xd2zms67y-y_sbavdazt">
+            <w:hyperlink w:history="1" r:id="rIdd0o_pbiz5kyipqr02enox">
               <w:r>
                 <w:rPr>
                   <w:rFonts w:ascii="Arial" w:cs="Arial" w:eastAsia="Arial" w:hAnsi="Arial"/>
@@ -4308,32 +4308,32 @@
         <w:tc>
           <w:tcPr>
             <w:tcW w:type="dxa" w:w="1520"/>
-            <w:shd w:fill="F2F2F2" w:color="auto" w:val="clear"/>
-            <w:tcMar>
-              <w:top w:type="dxa" w:w="60"/>
-              <w:left w:type="dxa" w:w="120"/>
-              <w:bottom w:type="dxa" w:w="60"/>
-              <w:right w:type="dxa" w:w="120"/>
-            </w:tcMar>
-            <w:vAlign w:val="top"/>
-          </w:tcPr>
-          <w:p>
-            <w:pPr>
-              <w:spacing w:after="40" w:before="0"/>
-              <w:jc w:val="left"/>
-            </w:pPr>
-            <w:r>
-              <w:rPr>
-                <w:rFonts w:ascii="Arial" w:cs="Arial" w:eastAsia="Arial" w:hAnsi="Arial"/>
-                <w:b/>
-                <w:bCs/>
-                <w:i w:val="false"/>
-                <w:iCs w:val="false"/>
-                <w:color w:val="000000"/>
-                <w:sz w:val="18"/>
-                <w:szCs w:val="18"/>
-              </w:rPr>
-              <w:t xml:space="preserve">Phase 4 — DRIVING QUESTION BOARD (DQB) Creation (6 minutes)</w:t>
+            <w:shd w:fill="FCE4D6" w:color="auto" w:val="clear"/>
+            <w:tcMar>
+              <w:top w:type="dxa" w:w="60"/>
+              <w:left w:type="dxa" w:w="120"/>
+              <w:bottom w:type="dxa" w:w="60"/>
+              <w:right w:type="dxa" w:w="120"/>
+            </w:tcMar>
+            <w:vAlign w:val="top"/>
+          </w:tcPr>
+          <w:p>
+            <w:pPr>
+              <w:spacing w:after="40" w:before="0"/>
+              <w:jc w:val="left"/>
+            </w:pPr>
+            <w:r>
+              <w:rPr>
+                <w:rFonts w:ascii="Arial" w:cs="Arial" w:eastAsia="Arial" w:hAnsi="Arial"/>
+                <w:b/>
+                <w:bCs/>
+                <w:i w:val="false"/>
+                <w:iCs w:val="false"/>
+                <w:color w:val="000000"/>
+                <w:sz w:val="18"/>
+                <w:szCs w:val="18"/>
+              </w:rPr>
+              <w:t xml:space="preserve">Driving Question Board (DQB) Creation</w:t>
             </w:r>
           </w:p>
           <w:p>
@@ -4356,7 +4356,7 @@
             <w:pPr>
               <w:spacing w:after="20" w:before="0"/>
             </w:pPr>
-            <w:hyperlink w:history="1" r:id="rIdszbjhg-lldlmay21jyrcc">
+            <w:hyperlink w:history="1" r:id="rIdlgt3kzcs7pgu9smpxzncq">
               <w:r>
                 <w:rPr>
                   <w:rFonts w:ascii="Arial" w:cs="Arial" w:eastAsia="Arial" w:hAnsi="Arial"/>
@@ -4389,7 +4389,7 @@
               <w:spacing w:after="10" w:before="0"/>
               <w:ind w:left="120"/>
             </w:pPr>
-            <w:hyperlink w:history="1" r:id="rId9q3vkgcytkza8ky5is68d">
+            <w:hyperlink w:history="1" r:id="rId8dwvoxivly18g5ejywxcn">
               <w:r>
                 <w:rPr>
                   <w:rFonts w:ascii="Arial" w:cs="Arial" w:eastAsia="Arial" w:hAnsi="Arial"/>
@@ -4434,7 +4434,7 @@
             <w:pPr>
               <w:spacing w:after="20" w:before="0"/>
             </w:pPr>
-            <w:hyperlink w:history="1" r:id="rIdxneh3r8xlwnv2qadmqm-c">
+            <w:hyperlink w:history="1" r:id="rIdx--af8uv1sc7j_towegr-">
               <w:r>
                 <w:rPr>
                   <w:rFonts w:ascii="Arial" w:cs="Arial" w:eastAsia="Arial" w:hAnsi="Arial"/>
@@ -4467,7 +4467,7 @@
               <w:spacing w:after="10" w:before="0"/>
               <w:ind w:left="120"/>
             </w:pPr>
-            <w:hyperlink w:history="1" r:id="rIdwaioxcjmqoyivgyeytso8">
+            <w:hyperlink w:history="1" r:id="rIdatvmb1invd2qt1nmatuyo">
               <w:r>
                 <w:rPr>
                   <w:rFonts w:ascii="Arial" w:cs="Arial" w:eastAsia="Arial" w:hAnsi="Arial"/>
@@ -4614,32 +4614,32 @@
         <w:tc>
           <w:tcPr>
             <w:tcW w:type="dxa" w:w="1520"/>
-            <w:shd w:fill="F2F2F2" w:color="auto" w:val="clear"/>
-            <w:tcMar>
-              <w:top w:type="dxa" w:w="60"/>
-              <w:left w:type="dxa" w:w="120"/>
-              <w:bottom w:type="dxa" w:w="60"/>
-              <w:right w:type="dxa" w:w="120"/>
-            </w:tcMar>
-            <w:vAlign w:val="top"/>
-          </w:tcPr>
-          <w:p>
-            <w:pPr>
-              <w:spacing w:after="40" w:before="0"/>
-              <w:jc w:val="left"/>
-            </w:pPr>
-            <w:r>
-              <w:rPr>
-                <w:rFonts w:ascii="Arial" w:cs="Arial" w:eastAsia="Arial" w:hAnsi="Arial"/>
-                <w:b/>
-                <w:bCs/>
-                <w:i w:val="false"/>
-                <w:iCs w:val="false"/>
-                <w:color w:val="000000"/>
-                <w:sz w:val="18"/>
-                <w:szCs w:val="18"/>
-              </w:rPr>
-              <w:t xml:space="preserve">Phase 5 — MODEL BUILDING (4 minutes)</w:t>
+            <w:shd w:fill="D5E8F0" w:color="auto" w:val="clear"/>
+            <w:tcMar>
+              <w:top w:type="dxa" w:w="60"/>
+              <w:left w:type="dxa" w:w="120"/>
+              <w:bottom w:type="dxa" w:w="60"/>
+              <w:right w:type="dxa" w:w="120"/>
+            </w:tcMar>
+            <w:vAlign w:val="top"/>
+          </w:tcPr>
+          <w:p>
+            <w:pPr>
+              <w:spacing w:after="40" w:before="0"/>
+              <w:jc w:val="left"/>
+            </w:pPr>
+            <w:r>
+              <w:rPr>
+                <w:rFonts w:ascii="Arial" w:cs="Arial" w:eastAsia="Arial" w:hAnsi="Arial"/>
+                <w:b/>
+                <w:bCs/>
+                <w:i w:val="false"/>
+                <w:iCs w:val="false"/>
+                <w:color w:val="000000"/>
+                <w:sz w:val="18"/>
+                <w:szCs w:val="18"/>
+              </w:rPr>
+              <w:t xml:space="preserve">Model Building Phase</w:t>
             </w:r>
           </w:p>
           <w:p>
@@ -4662,7 +4662,7 @@
             <w:pPr>
               <w:spacing w:after="20" w:before="0"/>
             </w:pPr>
-            <w:hyperlink w:history="1" r:id="rIdwcqxpcefq3lyrtmc16woq">
+            <w:hyperlink w:history="1" r:id="rIdkctohuo8upeejbmgxbkz1">
               <w:r>
                 <w:rPr>
                   <w:rFonts w:ascii="Arial" w:cs="Arial" w:eastAsia="Arial" w:hAnsi="Arial"/>
@@ -4695,7 +4695,7 @@
               <w:spacing w:after="10" w:before="0"/>
               <w:ind w:left="120"/>
             </w:pPr>
-            <w:hyperlink w:history="1" r:id="rIdhamp-xnrv0lzrq7xejkbr">
+            <w:hyperlink w:history="1" r:id="rIdqufhkmpvbxnzuecqlhacm">
               <w:r>
                 <w:rPr>
                   <w:rFonts w:ascii="Arial" w:cs="Arial" w:eastAsia="Arial" w:hAnsi="Arial"/>
@@ -4740,7 +4740,7 @@
             <w:pPr>
               <w:spacing w:after="20" w:before="0"/>
             </w:pPr>
-            <w:hyperlink w:history="1" r:id="rIdh9tccafknvtzqguwmcpav">
+            <w:hyperlink w:history="1" r:id="rIdozp2l-qnlryt7idby8oqi">
               <w:r>
                 <w:rPr>
                   <w:rFonts w:ascii="Arial" w:cs="Arial" w:eastAsia="Arial" w:hAnsi="Arial"/>
@@ -4773,7 +4773,7 @@
               <w:spacing w:after="10" w:before="0"/>
               <w:ind w:left="120"/>
             </w:pPr>
-            <w:hyperlink w:history="1" r:id="rIdsw54hyyp4tznfruuoeowq">
+            <w:hyperlink w:history="1" r:id="rIdxybira0dabvydt90vjo2_">
               <w:r>
                 <w:rPr>
                   <w:rFonts w:ascii="Arial" w:cs="Arial" w:eastAsia="Arial" w:hAnsi="Arial"/>
@@ -6307,32 +6307,32 @@
         <w:tc>
           <w:tcPr>
             <w:tcW w:type="dxa" w:w="1520"/>
-            <w:shd w:fill="F2F2F2" w:color="auto" w:val="clear"/>
-            <w:tcMar>
-              <w:top w:type="dxa" w:w="60"/>
-              <w:left w:type="dxa" w:w="120"/>
-              <w:bottom w:type="dxa" w:w="60"/>
-              <w:right w:type="dxa" w:w="120"/>
-            </w:tcMar>
-            <w:vAlign w:val="top"/>
-          </w:tcPr>
-          <w:p>
-            <w:pPr>
-              <w:spacing w:after="40" w:before="0"/>
-              <w:jc w:val="left"/>
-            </w:pPr>
-            <w:r>
-              <w:rPr>
-                <w:rFonts w:ascii="Arial" w:cs="Arial" w:eastAsia="Arial" w:hAnsi="Arial"/>
-                <w:b/>
-                <w:bCs/>
-                <w:i w:val="false"/>
-                <w:iCs w:val="false"/>
-                <w:color w:val="000000"/>
-                <w:sz w:val="18"/>
-                <w:szCs w:val="18"/>
-              </w:rPr>
-              <w:t xml:space="preserve">1 — Predict</w:t>
+            <w:shd w:fill="EAD1F5" w:color="auto" w:val="clear"/>
+            <w:tcMar>
+              <w:top w:type="dxa" w:w="60"/>
+              <w:left w:type="dxa" w:w="120"/>
+              <w:bottom w:type="dxa" w:w="60"/>
+              <w:right w:type="dxa" w:w="120"/>
+            </w:tcMar>
+            <w:vAlign w:val="top"/>
+          </w:tcPr>
+          <w:p>
+            <w:pPr>
+              <w:spacing w:after="40" w:before="0"/>
+              <w:jc w:val="left"/>
+            </w:pPr>
+            <w:r>
+              <w:rPr>
+                <w:rFonts w:ascii="Arial" w:cs="Arial" w:eastAsia="Arial" w:hAnsi="Arial"/>
+                <w:b/>
+                <w:bCs/>
+                <w:i w:val="false"/>
+                <w:iCs w:val="false"/>
+                <w:color w:val="000000"/>
+                <w:sz w:val="18"/>
+                <w:szCs w:val="18"/>
+              </w:rPr>
+              <w:t xml:space="preserve">Predict Phase</w:t>
             </w:r>
           </w:p>
           <w:p>
@@ -6355,7 +6355,7 @@
             <w:pPr>
               <w:spacing w:after="20" w:before="0"/>
             </w:pPr>
-            <w:hyperlink w:history="1" r:id="rIdngsjphjpyoxouewlce_5d">
+            <w:hyperlink w:history="1" r:id="rIdhttrkvnw27xh_y99fr_nj">
               <w:r>
                 <w:rPr>
                   <w:rFonts w:ascii="Arial" w:cs="Arial" w:eastAsia="Arial" w:hAnsi="Arial"/>
@@ -6388,7 +6388,7 @@
               <w:spacing w:after="10" w:before="0"/>
               <w:ind w:left="120"/>
             </w:pPr>
-            <w:hyperlink w:history="1" r:id="rIdqbqp0zwofeib5luruitcs">
+            <w:hyperlink w:history="1" r:id="rIdlsxbat12_r5sq7qwxlwjz">
               <w:r>
                 <w:rPr>
                   <w:rFonts w:ascii="Arial" w:cs="Arial" w:eastAsia="Arial" w:hAnsi="Arial"/>
@@ -6433,7 +6433,7 @@
             <w:pPr>
               <w:spacing w:after="20" w:before="0"/>
             </w:pPr>
-            <w:hyperlink w:history="1" r:id="rIdlshdgyly8-huca8wyrp8m">
+            <w:hyperlink w:history="1" r:id="rIdd774xqgn42jscclgwo8tx">
               <w:r>
                 <w:rPr>
                   <w:rFonts w:ascii="Arial" w:cs="Arial" w:eastAsia="Arial" w:hAnsi="Arial"/>
@@ -6466,7 +6466,7 @@
               <w:spacing w:after="10" w:before="0"/>
               <w:ind w:left="120"/>
             </w:pPr>
-            <w:hyperlink w:history="1" r:id="rIdx_le9vaizbolgblan1wty">
+            <w:hyperlink w:history="1" r:id="rIdyk6fekatqbyjpu-lcg-3r">
               <w:r>
                 <w:rPr>
                   <w:rFonts w:ascii="Arial" w:cs="Arial" w:eastAsia="Arial" w:hAnsi="Arial"/>
@@ -6613,32 +6613,32 @@
         <w:tc>
           <w:tcPr>
             <w:tcW w:type="dxa" w:w="1520"/>
-            <w:shd w:fill="F2F2F2" w:color="auto" w:val="clear"/>
-            <w:tcMar>
-              <w:top w:type="dxa" w:w="60"/>
-              <w:left w:type="dxa" w:w="120"/>
-              <w:bottom w:type="dxa" w:w="60"/>
-              <w:right w:type="dxa" w:w="120"/>
-            </w:tcMar>
-            <w:vAlign w:val="top"/>
-          </w:tcPr>
-          <w:p>
-            <w:pPr>
-              <w:spacing w:after="40" w:before="0"/>
-              <w:jc w:val="left"/>
-            </w:pPr>
-            <w:r>
-              <w:rPr>
-                <w:rFonts w:ascii="Arial" w:cs="Arial" w:eastAsia="Arial" w:hAnsi="Arial"/>
-                <w:b/>
-                <w:bCs/>
-                <w:i w:val="false"/>
-                <w:iCs w:val="false"/>
-                <w:color w:val="000000"/>
-                <w:sz w:val="18"/>
-                <w:szCs w:val="18"/>
-              </w:rPr>
-              <w:t xml:space="preserve">2 — Observe</w:t>
+            <w:shd w:fill="D9EEF1" w:color="auto" w:val="clear"/>
+            <w:tcMar>
+              <w:top w:type="dxa" w:w="60"/>
+              <w:left w:type="dxa" w:w="120"/>
+              <w:bottom w:type="dxa" w:w="60"/>
+              <w:right w:type="dxa" w:w="120"/>
+            </w:tcMar>
+            <w:vAlign w:val="top"/>
+          </w:tcPr>
+          <w:p>
+            <w:pPr>
+              <w:spacing w:after="40" w:before="0"/>
+              <w:jc w:val="left"/>
+            </w:pPr>
+            <w:r>
+              <w:rPr>
+                <w:rFonts w:ascii="Arial" w:cs="Arial" w:eastAsia="Arial" w:hAnsi="Arial"/>
+                <w:b/>
+                <w:bCs/>
+                <w:i w:val="false"/>
+                <w:iCs w:val="false"/>
+                <w:color w:val="000000"/>
+                <w:sz w:val="18"/>
+                <w:szCs w:val="18"/>
+              </w:rPr>
+              <w:t xml:space="preserve">Observe Phase</w:t>
             </w:r>
           </w:p>
           <w:p>
@@ -6661,7 +6661,7 @@
             <w:pPr>
               <w:spacing w:after="20" w:before="0"/>
             </w:pPr>
-            <w:hyperlink w:history="1" r:id="rIdol6ntc8gs1gy-_mufuxps">
+            <w:hyperlink w:history="1" r:id="rIdkexq4ttf6np-pbedqlfvh">
               <w:r>
                 <w:rPr>
                   <w:rFonts w:ascii="Arial" w:cs="Arial" w:eastAsia="Arial" w:hAnsi="Arial"/>
@@ -6694,7 +6694,7 @@
               <w:spacing w:after="10" w:before="0"/>
               <w:ind w:left="120"/>
             </w:pPr>
-            <w:hyperlink w:history="1" r:id="rIdrnpcjv3ouari5s7wqlqlv">
+            <w:hyperlink w:history="1" r:id="rIdhvk8lcdo0e2rf8okwokpg">
               <w:r>
                 <w:rPr>
                   <w:rFonts w:ascii="Arial" w:cs="Arial" w:eastAsia="Arial" w:hAnsi="Arial"/>
@@ -6739,7 +6739,7 @@
             <w:pPr>
               <w:spacing w:after="20" w:before="0"/>
             </w:pPr>
-            <w:hyperlink w:history="1" r:id="rIdw1xt-9q1mnvejveldk5un">
+            <w:hyperlink w:history="1" r:id="rIdjuuxxkmcqbej4kkivjk2u">
               <w:r>
                 <w:rPr>
                   <w:rFonts w:ascii="Arial" w:cs="Arial" w:eastAsia="Arial" w:hAnsi="Arial"/>
@@ -6772,7 +6772,7 @@
               <w:spacing w:after="10" w:before="0"/>
               <w:ind w:left="120"/>
             </w:pPr>
-            <w:hyperlink w:history="1" r:id="rIdtikcxuyb18sti4hg9gmes">
+            <w:hyperlink w:history="1" r:id="rIdcluc6hs2htevqruzukqx9">
               <w:r>
                 <w:rPr>
                   <w:rFonts w:ascii="Arial" w:cs="Arial" w:eastAsia="Arial" w:hAnsi="Arial"/>
@@ -6919,32 +6919,32 @@
         <w:tc>
           <w:tcPr>
             <w:tcW w:type="dxa" w:w="1520"/>
-            <w:shd w:fill="F2F2F2" w:color="auto" w:val="clear"/>
-            <w:tcMar>
-              <w:top w:type="dxa" w:w="60"/>
-              <w:left w:type="dxa" w:w="120"/>
-              <w:bottom w:type="dxa" w:w="60"/>
-              <w:right w:type="dxa" w:w="120"/>
-            </w:tcMar>
-            <w:vAlign w:val="top"/>
-          </w:tcPr>
-          <w:p>
-            <w:pPr>
-              <w:spacing w:after="40" w:before="0"/>
-              <w:jc w:val="left"/>
-            </w:pPr>
-            <w:r>
-              <w:rPr>
-                <w:rFonts w:ascii="Arial" w:cs="Arial" w:eastAsia="Arial" w:hAnsi="Arial"/>
-                <w:b/>
-                <w:bCs/>
-                <w:i w:val="false"/>
-                <w:iCs w:val="false"/>
-                <w:color w:val="000000"/>
-                <w:sz w:val="18"/>
-                <w:szCs w:val="18"/>
-              </w:rPr>
-              <w:t xml:space="preserve">3 — Explain</w:t>
+            <w:shd w:fill="E2EFDA" w:color="auto" w:val="clear"/>
+            <w:tcMar>
+              <w:top w:type="dxa" w:w="60"/>
+              <w:left w:type="dxa" w:w="120"/>
+              <w:bottom w:type="dxa" w:w="60"/>
+              <w:right w:type="dxa" w:w="120"/>
+            </w:tcMar>
+            <w:vAlign w:val="top"/>
+          </w:tcPr>
+          <w:p>
+            <w:pPr>
+              <w:spacing w:after="40" w:before="0"/>
+              <w:jc w:val="left"/>
+            </w:pPr>
+            <w:r>
+              <w:rPr>
+                <w:rFonts w:ascii="Arial" w:cs="Arial" w:eastAsia="Arial" w:hAnsi="Arial"/>
+                <w:b/>
+                <w:bCs/>
+                <w:i w:val="false"/>
+                <w:iCs w:val="false"/>
+                <w:color w:val="000000"/>
+                <w:sz w:val="18"/>
+                <w:szCs w:val="18"/>
+              </w:rPr>
+              <w:t xml:space="preserve">Explain Phase</w:t>
             </w:r>
           </w:p>
           <w:p>
@@ -6967,7 +6967,7 @@
             <w:pPr>
               <w:spacing w:after="20" w:before="0"/>
             </w:pPr>
-            <w:hyperlink w:history="1" r:id="rIdhyp6utoajnjszsqztaa-o">
+            <w:hyperlink w:history="1" r:id="rIdrc1vtrgpju6tq5pwea4vf">
               <w:r>
                 <w:rPr>
                   <w:rFonts w:ascii="Arial" w:cs="Arial" w:eastAsia="Arial" w:hAnsi="Arial"/>
@@ -7000,7 +7000,7 @@
               <w:spacing w:after="10" w:before="0"/>
               <w:ind w:left="120"/>
             </w:pPr>
-            <w:hyperlink w:history="1" r:id="rIdhmqsm2mdlxox1nj4kn1nj">
+            <w:hyperlink w:history="1" r:id="rIdvatka7xr5qpgjn6uyzne7">
               <w:r>
                 <w:rPr>
                   <w:rFonts w:ascii="Arial" w:cs="Arial" w:eastAsia="Arial" w:hAnsi="Arial"/>
@@ -7045,7 +7045,7 @@
             <w:pPr>
               <w:spacing w:after="20" w:before="0"/>
             </w:pPr>
-            <w:hyperlink w:history="1" r:id="rIdaptlnq-apg-c7vqmgdbwc">
+            <w:hyperlink w:history="1" r:id="rIdja8t4krbyxnr1rbw04aan">
               <w:r>
                 <w:rPr>
                   <w:rFonts w:ascii="Arial" w:cs="Arial" w:eastAsia="Arial" w:hAnsi="Arial"/>
@@ -7078,7 +7078,7 @@
               <w:spacing w:after="10" w:before="0"/>
               <w:ind w:left="120"/>
             </w:pPr>
-            <w:hyperlink w:history="1" r:id="rIdhxrl5dutwnp0_axhkhnpv">
+            <w:hyperlink w:history="1" r:id="rId5bjgkshwms8ty7amdkke4">
               <w:r>
                 <w:rPr>
                   <w:rFonts w:ascii="Arial" w:cs="Arial" w:eastAsia="Arial" w:hAnsi="Arial"/>
@@ -7225,32 +7225,32 @@
         <w:tc>
           <w:tcPr>
             <w:tcW w:type="dxa" w:w="1520"/>
-            <w:shd w:fill="F2F2F2" w:color="auto" w:val="clear"/>
-            <w:tcMar>
-              <w:top w:type="dxa" w:w="60"/>
-              <w:left w:type="dxa" w:w="120"/>
-              <w:bottom w:type="dxa" w:w="60"/>
-              <w:right w:type="dxa" w:w="120"/>
-            </w:tcMar>
-            <w:vAlign w:val="top"/>
-          </w:tcPr>
-          <w:p>
-            <w:pPr>
-              <w:spacing w:after="40" w:before="0"/>
-              <w:jc w:val="left"/>
-            </w:pPr>
-            <w:r>
-              <w:rPr>
-                <w:rFonts w:ascii="Arial" w:cs="Arial" w:eastAsia="Arial" w:hAnsi="Arial"/>
-                <w:b/>
-                <w:bCs/>
-                <w:i w:val="false"/>
-                <w:iCs w:val="false"/>
-                <w:color w:val="000000"/>
-                <w:sz w:val="18"/>
-                <w:szCs w:val="18"/>
-              </w:rPr>
-              <w:t xml:space="preserve">4 — Driving Question Board (DQB) Creation</w:t>
+            <w:shd w:fill="FCE4D6" w:color="auto" w:val="clear"/>
+            <w:tcMar>
+              <w:top w:type="dxa" w:w="60"/>
+              <w:left w:type="dxa" w:w="120"/>
+              <w:bottom w:type="dxa" w:w="60"/>
+              <w:right w:type="dxa" w:w="120"/>
+            </w:tcMar>
+            <w:vAlign w:val="top"/>
+          </w:tcPr>
+          <w:p>
+            <w:pPr>
+              <w:spacing w:after="40" w:before="0"/>
+              <w:jc w:val="left"/>
+            </w:pPr>
+            <w:r>
+              <w:rPr>
+                <w:rFonts w:ascii="Arial" w:cs="Arial" w:eastAsia="Arial" w:hAnsi="Arial"/>
+                <w:b/>
+                <w:bCs/>
+                <w:i w:val="false"/>
+                <w:iCs w:val="false"/>
+                <w:color w:val="000000"/>
+                <w:sz w:val="18"/>
+                <w:szCs w:val="18"/>
+              </w:rPr>
+              <w:t xml:space="preserve">Driving Question Board (DQB) Creation</w:t>
             </w:r>
           </w:p>
           <w:p>
@@ -7273,7 +7273,7 @@
             <w:pPr>
               <w:spacing w:after="20" w:before="0"/>
             </w:pPr>
-            <w:hyperlink w:history="1" r:id="rIdzqp2nhd_aj9mhagxndqkc">
+            <w:hyperlink w:history="1" r:id="rIdrtgbvek40fuqwqb1ki51k">
               <w:r>
                 <w:rPr>
                   <w:rFonts w:ascii="Arial" w:cs="Arial" w:eastAsia="Arial" w:hAnsi="Arial"/>
@@ -7306,7 +7306,7 @@
               <w:spacing w:after="10" w:before="0"/>
               <w:ind w:left="120"/>
             </w:pPr>
-            <w:hyperlink w:history="1" r:id="rId9xhvjafguoxdqjdjfd21n">
+            <w:hyperlink w:history="1" r:id="rId7w21pc_rflbhvrz4k3_sz">
               <w:r>
                 <w:rPr>
                   <w:rFonts w:ascii="Arial" w:cs="Arial" w:eastAsia="Arial" w:hAnsi="Arial"/>
@@ -7351,7 +7351,7 @@
             <w:pPr>
               <w:spacing w:after="20" w:before="0"/>
             </w:pPr>
-            <w:hyperlink w:history="1" r:id="rIdzhfr4ogk6kefni_cam1rr">
+            <w:hyperlink w:history="1" r:id="rIda98udwqseu2uhhzacp-tw">
               <w:r>
                 <w:rPr>
                   <w:rFonts w:ascii="Arial" w:cs="Arial" w:eastAsia="Arial" w:hAnsi="Arial"/>
@@ -7384,7 +7384,7 @@
               <w:spacing w:after="10" w:before="0"/>
               <w:ind w:left="120"/>
             </w:pPr>
-            <w:hyperlink w:history="1" r:id="rId7cneu9k05stvklmicb57o">
+            <w:hyperlink w:history="1" r:id="rIdndld0b4529smwk2xc_bgx">
               <w:r>
                 <w:rPr>
                   <w:rFonts w:ascii="Arial" w:cs="Arial" w:eastAsia="Arial" w:hAnsi="Arial"/>
@@ -7531,32 +7531,32 @@
         <w:tc>
           <w:tcPr>
             <w:tcW w:type="dxa" w:w="1520"/>
-            <w:shd w:fill="F2F2F2" w:color="auto" w:val="clear"/>
-            <w:tcMar>
-              <w:top w:type="dxa" w:w="60"/>
-              <w:left w:type="dxa" w:w="120"/>
-              <w:bottom w:type="dxa" w:w="60"/>
-              <w:right w:type="dxa" w:w="120"/>
-            </w:tcMar>
-            <w:vAlign w:val="top"/>
-          </w:tcPr>
-          <w:p>
-            <w:pPr>
-              <w:spacing w:after="40" w:before="0"/>
-              <w:jc w:val="left"/>
-            </w:pPr>
-            <w:r>
-              <w:rPr>
-                <w:rFonts w:ascii="Arial" w:cs="Arial" w:eastAsia="Arial" w:hAnsi="Arial"/>
-                <w:b/>
-                <w:bCs/>
-                <w:i w:val="false"/>
-                <w:iCs w:val="false"/>
-                <w:color w:val="000000"/>
-                <w:sz w:val="18"/>
-                <w:szCs w:val="18"/>
-              </w:rPr>
-              <w:t xml:space="preserve">5 — Model Building</w:t>
+            <w:shd w:fill="D5E8F0" w:color="auto" w:val="clear"/>
+            <w:tcMar>
+              <w:top w:type="dxa" w:w="60"/>
+              <w:left w:type="dxa" w:w="120"/>
+              <w:bottom w:type="dxa" w:w="60"/>
+              <w:right w:type="dxa" w:w="120"/>
+            </w:tcMar>
+            <w:vAlign w:val="top"/>
+          </w:tcPr>
+          <w:p>
+            <w:pPr>
+              <w:spacing w:after="40" w:before="0"/>
+              <w:jc w:val="left"/>
+            </w:pPr>
+            <w:r>
+              <w:rPr>
+                <w:rFonts w:ascii="Arial" w:cs="Arial" w:eastAsia="Arial" w:hAnsi="Arial"/>
+                <w:b/>
+                <w:bCs/>
+                <w:i w:val="false"/>
+                <w:iCs w:val="false"/>
+                <w:color w:val="000000"/>
+                <w:sz w:val="18"/>
+                <w:szCs w:val="18"/>
+              </w:rPr>
+              <w:t xml:space="preserve">Model Building Phase</w:t>
             </w:r>
           </w:p>
           <w:p>
@@ -7579,7 +7579,7 @@
             <w:pPr>
               <w:spacing w:after="20" w:before="0"/>
             </w:pPr>
-            <w:hyperlink w:history="1" r:id="rIdu3y9chaiuqgt84shqaaqd">
+            <w:hyperlink w:history="1" r:id="rIdfoqpounjo9sbmjle2hk6-">
               <w:r>
                 <w:rPr>
                   <w:rFonts w:ascii="Arial" w:cs="Arial" w:eastAsia="Arial" w:hAnsi="Arial"/>
@@ -7612,7 +7612,7 @@
               <w:spacing w:after="10" w:before="0"/>
               <w:ind w:left="120"/>
             </w:pPr>
-            <w:hyperlink w:history="1" r:id="rIdbmf4tydrlpsi0p3dpcdf0">
+            <w:hyperlink w:history="1" r:id="rId_jdlpdurcdc95rbbflucs">
               <w:r>
                 <w:rPr>
                   <w:rFonts w:ascii="Arial" w:cs="Arial" w:eastAsia="Arial" w:hAnsi="Arial"/>
@@ -7657,7 +7657,7 @@
             <w:pPr>
               <w:spacing w:after="20" w:before="0"/>
             </w:pPr>
-            <w:hyperlink w:history="1" r:id="rId4l6goi68b7pjfvrymlab4">
+            <w:hyperlink w:history="1" r:id="rId7e7ud6hgzsikpl9ztlf35">
               <w:r>
                 <w:rPr>
                   <w:rFonts w:ascii="Arial" w:cs="Arial" w:eastAsia="Arial" w:hAnsi="Arial"/>
@@ -7690,7 +7690,7 @@
               <w:spacing w:after="10" w:before="0"/>
               <w:ind w:left="120"/>
             </w:pPr>
-            <w:hyperlink w:history="1" r:id="rIdfgpz3zsitfcl2pbzrveme">
+            <w:hyperlink w:history="1" r:id="rId69ye_rb9c6279qpsjicst">
               <w:r>
                 <w:rPr>
                   <w:rFonts w:ascii="Arial" w:cs="Arial" w:eastAsia="Arial" w:hAnsi="Arial"/>
@@ -9129,32 +9129,32 @@
         <w:tc>
           <w:tcPr>
             <w:tcW w:type="dxa" w:w="1520"/>
-            <w:shd w:fill="F2F2F2" w:color="auto" w:val="clear"/>
-            <w:tcMar>
-              <w:top w:type="dxa" w:w="60"/>
-              <w:left w:type="dxa" w:w="120"/>
-              <w:bottom w:type="dxa" w:w="60"/>
-              <w:right w:type="dxa" w:w="120"/>
-            </w:tcMar>
-            <w:vAlign w:val="top"/>
-          </w:tcPr>
-          <w:p>
-            <w:pPr>
-              <w:spacing w:after="40" w:before="0"/>
-              <w:jc w:val="left"/>
-            </w:pPr>
-            <w:r>
-              <w:rPr>
-                <w:rFonts w:ascii="Arial" w:cs="Arial" w:eastAsia="Arial" w:hAnsi="Arial"/>
-                <w:b/>
-                <w:bCs/>
-                <w:i w:val="false"/>
-                <w:iCs w:val="false"/>
-                <w:color w:val="000000"/>
-                <w:sz w:val="18"/>
-                <w:szCs w:val="18"/>
-              </w:rPr>
-              <w:t xml:space="preserve">Phase 1 — Predict (10 minutes)</w:t>
+            <w:shd w:fill="EAD1F5" w:color="auto" w:val="clear"/>
+            <w:tcMar>
+              <w:top w:type="dxa" w:w="60"/>
+              <w:left w:type="dxa" w:w="120"/>
+              <w:bottom w:type="dxa" w:w="60"/>
+              <w:right w:type="dxa" w:w="120"/>
+            </w:tcMar>
+            <w:vAlign w:val="top"/>
+          </w:tcPr>
+          <w:p>
+            <w:pPr>
+              <w:spacing w:after="40" w:before="0"/>
+              <w:jc w:val="left"/>
+            </w:pPr>
+            <w:r>
+              <w:rPr>
+                <w:rFonts w:ascii="Arial" w:cs="Arial" w:eastAsia="Arial" w:hAnsi="Arial"/>
+                <w:b/>
+                <w:bCs/>
+                <w:i w:val="false"/>
+                <w:iCs w:val="false"/>
+                <w:color w:val="000000"/>
+                <w:sz w:val="18"/>
+                <w:szCs w:val="18"/>
+              </w:rPr>
+              <w:t xml:space="preserve">Predict Phase</w:t>
             </w:r>
           </w:p>
           <w:p>
@@ -9177,7 +9177,7 @@
             <w:pPr>
               <w:spacing w:after="20" w:before="0"/>
             </w:pPr>
-            <w:hyperlink w:history="1" r:id="rId5s1exgwutoyk7dfx7uit7">
+            <w:hyperlink w:history="1" r:id="rIdbhnbesuuw5yjuvzdnept8">
               <w:r>
                 <w:rPr>
                   <w:rFonts w:ascii="Arial" w:cs="Arial" w:eastAsia="Arial" w:hAnsi="Arial"/>
@@ -9210,7 +9210,7 @@
               <w:spacing w:after="10" w:before="0"/>
               <w:ind w:left="120"/>
             </w:pPr>
-            <w:hyperlink w:history="1" r:id="rIdltjof87qk7ohlup0e2sn3">
+            <w:hyperlink w:history="1" r:id="rIdslms1gujbp2j6-gtwf__a">
               <w:r>
                 <w:rPr>
                   <w:rFonts w:ascii="Arial" w:cs="Arial" w:eastAsia="Arial" w:hAnsi="Arial"/>
@@ -9255,7 +9255,7 @@
             <w:pPr>
               <w:spacing w:after="20" w:before="0"/>
             </w:pPr>
-            <w:hyperlink w:history="1" r:id="rIdwh9jps6cq8zlmvgpnjm4-">
+            <w:hyperlink w:history="1" r:id="rIdufu-iim5xsykmcyj16jfn">
               <w:r>
                 <w:rPr>
                   <w:rFonts w:ascii="Arial" w:cs="Arial" w:eastAsia="Arial" w:hAnsi="Arial"/>
@@ -9288,7 +9288,7 @@
               <w:spacing w:after="10" w:before="0"/>
               <w:ind w:left="120"/>
             </w:pPr>
-            <w:hyperlink w:history="1" r:id="rIdah4qvykr0yyqirzsuo45f">
+            <w:hyperlink w:history="1" r:id="rIdf5s2irc3e1e6xmhhxaxai">
               <w:r>
                 <w:rPr>
                   <w:rFonts w:ascii="Arial" w:cs="Arial" w:eastAsia="Arial" w:hAnsi="Arial"/>
@@ -9625,32 +9625,32 @@
         <w:tc>
           <w:tcPr>
             <w:tcW w:type="dxa" w:w="1520"/>
-            <w:shd w:fill="F2F2F2" w:color="auto" w:val="clear"/>
-            <w:tcMar>
-              <w:top w:type="dxa" w:w="60"/>
-              <w:left w:type="dxa" w:w="120"/>
-              <w:bottom w:type="dxa" w:w="60"/>
-              <w:right w:type="dxa" w:w="120"/>
-            </w:tcMar>
-            <w:vAlign w:val="top"/>
-          </w:tcPr>
-          <w:p>
-            <w:pPr>
-              <w:spacing w:after="40" w:before="0"/>
-              <w:jc w:val="left"/>
-            </w:pPr>
-            <w:r>
-              <w:rPr>
-                <w:rFonts w:ascii="Arial" w:cs="Arial" w:eastAsia="Arial" w:hAnsi="Arial"/>
-                <w:b/>
-                <w:bCs/>
-                <w:i w:val="false"/>
-                <w:iCs w:val="false"/>
-                <w:color w:val="000000"/>
-                <w:sz w:val="18"/>
-                <w:szCs w:val="18"/>
-              </w:rPr>
-              <w:t xml:space="preserve">Phase 2 — Observe (30 minutes)</w:t>
+            <w:shd w:fill="D9EEF1" w:color="auto" w:val="clear"/>
+            <w:tcMar>
+              <w:top w:type="dxa" w:w="60"/>
+              <w:left w:type="dxa" w:w="120"/>
+              <w:bottom w:type="dxa" w:w="60"/>
+              <w:right w:type="dxa" w:w="120"/>
+            </w:tcMar>
+            <w:vAlign w:val="top"/>
+          </w:tcPr>
+          <w:p>
+            <w:pPr>
+              <w:spacing w:after="40" w:before="0"/>
+              <w:jc w:val="left"/>
+            </w:pPr>
+            <w:r>
+              <w:rPr>
+                <w:rFonts w:ascii="Arial" w:cs="Arial" w:eastAsia="Arial" w:hAnsi="Arial"/>
+                <w:b/>
+                <w:bCs/>
+                <w:i w:val="false"/>
+                <w:iCs w:val="false"/>
+                <w:color w:val="000000"/>
+                <w:sz w:val="18"/>
+                <w:szCs w:val="18"/>
+              </w:rPr>
+              <w:t xml:space="preserve">Observe Phase</w:t>
             </w:r>
           </w:p>
           <w:p>
@@ -9673,7 +9673,7 @@
             <w:pPr>
               <w:spacing w:after="20" w:before="0"/>
             </w:pPr>
-            <w:hyperlink w:history="1" r:id="rIddax79_yc-sk8dmmp88kqf">
+            <w:hyperlink w:history="1" r:id="rIdxn6fga9f7zdjt1wlpjpmx">
               <w:r>
                 <w:rPr>
                   <w:rFonts w:ascii="Arial" w:cs="Arial" w:eastAsia="Arial" w:hAnsi="Arial"/>
@@ -9706,7 +9706,7 @@
               <w:spacing w:after="10" w:before="0"/>
               <w:ind w:left="120"/>
             </w:pPr>
-            <w:hyperlink w:history="1" r:id="rIdn4kanctlwa9jhhupkoahb">
+            <w:hyperlink w:history="1" r:id="rIdc24jedznrmin9kitzxlf5">
               <w:r>
                 <w:rPr>
                   <w:rFonts w:ascii="Arial" w:cs="Arial" w:eastAsia="Arial" w:hAnsi="Arial"/>
@@ -9751,7 +9751,7 @@
             <w:pPr>
               <w:spacing w:after="20" w:before="0"/>
             </w:pPr>
-            <w:hyperlink w:history="1" r:id="rIdbafp8uudd8jr7dqmosgcx">
+            <w:hyperlink w:history="1" r:id="rIdexuktc9dykzuhela3_kuh">
               <w:r>
                 <w:rPr>
                   <w:rFonts w:ascii="Arial" w:cs="Arial" w:eastAsia="Arial" w:hAnsi="Arial"/>
@@ -9784,7 +9784,7 @@
               <w:spacing w:after="10" w:before="0"/>
               <w:ind w:left="120"/>
             </w:pPr>
-            <w:hyperlink w:history="1" r:id="rIdhjbasxpfyhrbxxzvtcmk2">
+            <w:hyperlink w:history="1" r:id="rId9eqgvplsy5xlmygofqxkn">
               <w:r>
                 <w:rPr>
                   <w:rFonts w:ascii="Arial" w:cs="Arial" w:eastAsia="Arial" w:hAnsi="Arial"/>
@@ -10121,32 +10121,32 @@
         <w:tc>
           <w:tcPr>
             <w:tcW w:type="dxa" w:w="1520"/>
-            <w:shd w:fill="F2F2F2" w:color="auto" w:val="clear"/>
-            <w:tcMar>
-              <w:top w:type="dxa" w:w="60"/>
-              <w:left w:type="dxa" w:w="120"/>
-              <w:bottom w:type="dxa" w:w="60"/>
-              <w:right w:type="dxa" w:w="120"/>
-            </w:tcMar>
-            <w:vAlign w:val="top"/>
-          </w:tcPr>
-          <w:p>
-            <w:pPr>
-              <w:spacing w:after="40" w:before="0"/>
-              <w:jc w:val="left"/>
-            </w:pPr>
-            <w:r>
-              <w:rPr>
-                <w:rFonts w:ascii="Arial" w:cs="Arial" w:eastAsia="Arial" w:hAnsi="Arial"/>
-                <w:b/>
-                <w:bCs/>
-                <w:i w:val="false"/>
-                <w:iCs w:val="false"/>
-                <w:color w:val="000000"/>
-                <w:sz w:val="18"/>
-                <w:szCs w:val="18"/>
-              </w:rPr>
-              <w:t xml:space="preserve">Phase 3 — Explain (20 minutes)</w:t>
+            <w:shd w:fill="E2EFDA" w:color="auto" w:val="clear"/>
+            <w:tcMar>
+              <w:top w:type="dxa" w:w="60"/>
+              <w:left w:type="dxa" w:w="120"/>
+              <w:bottom w:type="dxa" w:w="60"/>
+              <w:right w:type="dxa" w:w="120"/>
+            </w:tcMar>
+            <w:vAlign w:val="top"/>
+          </w:tcPr>
+          <w:p>
+            <w:pPr>
+              <w:spacing w:after="40" w:before="0"/>
+              <w:jc w:val="left"/>
+            </w:pPr>
+            <w:r>
+              <w:rPr>
+                <w:rFonts w:ascii="Arial" w:cs="Arial" w:eastAsia="Arial" w:hAnsi="Arial"/>
+                <w:b/>
+                <w:bCs/>
+                <w:i w:val="false"/>
+                <w:iCs w:val="false"/>
+                <w:color w:val="000000"/>
+                <w:sz w:val="18"/>
+                <w:szCs w:val="18"/>
+              </w:rPr>
+              <w:t xml:space="preserve">Explain Phase</w:t>
             </w:r>
           </w:p>
           <w:p>
@@ -10169,7 +10169,7 @@
             <w:pPr>
               <w:spacing w:after="20" w:before="0"/>
             </w:pPr>
-            <w:hyperlink w:history="1" r:id="rIdjxrspbuc4kodfnxexrae1">
+            <w:hyperlink w:history="1" r:id="rIdo7nqivxgbhwril8bpgel2">
               <w:r>
                 <w:rPr>
                   <w:rFonts w:ascii="Arial" w:cs="Arial" w:eastAsia="Arial" w:hAnsi="Arial"/>
@@ -10202,7 +10202,7 @@
               <w:spacing w:after="10" w:before="0"/>
               <w:ind w:left="120"/>
             </w:pPr>
-            <w:hyperlink w:history="1" r:id="rIdbyvfbbcjr0rvctu6tzice">
+            <w:hyperlink w:history="1" r:id="rIdxib4eyw3bkvjukngios-s">
               <w:r>
                 <w:rPr>
                   <w:rFonts w:ascii="Arial" w:cs="Arial" w:eastAsia="Arial" w:hAnsi="Arial"/>
@@ -10247,7 +10247,7 @@
             <w:pPr>
               <w:spacing w:after="20" w:before="0"/>
             </w:pPr>
-            <w:hyperlink w:history="1" r:id="rId68f-teroskgw59mvfi_35">
+            <w:hyperlink w:history="1" r:id="rIdirnctgzusdzk4zn2lyk6b">
               <w:r>
                 <w:rPr>
                   <w:rFonts w:ascii="Arial" w:cs="Arial" w:eastAsia="Arial" w:hAnsi="Arial"/>
@@ -10280,7 +10280,7 @@
               <w:spacing w:after="10" w:before="0"/>
               <w:ind w:left="120"/>
             </w:pPr>
-            <w:hyperlink w:history="1" r:id="rId8a8j4f80p8yyuua9qjvds">
+            <w:hyperlink w:history="1" r:id="rIdq0m2pn-q4xumzirpojkbd">
               <w:r>
                 <w:rPr>
                   <w:rFonts w:ascii="Arial" w:cs="Arial" w:eastAsia="Arial" w:hAnsi="Arial"/>
@@ -10579,32 +10579,32 @@
         <w:tc>
           <w:tcPr>
             <w:tcW w:type="dxa" w:w="1520"/>
-            <w:shd w:fill="F2F2F2" w:color="auto" w:val="clear"/>
-            <w:tcMar>
-              <w:top w:type="dxa" w:w="60"/>
-              <w:left w:type="dxa" w:w="120"/>
-              <w:bottom w:type="dxa" w:w="60"/>
-              <w:right w:type="dxa" w:w="120"/>
-            </w:tcMar>
-            <w:vAlign w:val="top"/>
-          </w:tcPr>
-          <w:p>
-            <w:pPr>
-              <w:spacing w:after="40" w:before="0"/>
-              <w:jc w:val="left"/>
-            </w:pPr>
-            <w:r>
-              <w:rPr>
-                <w:rFonts w:ascii="Arial" w:cs="Arial" w:eastAsia="Arial" w:hAnsi="Arial"/>
-                <w:b/>
-                <w:bCs/>
-                <w:i w:val="false"/>
-                <w:iCs w:val="false"/>
-                <w:color w:val="000000"/>
-                <w:sz w:val="18"/>
-                <w:szCs w:val="18"/>
-              </w:rPr>
-              <w:t xml:space="preserve">Phase 4 — Driving Question Board Update (10 minutes)</w:t>
+            <w:shd w:fill="FCE4D6" w:color="auto" w:val="clear"/>
+            <w:tcMar>
+              <w:top w:type="dxa" w:w="60"/>
+              <w:left w:type="dxa" w:w="120"/>
+              <w:bottom w:type="dxa" w:w="60"/>
+              <w:right w:type="dxa" w:w="120"/>
+            </w:tcMar>
+            <w:vAlign w:val="top"/>
+          </w:tcPr>
+          <w:p>
+            <w:pPr>
+              <w:spacing w:after="40" w:before="0"/>
+              <w:jc w:val="left"/>
+            </w:pPr>
+            <w:r>
+              <w:rPr>
+                <w:rFonts w:ascii="Arial" w:cs="Arial" w:eastAsia="Arial" w:hAnsi="Arial"/>
+                <w:b/>
+                <w:bCs/>
+                <w:i w:val="false"/>
+                <w:iCs w:val="false"/>
+                <w:color w:val="000000"/>
+                <w:sz w:val="18"/>
+                <w:szCs w:val="18"/>
+              </w:rPr>
+              <w:t xml:space="preserve">Driving Question Board (DQB) Creation</w:t>
             </w:r>
           </w:p>
           <w:p>
@@ -10627,7 +10627,7 @@
             <w:pPr>
               <w:spacing w:after="20" w:before="0"/>
             </w:pPr>
-            <w:hyperlink w:history="1" r:id="rIddtycaicwsly6fhsp-pf3j">
+            <w:hyperlink w:history="1" r:id="rIdpyuvgn0mx8c02_y1q_d70">
               <w:r>
                 <w:rPr>
                   <w:rFonts w:ascii="Arial" w:cs="Arial" w:eastAsia="Arial" w:hAnsi="Arial"/>
@@ -10660,7 +10660,7 @@
               <w:spacing w:after="10" w:before="0"/>
               <w:ind w:left="120"/>
             </w:pPr>
-            <w:hyperlink w:history="1" r:id="rIdcez0cb4siriofrnsocvye">
+            <w:hyperlink w:history="1" r:id="rIdw_wzxqztrlya10tcng67n">
               <w:r>
                 <w:rPr>
                   <w:rFonts w:ascii="Arial" w:cs="Arial" w:eastAsia="Arial" w:hAnsi="Arial"/>
@@ -10705,7 +10705,7 @@
             <w:pPr>
               <w:spacing w:after="20" w:before="0"/>
             </w:pPr>
-            <w:hyperlink w:history="1" r:id="rIdvun9xt7bov9n2kt0spc5b">
+            <w:hyperlink w:history="1" r:id="rIdoiynh7nk26gayspjkmsec">
               <w:r>
                 <w:rPr>
                   <w:rFonts w:ascii="Arial" w:cs="Arial" w:eastAsia="Arial" w:hAnsi="Arial"/>
@@ -10738,7 +10738,7 @@
               <w:spacing w:after="10" w:before="0"/>
               <w:ind w:left="120"/>
             </w:pPr>
-            <w:hyperlink w:history="1" r:id="rId18a4ibpx7gfycdtmvqh0x">
+            <w:hyperlink w:history="1" r:id="rIdtoaxsy_uq8zbkqos_nwfs">
               <w:r>
                 <w:rPr>
                   <w:rFonts w:ascii="Arial" w:cs="Arial" w:eastAsia="Arial" w:hAnsi="Arial"/>
@@ -10999,32 +10999,32 @@
         <w:tc>
           <w:tcPr>
             <w:tcW w:type="dxa" w:w="1520"/>
-            <w:shd w:fill="F2F2F2" w:color="auto" w:val="clear"/>
-            <w:tcMar>
-              <w:top w:type="dxa" w:w="60"/>
-              <w:left w:type="dxa" w:w="120"/>
-              <w:bottom w:type="dxa" w:w="60"/>
-              <w:right w:type="dxa" w:w="120"/>
-            </w:tcMar>
-            <w:vAlign w:val="top"/>
-          </w:tcPr>
-          <w:p>
-            <w:pPr>
-              <w:spacing w:after="40" w:before="0"/>
-              <w:jc w:val="left"/>
-            </w:pPr>
-            <w:r>
-              <w:rPr>
-                <w:rFonts w:ascii="Arial" w:cs="Arial" w:eastAsia="Arial" w:hAnsi="Arial"/>
-                <w:b/>
-                <w:bCs/>
-                <w:i w:val="false"/>
-                <w:iCs w:val="false"/>
-                <w:color w:val="000000"/>
-                <w:sz w:val="18"/>
-                <w:szCs w:val="18"/>
-              </w:rPr>
-              <w:t xml:space="preserve">Phase 5 — Model Building (10 minutes)</w:t>
+            <w:shd w:fill="D5E8F0" w:color="auto" w:val="clear"/>
+            <w:tcMar>
+              <w:top w:type="dxa" w:w="60"/>
+              <w:left w:type="dxa" w:w="120"/>
+              <w:bottom w:type="dxa" w:w="60"/>
+              <w:right w:type="dxa" w:w="120"/>
+            </w:tcMar>
+            <w:vAlign w:val="top"/>
+          </w:tcPr>
+          <w:p>
+            <w:pPr>
+              <w:spacing w:after="40" w:before="0"/>
+              <w:jc w:val="left"/>
+            </w:pPr>
+            <w:r>
+              <w:rPr>
+                <w:rFonts w:ascii="Arial" w:cs="Arial" w:eastAsia="Arial" w:hAnsi="Arial"/>
+                <w:b/>
+                <w:bCs/>
+                <w:i w:val="false"/>
+                <w:iCs w:val="false"/>
+                <w:color w:val="000000"/>
+                <w:sz w:val="18"/>
+                <w:szCs w:val="18"/>
+              </w:rPr>
+              <w:t xml:space="preserve">Model Building Phase</w:t>
             </w:r>
           </w:p>
           <w:p>
@@ -11047,7 +11047,7 @@
             <w:pPr>
               <w:spacing w:after="20" w:before="0"/>
             </w:pPr>
-            <w:hyperlink w:history="1" r:id="rIddyeygxp_klk77rlrkaoij">
+            <w:hyperlink w:history="1" r:id="rIdpyi2a9wfbhymlro8czcaq">
               <w:r>
                 <w:rPr>
                   <w:rFonts w:ascii="Arial" w:cs="Arial" w:eastAsia="Arial" w:hAnsi="Arial"/>
@@ -11080,7 +11080,7 @@
               <w:spacing w:after="10" w:before="0"/>
               <w:ind w:left="120"/>
             </w:pPr>
-            <w:hyperlink w:history="1" r:id="rIde5bmsdxsg8yu3a8fupklu">
+            <w:hyperlink w:history="1" r:id="rIdrhc6m53pxucjqght7wwn7">
               <w:r>
                 <w:rPr>
                   <w:rFonts w:ascii="Arial" w:cs="Arial" w:eastAsia="Arial" w:hAnsi="Arial"/>
@@ -11125,7 +11125,7 @@
             <w:pPr>
               <w:spacing w:after="20" w:before="0"/>
             </w:pPr>
-            <w:hyperlink w:history="1" r:id="rIdhkkywupycw8vl8b670xez">
+            <w:hyperlink w:history="1" r:id="rIdcilsiarkttal7flb1ksd3">
               <w:r>
                 <w:rPr>
                   <w:rFonts w:ascii="Arial" w:cs="Arial" w:eastAsia="Arial" w:hAnsi="Arial"/>
@@ -11158,7 +11158,7 @@
               <w:spacing w:after="10" w:before="0"/>
               <w:ind w:left="120"/>
             </w:pPr>
-            <w:hyperlink w:history="1" r:id="rIdgmin3j6x3xoedsrotwj0-">
+            <w:hyperlink w:history="1" r:id="rIdc7xmyzbw3dzval6sb1uzj">
               <w:r>
                 <w:rPr>
                   <w:rFonts w:ascii="Arial" w:cs="Arial" w:eastAsia="Arial" w:hAnsi="Arial"/>
@@ -12741,7 +12741,7 @@
             <w:pPr>
               <w:spacing w:after="20" w:before="0"/>
             </w:pPr>
-            <w:hyperlink w:history="1" r:id="rIdurvmw0fledkv9mxiefjzv">
+            <w:hyperlink w:history="1" r:id="rId_cbz5zqwhkb9basrpzujx">
               <w:r>
                 <w:rPr>
                   <w:rFonts w:ascii="Arial" w:cs="Arial" w:eastAsia="Arial" w:hAnsi="Arial"/>
@@ -12774,7 +12774,7 @@
               <w:spacing w:after="10" w:before="0"/>
               <w:ind w:left="120"/>
             </w:pPr>
-            <w:hyperlink w:history="1" r:id="rIdcenyimqfznfyddcfqf9xh">
+            <w:hyperlink w:history="1" r:id="rId_jgalxv7dhgsi3z4gyrxf">
               <w:r>
                 <w:rPr>
                   <w:rFonts w:ascii="Arial" w:cs="Arial" w:eastAsia="Arial" w:hAnsi="Arial"/>
@@ -12819,7 +12819,7 @@
             <w:pPr>
               <w:spacing w:after="20" w:before="0"/>
             </w:pPr>
-            <w:hyperlink w:history="1" r:id="rIdby1-zomuqc-awn6pncybo">
+            <w:hyperlink w:history="1" r:id="rIdnxfuz60wqd8llqvviwts8">
               <w:r>
                 <w:rPr>
                   <w:rFonts w:ascii="Arial" w:cs="Arial" w:eastAsia="Arial" w:hAnsi="Arial"/>
@@ -12852,7 +12852,7 @@
               <w:spacing w:after="10" w:before="0"/>
               <w:ind w:left="120"/>
             </w:pPr>
-            <w:hyperlink w:history="1" r:id="rIdv4w1gy-_ntaepd1zkzp6a">
+            <w:hyperlink w:history="1" r:id="rIdashehgimuztfgeb992h7p">
               <w:r>
                 <w:rPr>
                   <w:rFonts w:ascii="Arial" w:cs="Arial" w:eastAsia="Arial" w:hAnsi="Arial"/>
@@ -13047,7 +13047,7 @@
             <w:pPr>
               <w:spacing w:after="20" w:before="0"/>
             </w:pPr>
-            <w:hyperlink w:history="1" r:id="rIddinbstk2vud09drcx01je">
+            <w:hyperlink w:history="1" r:id="rIdtruh8ldtntlw7s8ncukpw">
               <w:r>
                 <w:rPr>
                   <w:rFonts w:ascii="Arial" w:cs="Arial" w:eastAsia="Arial" w:hAnsi="Arial"/>
@@ -13080,7 +13080,7 @@
               <w:spacing w:after="10" w:before="0"/>
               <w:ind w:left="120"/>
             </w:pPr>
-            <w:hyperlink w:history="1" r:id="rIdb5zl59vq1hx0_xzwgx9kk">
+            <w:hyperlink w:history="1" r:id="rIdxfhrvn7lt7nz2z1q1rbtk">
               <w:r>
                 <w:rPr>
                   <w:rFonts w:ascii="Arial" w:cs="Arial" w:eastAsia="Arial" w:hAnsi="Arial"/>
@@ -13125,7 +13125,7 @@
             <w:pPr>
               <w:spacing w:after="20" w:before="0"/>
             </w:pPr>
-            <w:hyperlink w:history="1" r:id="rIdush9eqgcmsmc2mzdv0yvi">
+            <w:hyperlink w:history="1" r:id="rIdwltpdzpot_bakq9yd4c7z">
               <w:r>
                 <w:rPr>
                   <w:rFonts w:ascii="Arial" w:cs="Arial" w:eastAsia="Arial" w:hAnsi="Arial"/>
@@ -13158,7 +13158,7 @@
               <w:spacing w:after="10" w:before="0"/>
               <w:ind w:left="120"/>
             </w:pPr>
-            <w:hyperlink w:history="1" r:id="rIdlfvf1kgnmobengj4voq_z">
+            <w:hyperlink w:history="1" r:id="rIdht3pl9rr5tn1g8bk92bs3">
               <w:r>
                 <w:rPr>
                   <w:rFonts w:ascii="Arial" w:cs="Arial" w:eastAsia="Arial" w:hAnsi="Arial"/>
@@ -13353,7 +13353,7 @@
             <w:pPr>
               <w:spacing w:after="20" w:before="0"/>
             </w:pPr>
-            <w:hyperlink w:history="1" r:id="rIdqozt5zg5kdedktlxqm3qf">
+            <w:hyperlink w:history="1" r:id="rIdkz-3f46oi-atw1co0wpse">
               <w:r>
                 <w:rPr>
                   <w:rFonts w:ascii="Arial" w:cs="Arial" w:eastAsia="Arial" w:hAnsi="Arial"/>
@@ -13386,7 +13386,7 @@
               <w:spacing w:after="10" w:before="0"/>
               <w:ind w:left="120"/>
             </w:pPr>
-            <w:hyperlink w:history="1" r:id="rIdseuwltqlphh96cvlgh_qj">
+            <w:hyperlink w:history="1" r:id="rId_bva84f1auf7wbfxpxlww">
               <w:r>
                 <w:rPr>
                   <w:rFonts w:ascii="Arial" w:cs="Arial" w:eastAsia="Arial" w:hAnsi="Arial"/>
@@ -13431,7 +13431,7 @@
             <w:pPr>
               <w:spacing w:after="20" w:before="0"/>
             </w:pPr>
-            <w:hyperlink w:history="1" r:id="rIdtnkteshvipvdvazbtj83d">
+            <w:hyperlink w:history="1" r:id="rIdk6-_8dalwqecnwlxpvl8_">
               <w:r>
                 <w:rPr>
                   <w:rFonts w:ascii="Arial" w:cs="Arial" w:eastAsia="Arial" w:hAnsi="Arial"/>
@@ -13464,7 +13464,7 @@
               <w:spacing w:after="10" w:before="0"/>
               <w:ind w:left="120"/>
             </w:pPr>
-            <w:hyperlink w:history="1" r:id="rIdkxegkxecgcahkzwt6anha">
+            <w:hyperlink w:history="1" r:id="rIdssvf7ftfery6dr6ouixqs">
               <w:r>
                 <w:rPr>
                   <w:rFonts w:ascii="Arial" w:cs="Arial" w:eastAsia="Arial" w:hAnsi="Arial"/>
@@ -13659,7 +13659,7 @@
             <w:pPr>
               <w:spacing w:after="20" w:before="0"/>
             </w:pPr>
-            <w:hyperlink w:history="1" r:id="rIdhjavocd3d24gypyw5lrho">
+            <w:hyperlink w:history="1" r:id="rId1mosn2-jxy1gnlfq1xlan">
               <w:r>
                 <w:rPr>
                   <w:rFonts w:ascii="Arial" w:cs="Arial" w:eastAsia="Arial" w:hAnsi="Arial"/>
@@ -13692,7 +13692,7 @@
               <w:spacing w:after="10" w:before="0"/>
               <w:ind w:left="120"/>
             </w:pPr>
-            <w:hyperlink w:history="1" r:id="rIdqh8gw6ogtkq1nxi9owbic">
+            <w:hyperlink w:history="1" r:id="rIdtztjewyrcpht0ur7-nlvz">
               <w:r>
                 <w:rPr>
                   <w:rFonts w:ascii="Arial" w:cs="Arial" w:eastAsia="Arial" w:hAnsi="Arial"/>
@@ -13737,7 +13737,7 @@
             <w:pPr>
               <w:spacing w:after="20" w:before="0"/>
             </w:pPr>
-            <w:hyperlink w:history="1" r:id="rId69mcbqvlal_b5zr6xhpet">
+            <w:hyperlink w:history="1" r:id="rId76ssraz--ecx1lnl57dxn">
               <w:r>
                 <w:rPr>
                   <w:rFonts w:ascii="Arial" w:cs="Arial" w:eastAsia="Arial" w:hAnsi="Arial"/>
@@ -13770,7 +13770,7 @@
               <w:spacing w:after="10" w:before="0"/>
               <w:ind w:left="120"/>
             </w:pPr>
-            <w:hyperlink w:history="1" r:id="rIds7aqogpfhtazwycfnlpzp">
+            <w:hyperlink w:history="1" r:id="rIdknka70ivhgc41jzybqsy_">
               <w:r>
                 <w:rPr>
                   <w:rFonts w:ascii="Arial" w:cs="Arial" w:eastAsia="Arial" w:hAnsi="Arial"/>
@@ -13965,7 +13965,7 @@
             <w:pPr>
               <w:spacing w:after="20" w:before="0"/>
             </w:pPr>
-            <w:hyperlink w:history="1" r:id="rIdcqa8wwrloibovlzyaazf0">
+            <w:hyperlink w:history="1" r:id="rIdefnjbocmu48ojbto2bwgq">
               <w:r>
                 <w:rPr>
                   <w:rFonts w:ascii="Arial" w:cs="Arial" w:eastAsia="Arial" w:hAnsi="Arial"/>
@@ -13998,7 +13998,7 @@
               <w:spacing w:after="10" w:before="0"/>
               <w:ind w:left="120"/>
             </w:pPr>
-            <w:hyperlink w:history="1" r:id="rIdxwtrcmvifxm-tje2fmhgu">
+            <w:hyperlink w:history="1" r:id="rIdwd-hjuobq7izdcmjshxa3">
               <w:r>
                 <w:rPr>
                   <w:rFonts w:ascii="Arial" w:cs="Arial" w:eastAsia="Arial" w:hAnsi="Arial"/>
@@ -14043,7 +14043,7 @@
             <w:pPr>
               <w:spacing w:after="20" w:before="0"/>
             </w:pPr>
-            <w:hyperlink w:history="1" r:id="rId59wgz5bqfoowci1zpvz4i">
+            <w:hyperlink w:history="1" r:id="rIdfm5we4wdtjvnangzbm_tf">
               <w:r>
                 <w:rPr>
                   <w:rFonts w:ascii="Arial" w:cs="Arial" w:eastAsia="Arial" w:hAnsi="Arial"/>
@@ -14076,7 +14076,7 @@
               <w:spacing w:after="10" w:before="0"/>
               <w:ind w:left="120"/>
             </w:pPr>
-            <w:hyperlink w:history="1" r:id="rIdnyitv292ifx3iyntguguh">
+            <w:hyperlink w:history="1" r:id="rIdy3fgbot2lhx1nztyz2sc5">
               <w:r>
                 <w:rPr>
                   <w:rFonts w:ascii="Arial" w:cs="Arial" w:eastAsia="Arial" w:hAnsi="Arial"/>
@@ -15515,32 +15515,32 @@
         <w:tc>
           <w:tcPr>
             <w:tcW w:type="dxa" w:w="1520"/>
-            <w:shd w:fill="F2F2F2" w:color="auto" w:val="clear"/>
-            <w:tcMar>
-              <w:top w:type="dxa" w:w="60"/>
-              <w:left w:type="dxa" w:w="120"/>
-              <w:bottom w:type="dxa" w:w="60"/>
-              <w:right w:type="dxa" w:w="120"/>
-            </w:tcMar>
-            <w:vAlign w:val="top"/>
-          </w:tcPr>
-          <w:p>
-            <w:pPr>
-              <w:spacing w:after="40" w:before="0"/>
-              <w:jc w:val="left"/>
-            </w:pPr>
-            <w:r>
-              <w:rPr>
-                <w:rFonts w:ascii="Arial" w:cs="Arial" w:eastAsia="Arial" w:hAnsi="Arial"/>
-                <w:b/>
-                <w:bCs/>
-                <w:i w:val="false"/>
-                <w:iCs w:val="false"/>
-                <w:color w:val="000000"/>
-                <w:sz w:val="18"/>
-                <w:szCs w:val="18"/>
-              </w:rPr>
-              <w:t xml:space="preserve">Phase 1 — Predict (15 minutes)</w:t>
+            <w:shd w:fill="EAD1F5" w:color="auto" w:val="clear"/>
+            <w:tcMar>
+              <w:top w:type="dxa" w:w="60"/>
+              <w:left w:type="dxa" w:w="120"/>
+              <w:bottom w:type="dxa" w:w="60"/>
+              <w:right w:type="dxa" w:w="120"/>
+            </w:tcMar>
+            <w:vAlign w:val="top"/>
+          </w:tcPr>
+          <w:p>
+            <w:pPr>
+              <w:spacing w:after="40" w:before="0"/>
+              <w:jc w:val="left"/>
+            </w:pPr>
+            <w:r>
+              <w:rPr>
+                <w:rFonts w:ascii="Arial" w:cs="Arial" w:eastAsia="Arial" w:hAnsi="Arial"/>
+                <w:b/>
+                <w:bCs/>
+                <w:i w:val="false"/>
+                <w:iCs w:val="false"/>
+                <w:color w:val="000000"/>
+                <w:sz w:val="18"/>
+                <w:szCs w:val="18"/>
+              </w:rPr>
+              <w:t xml:space="preserve">Predict Phase</w:t>
             </w:r>
           </w:p>
           <w:p>
@@ -15563,7 +15563,7 @@
             <w:pPr>
               <w:spacing w:after="20" w:before="0"/>
             </w:pPr>
-            <w:hyperlink w:history="1" r:id="rId_b2k236izo5jq0dcuimpy">
+            <w:hyperlink w:history="1" r:id="rIdbws3qfiicvpli0bp5mbxp">
               <w:r>
                 <w:rPr>
                   <w:rFonts w:ascii="Arial" w:cs="Arial" w:eastAsia="Arial" w:hAnsi="Arial"/>
@@ -15596,7 +15596,7 @@
               <w:spacing w:after="10" w:before="0"/>
               <w:ind w:left="120"/>
             </w:pPr>
-            <w:hyperlink w:history="1" r:id="rIdu8j2z4ksf0hgjq92z3izf">
+            <w:hyperlink w:history="1" r:id="rIdjqgok1haq10di80vmxl6l">
               <w:r>
                 <w:rPr>
                   <w:rFonts w:ascii="Arial" w:cs="Arial" w:eastAsia="Arial" w:hAnsi="Arial"/>
@@ -15641,7 +15641,7 @@
             <w:pPr>
               <w:spacing w:after="20" w:before="0"/>
             </w:pPr>
-            <w:hyperlink w:history="1" r:id="rId_ns5wdi4vq5zsxa-mtr3r">
+            <w:hyperlink w:history="1" r:id="rIdjgz8-p3dl23qfy_v5p9uc">
               <w:r>
                 <w:rPr>
                   <w:rFonts w:ascii="Arial" w:cs="Arial" w:eastAsia="Arial" w:hAnsi="Arial"/>
@@ -15674,7 +15674,7 @@
               <w:spacing w:after="10" w:before="0"/>
               <w:ind w:left="120"/>
             </w:pPr>
-            <w:hyperlink w:history="1" r:id="rIdgvmabruwhudopqs7yf34w">
+            <w:hyperlink w:history="1" r:id="rId6cmcvwoo8b32zdzwnbbi7">
               <w:r>
                 <w:rPr>
                   <w:rFonts w:ascii="Arial" w:cs="Arial" w:eastAsia="Arial" w:hAnsi="Arial"/>
@@ -15821,32 +15821,32 @@
         <w:tc>
           <w:tcPr>
             <w:tcW w:type="dxa" w:w="1520"/>
-            <w:shd w:fill="F2F2F2" w:color="auto" w:val="clear"/>
-            <w:tcMar>
-              <w:top w:type="dxa" w:w="60"/>
-              <w:left w:type="dxa" w:w="120"/>
-              <w:bottom w:type="dxa" w:w="60"/>
-              <w:right w:type="dxa" w:w="120"/>
-            </w:tcMar>
-            <w:vAlign w:val="top"/>
-          </w:tcPr>
-          <w:p>
-            <w:pPr>
-              <w:spacing w:after="40" w:before="0"/>
-              <w:jc w:val="left"/>
-            </w:pPr>
-            <w:r>
-              <w:rPr>
-                <w:rFonts w:ascii="Arial" w:cs="Arial" w:eastAsia="Arial" w:hAnsi="Arial"/>
-                <w:b/>
-                <w:bCs/>
-                <w:i w:val="false"/>
-                <w:iCs w:val="false"/>
-                <w:color w:val="000000"/>
-                <w:sz w:val="18"/>
-                <w:szCs w:val="18"/>
-              </w:rPr>
-              <w:t xml:space="preserve">Phase 2 — Observe (28 minutes)</w:t>
+            <w:shd w:fill="D9EEF1" w:color="auto" w:val="clear"/>
+            <w:tcMar>
+              <w:top w:type="dxa" w:w="60"/>
+              <w:left w:type="dxa" w:w="120"/>
+              <w:bottom w:type="dxa" w:w="60"/>
+              <w:right w:type="dxa" w:w="120"/>
+            </w:tcMar>
+            <w:vAlign w:val="top"/>
+          </w:tcPr>
+          <w:p>
+            <w:pPr>
+              <w:spacing w:after="40" w:before="0"/>
+              <w:jc w:val="left"/>
+            </w:pPr>
+            <w:r>
+              <w:rPr>
+                <w:rFonts w:ascii="Arial" w:cs="Arial" w:eastAsia="Arial" w:hAnsi="Arial"/>
+                <w:b/>
+                <w:bCs/>
+                <w:i w:val="false"/>
+                <w:iCs w:val="false"/>
+                <w:color w:val="000000"/>
+                <w:sz w:val="18"/>
+                <w:szCs w:val="18"/>
+              </w:rPr>
+              <w:t xml:space="preserve">Observe Phase</w:t>
             </w:r>
           </w:p>
           <w:p>
@@ -15869,7 +15869,7 @@
             <w:pPr>
               <w:spacing w:after="20" w:before="0"/>
             </w:pPr>
-            <w:hyperlink w:history="1" r:id="rIdzihwk0ul2mvgvnlznz1mw">
+            <w:hyperlink w:history="1" r:id="rIdkkuyu4xm4sy_sax_g4ilf">
               <w:r>
                 <w:rPr>
                   <w:rFonts w:ascii="Arial" w:cs="Arial" w:eastAsia="Arial" w:hAnsi="Arial"/>
@@ -15902,7 +15902,7 @@
               <w:spacing w:after="10" w:before="0"/>
               <w:ind w:left="120"/>
             </w:pPr>
-            <w:hyperlink w:history="1" r:id="rIdezozy40dmv72wwa2d44w_">
+            <w:hyperlink w:history="1" r:id="rId6jfunsv3_huyu4k7fzkoo">
               <w:r>
                 <w:rPr>
                   <w:rFonts w:ascii="Arial" w:cs="Arial" w:eastAsia="Arial" w:hAnsi="Arial"/>
@@ -15947,7 +15947,7 @@
             <w:pPr>
               <w:spacing w:after="20" w:before="0"/>
             </w:pPr>
-            <w:hyperlink w:history="1" r:id="rIdvznm1f_ty3kjbkb5oonb2">
+            <w:hyperlink w:history="1" r:id="rIdbnegzbvvu7bahzvtlqn_x">
               <w:r>
                 <w:rPr>
                   <w:rFonts w:ascii="Arial" w:cs="Arial" w:eastAsia="Arial" w:hAnsi="Arial"/>
@@ -15980,7 +15980,7 @@
               <w:spacing w:after="10" w:before="0"/>
               <w:ind w:left="120"/>
             </w:pPr>
-            <w:hyperlink w:history="1" r:id="rIdkrrasz4ekxh2rfs68q1ug">
+            <w:hyperlink w:history="1" r:id="rIdu_yxwgofkmf8zuq-m8thf">
               <w:r>
                 <w:rPr>
                   <w:rFonts w:ascii="Arial" w:cs="Arial" w:eastAsia="Arial" w:hAnsi="Arial"/>
@@ -16127,32 +16127,32 @@
         <w:tc>
           <w:tcPr>
             <w:tcW w:type="dxa" w:w="1520"/>
-            <w:shd w:fill="F2F2F2" w:color="auto" w:val="clear"/>
-            <w:tcMar>
-              <w:top w:type="dxa" w:w="60"/>
-              <w:left w:type="dxa" w:w="120"/>
-              <w:bottom w:type="dxa" w:w="60"/>
-              <w:right w:type="dxa" w:w="120"/>
-            </w:tcMar>
-            <w:vAlign w:val="top"/>
-          </w:tcPr>
-          <w:p>
-            <w:pPr>
-              <w:spacing w:after="40" w:before="0"/>
-              <w:jc w:val="left"/>
-            </w:pPr>
-            <w:r>
-              <w:rPr>
-                <w:rFonts w:ascii="Arial" w:cs="Arial" w:eastAsia="Arial" w:hAnsi="Arial"/>
-                <w:b/>
-                <w:bCs/>
-                <w:i w:val="false"/>
-                <w:iCs w:val="false"/>
-                <w:color w:val="000000"/>
-                <w:sz w:val="18"/>
-                <w:szCs w:val="18"/>
-              </w:rPr>
-              <w:t xml:space="preserve">Phase 3 — Explain (20 minutes)</w:t>
+            <w:shd w:fill="E2EFDA" w:color="auto" w:val="clear"/>
+            <w:tcMar>
+              <w:top w:type="dxa" w:w="60"/>
+              <w:left w:type="dxa" w:w="120"/>
+              <w:bottom w:type="dxa" w:w="60"/>
+              <w:right w:type="dxa" w:w="120"/>
+            </w:tcMar>
+            <w:vAlign w:val="top"/>
+          </w:tcPr>
+          <w:p>
+            <w:pPr>
+              <w:spacing w:after="40" w:before="0"/>
+              <w:jc w:val="left"/>
+            </w:pPr>
+            <w:r>
+              <w:rPr>
+                <w:rFonts w:ascii="Arial" w:cs="Arial" w:eastAsia="Arial" w:hAnsi="Arial"/>
+                <w:b/>
+                <w:bCs/>
+                <w:i w:val="false"/>
+                <w:iCs w:val="false"/>
+                <w:color w:val="000000"/>
+                <w:sz w:val="18"/>
+                <w:szCs w:val="18"/>
+              </w:rPr>
+              <w:t xml:space="preserve">Explain Phase</w:t>
             </w:r>
           </w:p>
           <w:p>
@@ -16175,7 +16175,7 @@
             <w:pPr>
               <w:spacing w:after="20" w:before="0"/>
             </w:pPr>
-            <w:hyperlink w:history="1" r:id="rIdf3vp_awpsenky3q2so-ef">
+            <w:hyperlink w:history="1" r:id="rIdmpd5qtuujxhtid5clvvyo">
               <w:r>
                 <w:rPr>
                   <w:rFonts w:ascii="Arial" w:cs="Arial" w:eastAsia="Arial" w:hAnsi="Arial"/>
@@ -16208,7 +16208,7 @@
               <w:spacing w:after="10" w:before="0"/>
               <w:ind w:left="120"/>
             </w:pPr>
-            <w:hyperlink w:history="1" r:id="rIdvwjps-hvw9mus45m0qzgc">
+            <w:hyperlink w:history="1" r:id="rId6uw_9gsj1omqrliipf9on">
               <w:r>
                 <w:rPr>
                   <w:rFonts w:ascii="Arial" w:cs="Arial" w:eastAsia="Arial" w:hAnsi="Arial"/>
@@ -16253,7 +16253,7 @@
             <w:pPr>
               <w:spacing w:after="20" w:before="0"/>
             </w:pPr>
-            <w:hyperlink w:history="1" r:id="rId0nlhocvoxlud1m77r0e-8">
+            <w:hyperlink w:history="1" r:id="rIdottpc55jzzj4kwnxdu1ib">
               <w:r>
                 <w:rPr>
                   <w:rFonts w:ascii="Arial" w:cs="Arial" w:eastAsia="Arial" w:hAnsi="Arial"/>
@@ -16286,7 +16286,7 @@
               <w:spacing w:after="10" w:before="0"/>
               <w:ind w:left="120"/>
             </w:pPr>
-            <w:hyperlink w:history="1" r:id="rId_wicfhalgvbkeg78cdf9y">
+            <w:hyperlink w:history="1" r:id="rIdrcburgxw_cg-o3s7m2_ym">
               <w:r>
                 <w:rPr>
                   <w:rFonts w:ascii="Arial" w:cs="Arial" w:eastAsia="Arial" w:hAnsi="Arial"/>
@@ -16433,32 +16433,32 @@
         <w:tc>
           <w:tcPr>
             <w:tcW w:type="dxa" w:w="1520"/>
-            <w:shd w:fill="F2F2F2" w:color="auto" w:val="clear"/>
-            <w:tcMar>
-              <w:top w:type="dxa" w:w="60"/>
-              <w:left w:type="dxa" w:w="120"/>
-              <w:bottom w:type="dxa" w:w="60"/>
-              <w:right w:type="dxa" w:w="120"/>
-            </w:tcMar>
-            <w:vAlign w:val="top"/>
-          </w:tcPr>
-          <w:p>
-            <w:pPr>
-              <w:spacing w:after="40" w:before="0"/>
-              <w:jc w:val="left"/>
-            </w:pPr>
-            <w:r>
-              <w:rPr>
-                <w:rFonts w:ascii="Arial" w:cs="Arial" w:eastAsia="Arial" w:hAnsi="Arial"/>
-                <w:b/>
-                <w:bCs/>
-                <w:i w:val="false"/>
-                <w:iCs w:val="false"/>
-                <w:color w:val="000000"/>
-                <w:sz w:val="18"/>
-                <w:szCs w:val="18"/>
-              </w:rPr>
-              <w:t xml:space="preserve">Phase 4 — Driving Question Board (DQB) Update (7 minutes)</w:t>
+            <w:shd w:fill="FCE4D6" w:color="auto" w:val="clear"/>
+            <w:tcMar>
+              <w:top w:type="dxa" w:w="60"/>
+              <w:left w:type="dxa" w:w="120"/>
+              <w:bottom w:type="dxa" w:w="60"/>
+              <w:right w:type="dxa" w:w="120"/>
+            </w:tcMar>
+            <w:vAlign w:val="top"/>
+          </w:tcPr>
+          <w:p>
+            <w:pPr>
+              <w:spacing w:after="40" w:before="0"/>
+              <w:jc w:val="left"/>
+            </w:pPr>
+            <w:r>
+              <w:rPr>
+                <w:rFonts w:ascii="Arial" w:cs="Arial" w:eastAsia="Arial" w:hAnsi="Arial"/>
+                <w:b/>
+                <w:bCs/>
+                <w:i w:val="false"/>
+                <w:iCs w:val="false"/>
+                <w:color w:val="000000"/>
+                <w:sz w:val="18"/>
+                <w:szCs w:val="18"/>
+              </w:rPr>
+              <w:t xml:space="preserve">Driving Question Board (DQB) Creation</w:t>
             </w:r>
           </w:p>
           <w:p>
@@ -16481,7 +16481,7 @@
             <w:pPr>
               <w:spacing w:after="20" w:before="0"/>
             </w:pPr>
-            <w:hyperlink w:history="1" r:id="rIdys8tckqsziqnuarfdqkai">
+            <w:hyperlink w:history="1" r:id="rIde3meq41jldz8wdvebmgqx">
               <w:r>
                 <w:rPr>
                   <w:rFonts w:ascii="Arial" w:cs="Arial" w:eastAsia="Arial" w:hAnsi="Arial"/>
@@ -16514,7 +16514,7 @@
               <w:spacing w:after="10" w:before="0"/>
               <w:ind w:left="120"/>
             </w:pPr>
-            <w:hyperlink w:history="1" r:id="rId73hnu_e4eijsqfnwqq9s9">
+            <w:hyperlink w:history="1" r:id="rIdatj0va0q9m-iww76qflcg">
               <w:r>
                 <w:rPr>
                   <w:rFonts w:ascii="Arial" w:cs="Arial" w:eastAsia="Arial" w:hAnsi="Arial"/>
@@ -16559,7 +16559,7 @@
             <w:pPr>
               <w:spacing w:after="20" w:before="0"/>
             </w:pPr>
-            <w:hyperlink w:history="1" r:id="rIdthk-x5fpo-g52bdak82zc">
+            <w:hyperlink w:history="1" r:id="rId62cjytt-kdpkhx3zwg1t7">
               <w:r>
                 <w:rPr>
                   <w:rFonts w:ascii="Arial" w:cs="Arial" w:eastAsia="Arial" w:hAnsi="Arial"/>
@@ -16592,7 +16592,7 @@
               <w:spacing w:after="10" w:before="0"/>
               <w:ind w:left="120"/>
             </w:pPr>
-            <w:hyperlink w:history="1" r:id="rIdpz6ixnkhtginykpvox-2v">
+            <w:hyperlink w:history="1" r:id="rId5ic-ubrirkdo1lha0a3jl">
               <w:r>
                 <w:rPr>
                   <w:rFonts w:ascii="Arial" w:cs="Arial" w:eastAsia="Arial" w:hAnsi="Arial"/>
@@ -16739,32 +16739,32 @@
         <w:tc>
           <w:tcPr>
             <w:tcW w:type="dxa" w:w="1520"/>
-            <w:shd w:fill="F2F2F2" w:color="auto" w:val="clear"/>
-            <w:tcMar>
-              <w:top w:type="dxa" w:w="60"/>
-              <w:left w:type="dxa" w:w="120"/>
-              <w:bottom w:type="dxa" w:w="60"/>
-              <w:right w:type="dxa" w:w="120"/>
-            </w:tcMar>
-            <w:vAlign w:val="top"/>
-          </w:tcPr>
-          <w:p>
-            <w:pPr>
-              <w:spacing w:after="40" w:before="0"/>
-              <w:jc w:val="left"/>
-            </w:pPr>
-            <w:r>
-              <w:rPr>
-                <w:rFonts w:ascii="Arial" w:cs="Arial" w:eastAsia="Arial" w:hAnsi="Arial"/>
-                <w:b/>
-                <w:bCs/>
-                <w:i w:val="false"/>
-                <w:iCs w:val="false"/>
-                <w:color w:val="000000"/>
-                <w:sz w:val="18"/>
-                <w:szCs w:val="18"/>
-              </w:rPr>
-              <w:t xml:space="preserve">Phase 5 — Model Building (10 minutes)</w:t>
+            <w:shd w:fill="D5E8F0" w:color="auto" w:val="clear"/>
+            <w:tcMar>
+              <w:top w:type="dxa" w:w="60"/>
+              <w:left w:type="dxa" w:w="120"/>
+              <w:bottom w:type="dxa" w:w="60"/>
+              <w:right w:type="dxa" w:w="120"/>
+            </w:tcMar>
+            <w:vAlign w:val="top"/>
+          </w:tcPr>
+          <w:p>
+            <w:pPr>
+              <w:spacing w:after="40" w:before="0"/>
+              <w:jc w:val="left"/>
+            </w:pPr>
+            <w:r>
+              <w:rPr>
+                <w:rFonts w:ascii="Arial" w:cs="Arial" w:eastAsia="Arial" w:hAnsi="Arial"/>
+                <w:b/>
+                <w:bCs/>
+                <w:i w:val="false"/>
+                <w:iCs w:val="false"/>
+                <w:color w:val="000000"/>
+                <w:sz w:val="18"/>
+                <w:szCs w:val="18"/>
+              </w:rPr>
+              <w:t xml:space="preserve">Model Building Phase</w:t>
             </w:r>
           </w:p>
           <w:p>
@@ -16787,7 +16787,7 @@
             <w:pPr>
               <w:spacing w:after="20" w:before="0"/>
             </w:pPr>
-            <w:hyperlink w:history="1" r:id="rIdl9rjfsuzws4yfk62bt-xg">
+            <w:hyperlink w:history="1" r:id="rIditz-dmgw54mvapx_edgap">
               <w:r>
                 <w:rPr>
                   <w:rFonts w:ascii="Arial" w:cs="Arial" w:eastAsia="Arial" w:hAnsi="Arial"/>
@@ -16820,7 +16820,7 @@
               <w:spacing w:after="10" w:before="0"/>
               <w:ind w:left="120"/>
             </w:pPr>
-            <w:hyperlink w:history="1" r:id="rIdlenn0_-a4baxadj2m_66w">
+            <w:hyperlink w:history="1" r:id="rIdsuzc8rpmxjm4cw8tpujlp">
               <w:r>
                 <w:rPr>
                   <w:rFonts w:ascii="Arial" w:cs="Arial" w:eastAsia="Arial" w:hAnsi="Arial"/>
@@ -16865,7 +16865,7 @@
             <w:pPr>
               <w:spacing w:after="20" w:before="0"/>
             </w:pPr>
-            <w:hyperlink w:history="1" r:id="rIdugmn4hzbx2fu_vfen7bqs">
+            <w:hyperlink w:history="1" r:id="rIdmo_q0twrbp8eaju-cus2a">
               <w:r>
                 <w:rPr>
                   <w:rFonts w:ascii="Arial" w:cs="Arial" w:eastAsia="Arial" w:hAnsi="Arial"/>
@@ -16898,7 +16898,7 @@
               <w:spacing w:after="10" w:before="0"/>
               <w:ind w:left="120"/>
             </w:pPr>
-            <w:hyperlink w:history="1" r:id="rIdkwo_rqhetrtpfwtkepjzm">
+            <w:hyperlink w:history="1" r:id="rIdbxhiynyewkpyfc7hakqij">
               <w:r>
                 <w:rPr>
                   <w:rFonts w:ascii="Arial" w:cs="Arial" w:eastAsia="Arial" w:hAnsi="Arial"/>
@@ -18481,7 +18481,7 @@
             <w:pPr>
               <w:spacing w:after="20" w:before="0"/>
             </w:pPr>
-            <w:hyperlink w:history="1" r:id="rIdbjfp9ivbbjwhcst_5ahdv">
+            <w:hyperlink w:history="1" r:id="rIdkz0qtdc443ykdqrkjbz3s">
               <w:r>
                 <w:rPr>
                   <w:rFonts w:ascii="Arial" w:cs="Arial" w:eastAsia="Arial" w:hAnsi="Arial"/>
@@ -18514,7 +18514,7 @@
               <w:spacing w:after="10" w:before="0"/>
               <w:ind w:left="120"/>
             </w:pPr>
-            <w:hyperlink w:history="1" r:id="rId3wgwdcat0v4oj2xvw5rjm">
+            <w:hyperlink w:history="1" r:id="rIdkgvkamqmytvwsykfvxlao">
               <w:r>
                 <w:rPr>
                   <w:rFonts w:ascii="Arial" w:cs="Arial" w:eastAsia="Arial" w:hAnsi="Arial"/>
@@ -18559,7 +18559,7 @@
             <w:pPr>
               <w:spacing w:after="20" w:before="0"/>
             </w:pPr>
-            <w:hyperlink w:history="1" r:id="rIdds-zsnscke5b9yto-rtjh">
+            <w:hyperlink w:history="1" r:id="rIdzu_hgon7fdveebykbo2kn">
               <w:r>
                 <w:rPr>
                   <w:rFonts w:ascii="Arial" w:cs="Arial" w:eastAsia="Arial" w:hAnsi="Arial"/>
@@ -18592,7 +18592,7 @@
               <w:spacing w:after="10" w:before="0"/>
               <w:ind w:left="120"/>
             </w:pPr>
-            <w:hyperlink w:history="1" r:id="rIdysjvhztqayfg9a2bnmf82">
+            <w:hyperlink w:history="1" r:id="rIdztrraxuqwfdxtef7khsuf">
               <w:r>
                 <w:rPr>
                   <w:rFonts w:ascii="Arial" w:cs="Arial" w:eastAsia="Arial" w:hAnsi="Arial"/>
@@ -18787,7 +18787,7 @@
             <w:pPr>
               <w:spacing w:after="20" w:before="0"/>
             </w:pPr>
-            <w:hyperlink w:history="1" r:id="rIdfaw9eqq6wyzj0mjtosfja">
+            <w:hyperlink w:history="1" r:id="rIdaq5z_55cgrmv3dhdzgy5y">
               <w:r>
                 <w:rPr>
                   <w:rFonts w:ascii="Arial" w:cs="Arial" w:eastAsia="Arial" w:hAnsi="Arial"/>
@@ -18820,7 +18820,7 @@
               <w:spacing w:after="10" w:before="0"/>
               <w:ind w:left="120"/>
             </w:pPr>
-            <w:hyperlink w:history="1" r:id="rIdg1vh__i5upviag7rqlxnu">
+            <w:hyperlink w:history="1" r:id="rIdiriwajbi4bqfkyp_rxemu">
               <w:r>
                 <w:rPr>
                   <w:rFonts w:ascii="Arial" w:cs="Arial" w:eastAsia="Arial" w:hAnsi="Arial"/>
@@ -18865,7 +18865,7 @@
             <w:pPr>
               <w:spacing w:after="20" w:before="0"/>
             </w:pPr>
-            <w:hyperlink w:history="1" r:id="rIdih7_pyou_jkpmznosfq3k">
+            <w:hyperlink w:history="1" r:id="rId3twd8-kb4bc4cqypn-uof">
               <w:r>
                 <w:rPr>
                   <w:rFonts w:ascii="Arial" w:cs="Arial" w:eastAsia="Arial" w:hAnsi="Arial"/>
@@ -18898,7 +18898,7 @@
               <w:spacing w:after="10" w:before="0"/>
               <w:ind w:left="120"/>
             </w:pPr>
-            <w:hyperlink w:history="1" r:id="rIddfkplu83jrec9umwqpc8a">
+            <w:hyperlink w:history="1" r:id="rId4agstk3vysjvoyp2xcwoe">
               <w:r>
                 <w:rPr>
                   <w:rFonts w:ascii="Arial" w:cs="Arial" w:eastAsia="Arial" w:hAnsi="Arial"/>
@@ -19093,7 +19093,7 @@
             <w:pPr>
               <w:spacing w:after="20" w:before="0"/>
             </w:pPr>
-            <w:hyperlink w:history="1" r:id="rIdrp78jgxzoowz6wffh_jqr">
+            <w:hyperlink w:history="1" r:id="rIdtzhrlmdv2klx-do8l0dwf">
               <w:r>
                 <w:rPr>
                   <w:rFonts w:ascii="Arial" w:cs="Arial" w:eastAsia="Arial" w:hAnsi="Arial"/>
@@ -19126,7 +19126,7 @@
               <w:spacing w:after="10" w:before="0"/>
               <w:ind w:left="120"/>
             </w:pPr>
-            <w:hyperlink w:history="1" r:id="rIdeueehrmag3326c03viuj2">
+            <w:hyperlink w:history="1" r:id="rIdzi46rfq8p5qzora0grzxj">
               <w:r>
                 <w:rPr>
                   <w:rFonts w:ascii="Arial" w:cs="Arial" w:eastAsia="Arial" w:hAnsi="Arial"/>
@@ -19171,7 +19171,7 @@
             <w:pPr>
               <w:spacing w:after="20" w:before="0"/>
             </w:pPr>
-            <w:hyperlink w:history="1" r:id="rIdrin723xphivkz4sbxu6od">
+            <w:hyperlink w:history="1" r:id="rIdwosk_9gouk4fpap9vwflr">
               <w:r>
                 <w:rPr>
                   <w:rFonts w:ascii="Arial" w:cs="Arial" w:eastAsia="Arial" w:hAnsi="Arial"/>
@@ -19204,7 +19204,7 @@
               <w:spacing w:after="10" w:before="0"/>
               <w:ind w:left="120"/>
             </w:pPr>
-            <w:hyperlink w:history="1" r:id="rIdp9ghb3ablgp5oa0srjn0r">
+            <w:hyperlink w:history="1" r:id="rIdwqnbhuqb8imecjqy0ialk">
               <w:r>
                 <w:rPr>
                   <w:rFonts w:ascii="Arial" w:cs="Arial" w:eastAsia="Arial" w:hAnsi="Arial"/>
@@ -19399,7 +19399,7 @@
             <w:pPr>
               <w:spacing w:after="20" w:before="0"/>
             </w:pPr>
-            <w:hyperlink w:history="1" r:id="rIdy1c6mexrq_-4c8g4xmtnb">
+            <w:hyperlink w:history="1" r:id="rIdc8pmwamxp3k45p_16amy_">
               <w:r>
                 <w:rPr>
                   <w:rFonts w:ascii="Arial" w:cs="Arial" w:eastAsia="Arial" w:hAnsi="Arial"/>
@@ -19432,7 +19432,7 @@
               <w:spacing w:after="10" w:before="0"/>
               <w:ind w:left="120"/>
             </w:pPr>
-            <w:hyperlink w:history="1" r:id="rIdyahd4zk8rpldklw1uta3p">
+            <w:hyperlink w:history="1" r:id="rIdgiyqnlc__ryjob6ic3jfv">
               <w:r>
                 <w:rPr>
                   <w:rFonts w:ascii="Arial" w:cs="Arial" w:eastAsia="Arial" w:hAnsi="Arial"/>
@@ -19477,7 +19477,7 @@
             <w:pPr>
               <w:spacing w:after="20" w:before="0"/>
             </w:pPr>
-            <w:hyperlink w:history="1" r:id="rIdrsmob7zw18hwokcl0k5kj">
+            <w:hyperlink w:history="1" r:id="rId3huwjgr3yhx3cieql2bab">
               <w:r>
                 <w:rPr>
                   <w:rFonts w:ascii="Arial" w:cs="Arial" w:eastAsia="Arial" w:hAnsi="Arial"/>
@@ -19510,7 +19510,7 @@
               <w:spacing w:after="10" w:before="0"/>
               <w:ind w:left="120"/>
             </w:pPr>
-            <w:hyperlink w:history="1" r:id="rIdcagsef7jl20_i4yixrmec">
+            <w:hyperlink w:history="1" r:id="rId-dyd_vlcfkb7zhgqexqwp">
               <w:r>
                 <w:rPr>
                   <w:rFonts w:ascii="Arial" w:cs="Arial" w:eastAsia="Arial" w:hAnsi="Arial"/>
@@ -19705,7 +19705,7 @@
             <w:pPr>
               <w:spacing w:after="20" w:before="0"/>
             </w:pPr>
-            <w:hyperlink w:history="1" r:id="rIdxi5syynqw0vgwmuhzi29j">
+            <w:hyperlink w:history="1" r:id="rIdueomh_olhg4fulz3rcjdf">
               <w:r>
                 <w:rPr>
                   <w:rFonts w:ascii="Arial" w:cs="Arial" w:eastAsia="Arial" w:hAnsi="Arial"/>
@@ -19738,7 +19738,7 @@
               <w:spacing w:after="10" w:before="0"/>
               <w:ind w:left="120"/>
             </w:pPr>
-            <w:hyperlink w:history="1" r:id="rIdda_sut95_tytxew9if-z0">
+            <w:hyperlink w:history="1" r:id="rId1exsw81osstq0njwdmtxt">
               <w:r>
                 <w:rPr>
                   <w:rFonts w:ascii="Arial" w:cs="Arial" w:eastAsia="Arial" w:hAnsi="Arial"/>
@@ -19783,7 +19783,7 @@
             <w:pPr>
               <w:spacing w:after="20" w:before="0"/>
             </w:pPr>
-            <w:hyperlink w:history="1" r:id="rId2o7pr3ph3n9irhprd-ws3">
+            <w:hyperlink w:history="1" r:id="rIdiiawzgpclfcbdk_0h9f8a">
               <w:r>
                 <w:rPr>
                   <w:rFonts w:ascii="Arial" w:cs="Arial" w:eastAsia="Arial" w:hAnsi="Arial"/>
@@ -19816,7 +19816,7 @@
               <w:spacing w:after="10" w:before="0"/>
               <w:ind w:left="120"/>
             </w:pPr>
-            <w:hyperlink w:history="1" r:id="rId0xi0sk086izpc_gyahfkh">
+            <w:hyperlink w:history="1" r:id="rIdsquythtadmei9qz2thhaj">
               <w:r>
                 <w:rPr>
                   <w:rFonts w:ascii="Arial" w:cs="Arial" w:eastAsia="Arial" w:hAnsi="Arial"/>
@@ -21255,32 +21255,32 @@
         <w:tc>
           <w:tcPr>
             <w:tcW w:type="dxa" w:w="1520"/>
-            <w:shd w:fill="F2F2F2" w:color="auto" w:val="clear"/>
-            <w:tcMar>
-              <w:top w:type="dxa" w:w="60"/>
-              <w:left w:type="dxa" w:w="120"/>
-              <w:bottom w:type="dxa" w:w="60"/>
-              <w:right w:type="dxa" w:w="120"/>
-            </w:tcMar>
-            <w:vAlign w:val="top"/>
-          </w:tcPr>
-          <w:p>
-            <w:pPr>
-              <w:spacing w:after="40" w:before="0"/>
-              <w:jc w:val="left"/>
-            </w:pPr>
-            <w:r>
-              <w:rPr>
-                <w:rFonts w:ascii="Arial" w:cs="Arial" w:eastAsia="Arial" w:hAnsi="Arial"/>
-                <w:b/>
-                <w:bCs/>
-                <w:i w:val="false"/>
-                <w:iCs w:val="false"/>
-                <w:color w:val="000000"/>
-                <w:sz w:val="18"/>
-                <w:szCs w:val="18"/>
-              </w:rPr>
-              <w:t xml:space="preserve">Phase 1 — Predict (0–12 min)</w:t>
+            <w:shd w:fill="EAD1F5" w:color="auto" w:val="clear"/>
+            <w:tcMar>
+              <w:top w:type="dxa" w:w="60"/>
+              <w:left w:type="dxa" w:w="120"/>
+              <w:bottom w:type="dxa" w:w="60"/>
+              <w:right w:type="dxa" w:w="120"/>
+            </w:tcMar>
+            <w:vAlign w:val="top"/>
+          </w:tcPr>
+          <w:p>
+            <w:pPr>
+              <w:spacing w:after="40" w:before="0"/>
+              <w:jc w:val="left"/>
+            </w:pPr>
+            <w:r>
+              <w:rPr>
+                <w:rFonts w:ascii="Arial" w:cs="Arial" w:eastAsia="Arial" w:hAnsi="Arial"/>
+                <w:b/>
+                <w:bCs/>
+                <w:i w:val="false"/>
+                <w:iCs w:val="false"/>
+                <w:color w:val="000000"/>
+                <w:sz w:val="18"/>
+                <w:szCs w:val="18"/>
+              </w:rPr>
+              <w:t xml:space="preserve">Predict Phase</w:t>
             </w:r>
           </w:p>
           <w:p>
@@ -21303,7 +21303,7 @@
             <w:pPr>
               <w:spacing w:after="20" w:before="0"/>
             </w:pPr>
-            <w:hyperlink w:history="1" r:id="rIdrwjozifjn1moc19e_wp-r">
+            <w:hyperlink w:history="1" r:id="rIddraarlyq17wixbvgadvxr">
               <w:r>
                 <w:rPr>
                   <w:rFonts w:ascii="Arial" w:cs="Arial" w:eastAsia="Arial" w:hAnsi="Arial"/>
@@ -21336,7 +21336,7 @@
               <w:spacing w:after="10" w:before="0"/>
               <w:ind w:left="120"/>
             </w:pPr>
-            <w:hyperlink w:history="1" r:id="rId1jlq38y-_snhly4vgwevd">
+            <w:hyperlink w:history="1" r:id="rIdjgxc-egqzhgyail-tpp1l">
               <w:r>
                 <w:rPr>
                   <w:rFonts w:ascii="Arial" w:cs="Arial" w:eastAsia="Arial" w:hAnsi="Arial"/>
@@ -21381,7 +21381,7 @@
             <w:pPr>
               <w:spacing w:after="20" w:before="0"/>
             </w:pPr>
-            <w:hyperlink w:history="1" r:id="rId4jlvsuhuh_4bp13v-cvxt">
+            <w:hyperlink w:history="1" r:id="rIdeomqxtx-rq02mmg03eiqa">
               <w:r>
                 <w:rPr>
                   <w:rFonts w:ascii="Arial" w:cs="Arial" w:eastAsia="Arial" w:hAnsi="Arial"/>
@@ -21414,7 +21414,7 @@
               <w:spacing w:after="10" w:before="0"/>
               <w:ind w:left="120"/>
             </w:pPr>
-            <w:hyperlink w:history="1" r:id="rIdhfwdzfo7uhphndndbopjm">
+            <w:hyperlink w:history="1" r:id="rIdrlreehqhutpkkmtiwwz44">
               <w:r>
                 <w:rPr>
                   <w:rFonts w:ascii="Arial" w:cs="Arial" w:eastAsia="Arial" w:hAnsi="Arial"/>
@@ -21677,32 +21677,32 @@
         <w:tc>
           <w:tcPr>
             <w:tcW w:type="dxa" w:w="1520"/>
-            <w:shd w:fill="F2F2F2" w:color="auto" w:val="clear"/>
-            <w:tcMar>
-              <w:top w:type="dxa" w:w="60"/>
-              <w:left w:type="dxa" w:w="120"/>
-              <w:bottom w:type="dxa" w:w="60"/>
-              <w:right w:type="dxa" w:w="120"/>
-            </w:tcMar>
-            <w:vAlign w:val="top"/>
-          </w:tcPr>
-          <w:p>
-            <w:pPr>
-              <w:spacing w:after="40" w:before="0"/>
-              <w:jc w:val="left"/>
-            </w:pPr>
-            <w:r>
-              <w:rPr>
-                <w:rFonts w:ascii="Arial" w:cs="Arial" w:eastAsia="Arial" w:hAnsi="Arial"/>
-                <w:b/>
-                <w:bCs/>
-                <w:i w:val="false"/>
-                <w:iCs w:val="false"/>
-                <w:color w:val="000000"/>
-                <w:sz w:val="18"/>
-                <w:szCs w:val="18"/>
-              </w:rPr>
-              <w:t xml:space="preserve">Phase 2 — Observe (13–45 min)</w:t>
+            <w:shd w:fill="D9EEF1" w:color="auto" w:val="clear"/>
+            <w:tcMar>
+              <w:top w:type="dxa" w:w="60"/>
+              <w:left w:type="dxa" w:w="120"/>
+              <w:bottom w:type="dxa" w:w="60"/>
+              <w:right w:type="dxa" w:w="120"/>
+            </w:tcMar>
+            <w:vAlign w:val="top"/>
+          </w:tcPr>
+          <w:p>
+            <w:pPr>
+              <w:spacing w:after="40" w:before="0"/>
+              <w:jc w:val="left"/>
+            </w:pPr>
+            <w:r>
+              <w:rPr>
+                <w:rFonts w:ascii="Arial" w:cs="Arial" w:eastAsia="Arial" w:hAnsi="Arial"/>
+                <w:b/>
+                <w:bCs/>
+                <w:i w:val="false"/>
+                <w:iCs w:val="false"/>
+                <w:color w:val="000000"/>
+                <w:sz w:val="18"/>
+                <w:szCs w:val="18"/>
+              </w:rPr>
+              <w:t xml:space="preserve">Observe Phase</w:t>
             </w:r>
           </w:p>
           <w:p>
@@ -21725,7 +21725,7 @@
             <w:pPr>
               <w:spacing w:after="20" w:before="0"/>
             </w:pPr>
-            <w:hyperlink w:history="1" r:id="rIdozjefrqzvsih5e29djmoy">
+            <w:hyperlink w:history="1" r:id="rIdoexn6zkjdvcsi2ittqv2d">
               <w:r>
                 <w:rPr>
                   <w:rFonts w:ascii="Arial" w:cs="Arial" w:eastAsia="Arial" w:hAnsi="Arial"/>
@@ -21758,7 +21758,7 @@
               <w:spacing w:after="10" w:before="0"/>
               <w:ind w:left="120"/>
             </w:pPr>
-            <w:hyperlink w:history="1" r:id="rId9jneslkdc7pgw3o02vfd5">
+            <w:hyperlink w:history="1" r:id="rIdqbz-iz8rusdiift6mlclm">
               <w:r>
                 <w:rPr>
                   <w:rFonts w:ascii="Arial" w:cs="Arial" w:eastAsia="Arial" w:hAnsi="Arial"/>
@@ -21803,7 +21803,7 @@
             <w:pPr>
               <w:spacing w:after="20" w:before="0"/>
             </w:pPr>
-            <w:hyperlink w:history="1" r:id="rId7kdkdw4-pc_wkq1fklkwl">
+            <w:hyperlink w:history="1" r:id="rIdrim6vpuu1n8x0yuo2nniz">
               <w:r>
                 <w:rPr>
                   <w:rFonts w:ascii="Arial" w:cs="Arial" w:eastAsia="Arial" w:hAnsi="Arial"/>
@@ -21836,7 +21836,7 @@
               <w:spacing w:after="10" w:before="0"/>
               <w:ind w:left="120"/>
             </w:pPr>
-            <w:hyperlink w:history="1" r:id="rIdmhqcp76zf9ra5xholjlnx">
+            <w:hyperlink w:history="1" r:id="rIdpsxd5vgay86zqgbynru3c">
               <w:r>
                 <w:rPr>
                   <w:rFonts w:ascii="Arial" w:cs="Arial" w:eastAsia="Arial" w:hAnsi="Arial"/>
@@ -22439,32 +22439,32 @@
         <w:tc>
           <w:tcPr>
             <w:tcW w:type="dxa" w:w="1520"/>
-            <w:shd w:fill="F2F2F2" w:color="auto" w:val="clear"/>
-            <w:tcMar>
-              <w:top w:type="dxa" w:w="60"/>
-              <w:left w:type="dxa" w:w="120"/>
-              <w:bottom w:type="dxa" w:w="60"/>
-              <w:right w:type="dxa" w:w="120"/>
-            </w:tcMar>
-            <w:vAlign w:val="top"/>
-          </w:tcPr>
-          <w:p>
-            <w:pPr>
-              <w:spacing w:after="40" w:before="0"/>
-              <w:jc w:val="left"/>
-            </w:pPr>
-            <w:r>
-              <w:rPr>
-                <w:rFonts w:ascii="Arial" w:cs="Arial" w:eastAsia="Arial" w:hAnsi="Arial"/>
-                <w:b/>
-                <w:bCs/>
-                <w:i w:val="false"/>
-                <w:iCs w:val="false"/>
-                <w:color w:val="000000"/>
-                <w:sz w:val="18"/>
-                <w:szCs w:val="18"/>
-              </w:rPr>
-              <w:t xml:space="preserve">Phase 3 — Explain (46–62 min)</w:t>
+            <w:shd w:fill="E2EFDA" w:color="auto" w:val="clear"/>
+            <w:tcMar>
+              <w:top w:type="dxa" w:w="60"/>
+              <w:left w:type="dxa" w:w="120"/>
+              <w:bottom w:type="dxa" w:w="60"/>
+              <w:right w:type="dxa" w:w="120"/>
+            </w:tcMar>
+            <w:vAlign w:val="top"/>
+          </w:tcPr>
+          <w:p>
+            <w:pPr>
+              <w:spacing w:after="40" w:before="0"/>
+              <w:jc w:val="left"/>
+            </w:pPr>
+            <w:r>
+              <w:rPr>
+                <w:rFonts w:ascii="Arial" w:cs="Arial" w:eastAsia="Arial" w:hAnsi="Arial"/>
+                <w:b/>
+                <w:bCs/>
+                <w:i w:val="false"/>
+                <w:iCs w:val="false"/>
+                <w:color w:val="000000"/>
+                <w:sz w:val="18"/>
+                <w:szCs w:val="18"/>
+              </w:rPr>
+              <w:t xml:space="preserve">Explain Phase</w:t>
             </w:r>
           </w:p>
           <w:p>
@@ -22487,7 +22487,7 @@
             <w:pPr>
               <w:spacing w:after="20" w:before="0"/>
             </w:pPr>
-            <w:hyperlink w:history="1" r:id="rIdrckmc5sw2es80pfozxxtj">
+            <w:hyperlink w:history="1" r:id="rIdr7uftmvoa6qtqntp8feit">
               <w:r>
                 <w:rPr>
                   <w:rFonts w:ascii="Arial" w:cs="Arial" w:eastAsia="Arial" w:hAnsi="Arial"/>
@@ -22520,7 +22520,7 @@
               <w:spacing w:after="10" w:before="0"/>
               <w:ind w:left="120"/>
             </w:pPr>
-            <w:hyperlink w:history="1" r:id="rIdkuqnjdp6yr0g17wjc8l7f">
+            <w:hyperlink w:history="1" r:id="rIdnfvlvmf-cx7clou0uu9w4">
               <w:r>
                 <w:rPr>
                   <w:rFonts w:ascii="Arial" w:cs="Arial" w:eastAsia="Arial" w:hAnsi="Arial"/>
@@ -22565,7 +22565,7 @@
             <w:pPr>
               <w:spacing w:after="20" w:before="0"/>
             </w:pPr>
-            <w:hyperlink w:history="1" r:id="rIdjhdfqm9tjommiglcps1dd">
+            <w:hyperlink w:history="1" r:id="rIdjouncqo-2eciev9wpqy3d">
               <w:r>
                 <w:rPr>
                   <w:rFonts w:ascii="Arial" w:cs="Arial" w:eastAsia="Arial" w:hAnsi="Arial"/>
@@ -22598,7 +22598,7 @@
               <w:spacing w:after="10" w:before="0"/>
               <w:ind w:left="120"/>
             </w:pPr>
-            <w:hyperlink w:history="1" r:id="rId_ftkkpvl2538-nxkz_6fz">
+            <w:hyperlink w:history="1" r:id="rId9v0hii7h9a0wts9i2fogt">
               <w:r>
                 <w:rPr>
                   <w:rFonts w:ascii="Arial" w:cs="Arial" w:eastAsia="Arial" w:hAnsi="Arial"/>
@@ -23013,32 +23013,32 @@
         <w:tc>
           <w:tcPr>
             <w:tcW w:type="dxa" w:w="1520"/>
-            <w:shd w:fill="F2F2F2" w:color="auto" w:val="clear"/>
-            <w:tcMar>
-              <w:top w:type="dxa" w:w="60"/>
-              <w:left w:type="dxa" w:w="120"/>
-              <w:bottom w:type="dxa" w:w="60"/>
-              <w:right w:type="dxa" w:w="120"/>
-            </w:tcMar>
-            <w:vAlign w:val="top"/>
-          </w:tcPr>
-          <w:p>
-            <w:pPr>
-              <w:spacing w:after="40" w:before="0"/>
-              <w:jc w:val="left"/>
-            </w:pPr>
-            <w:r>
-              <w:rPr>
-                <w:rFonts w:ascii="Arial" w:cs="Arial" w:eastAsia="Arial" w:hAnsi="Arial"/>
-                <w:b/>
-                <w:bCs/>
-                <w:i w:val="false"/>
-                <w:iCs w:val="false"/>
-                <w:color w:val="000000"/>
-                <w:sz w:val="18"/>
-                <w:szCs w:val="18"/>
-              </w:rPr>
-              <w:t xml:space="preserve">Phase 4 — Driving Question Board Update (63–72 min)</w:t>
+            <w:shd w:fill="FCE4D6" w:color="auto" w:val="clear"/>
+            <w:tcMar>
+              <w:top w:type="dxa" w:w="60"/>
+              <w:left w:type="dxa" w:w="120"/>
+              <w:bottom w:type="dxa" w:w="60"/>
+              <w:right w:type="dxa" w:w="120"/>
+            </w:tcMar>
+            <w:vAlign w:val="top"/>
+          </w:tcPr>
+          <w:p>
+            <w:pPr>
+              <w:spacing w:after="40" w:before="0"/>
+              <w:jc w:val="left"/>
+            </w:pPr>
+            <w:r>
+              <w:rPr>
+                <w:rFonts w:ascii="Arial" w:cs="Arial" w:eastAsia="Arial" w:hAnsi="Arial"/>
+                <w:b/>
+                <w:bCs/>
+                <w:i w:val="false"/>
+                <w:iCs w:val="false"/>
+                <w:color w:val="000000"/>
+                <w:sz w:val="18"/>
+                <w:szCs w:val="18"/>
+              </w:rPr>
+              <w:t xml:space="preserve">Driving Question Board (DQB) Creation</w:t>
             </w:r>
           </w:p>
           <w:p>
@@ -23061,7 +23061,7 @@
             <w:pPr>
               <w:spacing w:after="20" w:before="0"/>
             </w:pPr>
-            <w:hyperlink w:history="1" r:id="rIdwjtyrsqrl2fzimeera5uc">
+            <w:hyperlink w:history="1" r:id="rIdb2axspa6yysdielycqkek">
               <w:r>
                 <w:rPr>
                   <w:rFonts w:ascii="Arial" w:cs="Arial" w:eastAsia="Arial" w:hAnsi="Arial"/>
@@ -23094,7 +23094,7 @@
               <w:spacing w:after="10" w:before="0"/>
               <w:ind w:left="120"/>
             </w:pPr>
-            <w:hyperlink w:history="1" r:id="rIdb-kopivkl59qm6gn92rt7">
+            <w:hyperlink w:history="1" r:id="rId-fsxn0l0v_grjssm8z726">
               <w:r>
                 <w:rPr>
                   <w:rFonts w:ascii="Arial" w:cs="Arial" w:eastAsia="Arial" w:hAnsi="Arial"/>
@@ -23139,7 +23139,7 @@
             <w:pPr>
               <w:spacing w:after="20" w:before="0"/>
             </w:pPr>
-            <w:hyperlink w:history="1" r:id="rId7tqeoivclnwbz9rtweqni">
+            <w:hyperlink w:history="1" r:id="rId6wpngn6qzbodbgu-cectq">
               <w:r>
                 <w:rPr>
                   <w:rFonts w:ascii="Arial" w:cs="Arial" w:eastAsia="Arial" w:hAnsi="Arial"/>
@@ -23172,7 +23172,7 @@
               <w:spacing w:after="10" w:before="0"/>
               <w:ind w:left="120"/>
             </w:pPr>
-            <w:hyperlink w:history="1" r:id="rIdjrhjilcbcxq4vc53jqapf">
+            <w:hyperlink w:history="1" r:id="rIda3whb1hzkv9lx97p8ogot">
               <w:r>
                 <w:rPr>
                   <w:rFonts w:ascii="Arial" w:cs="Arial" w:eastAsia="Arial" w:hAnsi="Arial"/>
@@ -23511,32 +23511,32 @@
         <w:tc>
           <w:tcPr>
             <w:tcW w:type="dxa" w:w="1520"/>
-            <w:shd w:fill="F2F2F2" w:color="auto" w:val="clear"/>
-            <w:tcMar>
-              <w:top w:type="dxa" w:w="60"/>
-              <w:left w:type="dxa" w:w="120"/>
-              <w:bottom w:type="dxa" w:w="60"/>
-              <w:right w:type="dxa" w:w="120"/>
-            </w:tcMar>
-            <w:vAlign w:val="top"/>
-          </w:tcPr>
-          <w:p>
-            <w:pPr>
-              <w:spacing w:after="40" w:before="0"/>
-              <w:jc w:val="left"/>
-            </w:pPr>
-            <w:r>
-              <w:rPr>
-                <w:rFonts w:ascii="Arial" w:cs="Arial" w:eastAsia="Arial" w:hAnsi="Arial"/>
-                <w:b/>
-                <w:bCs/>
-                <w:i w:val="false"/>
-                <w:iCs w:val="false"/>
-                <w:color w:val="000000"/>
-                <w:sz w:val="18"/>
-                <w:szCs w:val="18"/>
-              </w:rPr>
-              <w:t xml:space="preserve">Phase 5 — Model Building (73–80 min)</w:t>
+            <w:shd w:fill="D5E8F0" w:color="auto" w:val="clear"/>
+            <w:tcMar>
+              <w:top w:type="dxa" w:w="60"/>
+              <w:left w:type="dxa" w:w="120"/>
+              <w:bottom w:type="dxa" w:w="60"/>
+              <w:right w:type="dxa" w:w="120"/>
+            </w:tcMar>
+            <w:vAlign w:val="top"/>
+          </w:tcPr>
+          <w:p>
+            <w:pPr>
+              <w:spacing w:after="40" w:before="0"/>
+              <w:jc w:val="left"/>
+            </w:pPr>
+            <w:r>
+              <w:rPr>
+                <w:rFonts w:ascii="Arial" w:cs="Arial" w:eastAsia="Arial" w:hAnsi="Arial"/>
+                <w:b/>
+                <w:bCs/>
+                <w:i w:val="false"/>
+                <w:iCs w:val="false"/>
+                <w:color w:val="000000"/>
+                <w:sz w:val="18"/>
+                <w:szCs w:val="18"/>
+              </w:rPr>
+              <w:t xml:space="preserve">Model Building Phase</w:t>
             </w:r>
           </w:p>
           <w:p>
@@ -23559,7 +23559,7 @@
             <w:pPr>
               <w:spacing w:after="20" w:before="0"/>
             </w:pPr>
-            <w:hyperlink w:history="1" r:id="rId21brgodchggf2fseb8quw">
+            <w:hyperlink w:history="1" r:id="rIdar1rnfuhudjdunbiwpdln">
               <w:r>
                 <w:rPr>
                   <w:rFonts w:ascii="Arial" w:cs="Arial" w:eastAsia="Arial" w:hAnsi="Arial"/>
@@ -23592,7 +23592,7 @@
               <w:spacing w:after="10" w:before="0"/>
               <w:ind w:left="120"/>
             </w:pPr>
-            <w:hyperlink w:history="1" r:id="rIdij4vcb3f0xemskvh0csm6">
+            <w:hyperlink w:history="1" r:id="rIdr4oiwouvc6tirrbgzhzb1">
               <w:r>
                 <w:rPr>
                   <w:rFonts w:ascii="Arial" w:cs="Arial" w:eastAsia="Arial" w:hAnsi="Arial"/>
@@ -23637,7 +23637,7 @@
             <w:pPr>
               <w:spacing w:after="20" w:before="0"/>
             </w:pPr>
-            <w:hyperlink w:history="1" r:id="rIdzti5l6npj34itpnmsr7en">
+            <w:hyperlink w:history="1" r:id="rIdb0kzbqdota9cg2i40db5h">
               <w:r>
                 <w:rPr>
                   <w:rFonts w:ascii="Arial" w:cs="Arial" w:eastAsia="Arial" w:hAnsi="Arial"/>
@@ -23670,7 +23670,7 @@
               <w:spacing w:after="10" w:before="0"/>
               <w:ind w:left="120"/>
             </w:pPr>
-            <w:hyperlink w:history="1" r:id="rIdkhh6xc_wnz6tjupqly4eh">
+            <w:hyperlink w:history="1" r:id="rIds6a3kdtxnozfunsylnvau">
               <w:r>
                 <w:rPr>
                   <w:rFonts w:ascii="Arial" w:cs="Arial" w:eastAsia="Arial" w:hAnsi="Arial"/>
@@ -25367,7 +25367,7 @@
             <w:pPr>
               <w:spacing w:after="20" w:before="0"/>
             </w:pPr>
-            <w:hyperlink w:history="1" r:id="rIdgiuqf0koqiolpu4wv3o-d">
+            <w:hyperlink w:history="1" r:id="rIdwlonx9awqsmzalwf-oewr">
               <w:r>
                 <w:rPr>
                   <w:rFonts w:ascii="Arial" w:cs="Arial" w:eastAsia="Arial" w:hAnsi="Arial"/>
@@ -25400,7 +25400,7 @@
               <w:spacing w:after="10" w:before="0"/>
               <w:ind w:left="120"/>
             </w:pPr>
-            <w:hyperlink w:history="1" r:id="rIdz9a55kdbmjxzjtjjcwt03">
+            <w:hyperlink w:history="1" r:id="rIdv93vhh9g5ehczfi7oyoxq">
               <w:r>
                 <w:rPr>
                   <w:rFonts w:ascii="Arial" w:cs="Arial" w:eastAsia="Arial" w:hAnsi="Arial"/>
@@ -25445,7 +25445,7 @@
             <w:pPr>
               <w:spacing w:after="20" w:before="0"/>
             </w:pPr>
-            <w:hyperlink w:history="1" r:id="rId4co2ye-ojmsdc7gdubzjb">
+            <w:hyperlink w:history="1" r:id="rIdpoopyy1r1lc1hotznujn-">
               <w:r>
                 <w:rPr>
                   <w:rFonts w:ascii="Arial" w:cs="Arial" w:eastAsia="Arial" w:hAnsi="Arial"/>
@@ -25478,7 +25478,7 @@
               <w:spacing w:after="10" w:before="0"/>
               <w:ind w:left="120"/>
             </w:pPr>
-            <w:hyperlink w:history="1" r:id="rIdrn1bmkkzfzdlkdrzhm9tg">
+            <w:hyperlink w:history="1" r:id="rIdi1_bl6g4aglkjmr0ezbkg">
               <w:r>
                 <w:rPr>
                   <w:rFonts w:ascii="Arial" w:cs="Arial" w:eastAsia="Arial" w:hAnsi="Arial"/>
@@ -25673,7 +25673,7 @@
             <w:pPr>
               <w:spacing w:after="20" w:before="0"/>
             </w:pPr>
-            <w:hyperlink w:history="1" r:id="rId207pgkn_wgdhwupvkw_uk">
+            <w:hyperlink w:history="1" r:id="rId247ngahznum46wppagpf7">
               <w:r>
                 <w:rPr>
                   <w:rFonts w:ascii="Arial" w:cs="Arial" w:eastAsia="Arial" w:hAnsi="Arial"/>
@@ -25706,7 +25706,7 @@
               <w:spacing w:after="10" w:before="0"/>
               <w:ind w:left="120"/>
             </w:pPr>
-            <w:hyperlink w:history="1" r:id="rIdhitr-ycyrut0uvuk6ph_g">
+            <w:hyperlink w:history="1" r:id="rIdhais6rro98xezfwxm5_ts">
               <w:r>
                 <w:rPr>
                   <w:rFonts w:ascii="Arial" w:cs="Arial" w:eastAsia="Arial" w:hAnsi="Arial"/>
@@ -25751,7 +25751,7 @@
             <w:pPr>
               <w:spacing w:after="20" w:before="0"/>
             </w:pPr>
-            <w:hyperlink w:history="1" r:id="rIdgft9wgvfdqyr2lualzexi">
+            <w:hyperlink w:history="1" r:id="rIdidx7s6on8cvivjdells3u">
               <w:r>
                 <w:rPr>
                   <w:rFonts w:ascii="Arial" w:cs="Arial" w:eastAsia="Arial" w:hAnsi="Arial"/>
@@ -25784,7 +25784,7 @@
               <w:spacing w:after="10" w:before="0"/>
               <w:ind w:left="120"/>
             </w:pPr>
-            <w:hyperlink w:history="1" r:id="rIdu2tvkp0w9fwq-dgbhmhfy">
+            <w:hyperlink w:history="1" r:id="rIdgqajb4scnszweq_ggcfue">
               <w:r>
                 <w:rPr>
                   <w:rFonts w:ascii="Arial" w:cs="Arial" w:eastAsia="Arial" w:hAnsi="Arial"/>
@@ -25979,7 +25979,7 @@
             <w:pPr>
               <w:spacing w:after="20" w:before="0"/>
             </w:pPr>
-            <w:hyperlink w:history="1" r:id="rIdvjlrdjvk7uvpsarb_hqm9">
+            <w:hyperlink w:history="1" r:id="rIde3ruesjxwzwo3axgijhxu">
               <w:r>
                 <w:rPr>
                   <w:rFonts w:ascii="Arial" w:cs="Arial" w:eastAsia="Arial" w:hAnsi="Arial"/>
@@ -26012,7 +26012,7 @@
               <w:spacing w:after="10" w:before="0"/>
               <w:ind w:left="120"/>
             </w:pPr>
-            <w:hyperlink w:history="1" r:id="rId6qlaa_baod7cu4hciqwap">
+            <w:hyperlink w:history="1" r:id="rIdwdcmow77zrtghkqno2pvr">
               <w:r>
                 <w:rPr>
                   <w:rFonts w:ascii="Arial" w:cs="Arial" w:eastAsia="Arial" w:hAnsi="Arial"/>
@@ -26057,7 +26057,7 @@
             <w:pPr>
               <w:spacing w:after="20" w:before="0"/>
             </w:pPr>
-            <w:hyperlink w:history="1" r:id="rIdfqh399hvgetoir9ws86a3">
+            <w:hyperlink w:history="1" r:id="rIdsv-rb4wo_2phgqoiffeeu">
               <w:r>
                 <w:rPr>
                   <w:rFonts w:ascii="Arial" w:cs="Arial" w:eastAsia="Arial" w:hAnsi="Arial"/>
@@ -26090,7 +26090,7 @@
               <w:spacing w:after="10" w:before="0"/>
               <w:ind w:left="120"/>
             </w:pPr>
-            <w:hyperlink w:history="1" r:id="rIdd5zgwfuosg_mfo6gwrmka">
+            <w:hyperlink w:history="1" r:id="rIdgczy8egwjax-engen-lo_">
               <w:r>
                 <w:rPr>
                   <w:rFonts w:ascii="Arial" w:cs="Arial" w:eastAsia="Arial" w:hAnsi="Arial"/>
@@ -26285,7 +26285,7 @@
             <w:pPr>
               <w:spacing w:after="20" w:before="0"/>
             </w:pPr>
-            <w:hyperlink w:history="1" r:id="rIdkq7zzi-2mi-p3ij9g5qt2">
+            <w:hyperlink w:history="1" r:id="rIdtey0mk_zvnvyf7aubwrpm">
               <w:r>
                 <w:rPr>
                   <w:rFonts w:ascii="Arial" w:cs="Arial" w:eastAsia="Arial" w:hAnsi="Arial"/>
@@ -26318,7 +26318,7 @@
               <w:spacing w:after="10" w:before="0"/>
               <w:ind w:left="120"/>
             </w:pPr>
-            <w:hyperlink w:history="1" r:id="rIdxxmm6o2ejby1z8cahl-yp">
+            <w:hyperlink w:history="1" r:id="rIdt4bnzudngiwktatsimrnq">
               <w:r>
                 <w:rPr>
                   <w:rFonts w:ascii="Arial" w:cs="Arial" w:eastAsia="Arial" w:hAnsi="Arial"/>
@@ -26363,7 +26363,7 @@
             <w:pPr>
               <w:spacing w:after="20" w:before="0"/>
             </w:pPr>
-            <w:hyperlink w:history="1" r:id="rIdubaanegkjtenbzupplcuz">
+            <w:hyperlink w:history="1" r:id="rIdhw4r-neabuvlign96udaf">
               <w:r>
                 <w:rPr>
                   <w:rFonts w:ascii="Arial" w:cs="Arial" w:eastAsia="Arial" w:hAnsi="Arial"/>
@@ -26396,7 +26396,7 @@
               <w:spacing w:after="10" w:before="0"/>
               <w:ind w:left="120"/>
             </w:pPr>
-            <w:hyperlink w:history="1" r:id="rIdsme-tgmj8bhnbnebg3nae">
+            <w:hyperlink w:history="1" r:id="rIdpyckw9deuk4cmdhum3ug3">
               <w:r>
                 <w:rPr>
                   <w:rFonts w:ascii="Arial" w:cs="Arial" w:eastAsia="Arial" w:hAnsi="Arial"/>
@@ -26591,7 +26591,7 @@
             <w:pPr>
               <w:spacing w:after="20" w:before="0"/>
             </w:pPr>
-            <w:hyperlink w:history="1" r:id="rIdmigmbi-6kzgjmlcmgcj-4">
+            <w:hyperlink w:history="1" r:id="rIdnwra2zq7otulcwbefjt_i">
               <w:r>
                 <w:rPr>
                   <w:rFonts w:ascii="Arial" w:cs="Arial" w:eastAsia="Arial" w:hAnsi="Arial"/>
@@ -26624,7 +26624,7 @@
               <w:spacing w:after="10" w:before="0"/>
               <w:ind w:left="120"/>
             </w:pPr>
-            <w:hyperlink w:history="1" r:id="rIdui4fq9ibdlotuligcgnw6">
+            <w:hyperlink w:history="1" r:id="rIduwusxssu_wrorxcmwz_wo">
               <w:r>
                 <w:rPr>
                   <w:rFonts w:ascii="Arial" w:cs="Arial" w:eastAsia="Arial" w:hAnsi="Arial"/>
@@ -26669,7 +26669,7 @@
             <w:pPr>
               <w:spacing w:after="20" w:before="0"/>
             </w:pPr>
-            <w:hyperlink w:history="1" r:id="rIdtg4ajfv_48vnstiz0vjwh">
+            <w:hyperlink w:history="1" r:id="rIdaoabux-urxz1mnxuoqlem">
               <w:r>
                 <w:rPr>
                   <w:rFonts w:ascii="Arial" w:cs="Arial" w:eastAsia="Arial" w:hAnsi="Arial"/>
@@ -26702,7 +26702,7 @@
               <w:spacing w:after="10" w:before="0"/>
               <w:ind w:left="120"/>
             </w:pPr>
-            <w:hyperlink w:history="1" r:id="rIdlah-bdxymuvqvquahtcvj">
+            <w:hyperlink w:history="1" r:id="rIds9ijv43lsbm3is78q_dy3">
               <w:r>
                 <w:rPr>
                   <w:rFonts w:ascii="Arial" w:cs="Arial" w:eastAsia="Arial" w:hAnsi="Arial"/>

--- a/data/outputs/v2/General_Science/SS2.5_Rates_of_Reactions/General_Science_Rates_of_Reactions_CBE_LessonSequence.docx
+++ b/data/outputs/v2/General_Science/SS2.5_Rates_of_Reactions/General_Science_Rates_of_Reactions_CBE_LessonSequence.docx
@@ -3438,7 +3438,7 @@
             <w:pPr>
               <w:spacing w:after="20" w:before="0"/>
             </w:pPr>
-            <w:hyperlink w:history="1" r:id="rIdpsxp3o8z9mnp-ny5gnwpa">
+            <w:hyperlink w:history="1" r:id="rIdai11iblaj8-vxkgrjcavt">
               <w:r>
                 <w:rPr>
                   <w:rFonts w:ascii="Arial" w:cs="Arial" w:eastAsia="Arial" w:hAnsi="Arial"/>
@@ -3471,7 +3471,7 @@
               <w:spacing w:after="10" w:before="0"/>
               <w:ind w:left="120"/>
             </w:pPr>
-            <w:hyperlink w:history="1" r:id="rIdrxa6s9w9dnphth2lokgif">
+            <w:hyperlink w:history="1" r:id="rIdxasv9igytlykfrqxfacwz">
               <w:r>
                 <w:rPr>
                   <w:rFonts w:ascii="Arial" w:cs="Arial" w:eastAsia="Arial" w:hAnsi="Arial"/>
@@ -3516,7 +3516,7 @@
             <w:pPr>
               <w:spacing w:after="20" w:before="0"/>
             </w:pPr>
-            <w:hyperlink w:history="1" r:id="rIdrevtqylnteu-fngu3zqrv">
+            <w:hyperlink w:history="1" r:id="rId0x9blrm6gydqdpyrlw4m4">
               <w:r>
                 <w:rPr>
                   <w:rFonts w:ascii="Arial" w:cs="Arial" w:eastAsia="Arial" w:hAnsi="Arial"/>
@@ -3549,7 +3549,7 @@
               <w:spacing w:after="10" w:before="0"/>
               <w:ind w:left="120"/>
             </w:pPr>
-            <w:hyperlink w:history="1" r:id="rIdpokafx-necgb0duq90pjk">
+            <w:hyperlink w:history="1" r:id="rIdqokmvreghqk_crivgfsqd">
               <w:r>
                 <w:rPr>
                   <w:rFonts w:ascii="Arial" w:cs="Arial" w:eastAsia="Arial" w:hAnsi="Arial"/>
@@ -3744,7 +3744,7 @@
             <w:pPr>
               <w:spacing w:after="20" w:before="0"/>
             </w:pPr>
-            <w:hyperlink w:history="1" r:id="rIdge0ecufprtp9iewt7e4rf">
+            <w:hyperlink w:history="1" r:id="rIdkqucfkcq-8jt_degjmcwk">
               <w:r>
                 <w:rPr>
                   <w:rFonts w:ascii="Arial" w:cs="Arial" w:eastAsia="Arial" w:hAnsi="Arial"/>
@@ -3777,7 +3777,7 @@
               <w:spacing w:after="10" w:before="0"/>
               <w:ind w:left="120"/>
             </w:pPr>
-            <w:hyperlink w:history="1" r:id="rId5oxadwi3l_7cxdwkkauk3">
+            <w:hyperlink w:history="1" r:id="rIddokpauih5omhhqel59y40">
               <w:r>
                 <w:rPr>
                   <w:rFonts w:ascii="Arial" w:cs="Arial" w:eastAsia="Arial" w:hAnsi="Arial"/>
@@ -3822,7 +3822,7 @@
             <w:pPr>
               <w:spacing w:after="20" w:before="0"/>
             </w:pPr>
-            <w:hyperlink w:history="1" r:id="rIda3_wqwhhjx2zf4mwu4-fu">
+            <w:hyperlink w:history="1" r:id="rIdgk2kx6ixtrfgh_h92vf7q">
               <w:r>
                 <w:rPr>
                   <w:rFonts w:ascii="Arial" w:cs="Arial" w:eastAsia="Arial" w:hAnsi="Arial"/>
@@ -3855,7 +3855,7 @@
               <w:spacing w:after="10" w:before="0"/>
               <w:ind w:left="120"/>
             </w:pPr>
-            <w:hyperlink w:history="1" r:id="rIdyrhb2p-qvoewo_36zpfgw">
+            <w:hyperlink w:history="1" r:id="rIdwsnz8ocy192jeshjfrdg1">
               <w:r>
                 <w:rPr>
                   <w:rFonts w:ascii="Arial" w:cs="Arial" w:eastAsia="Arial" w:hAnsi="Arial"/>
@@ -4050,7 +4050,7 @@
             <w:pPr>
               <w:spacing w:after="20" w:before="0"/>
             </w:pPr>
-            <w:hyperlink w:history="1" r:id="rIdkscjee5kgqlfv_j9qsdiy">
+            <w:hyperlink w:history="1" r:id="rIddpftjsmlolhgd9nt3pmwv">
               <w:r>
                 <w:rPr>
                   <w:rFonts w:ascii="Arial" w:cs="Arial" w:eastAsia="Arial" w:hAnsi="Arial"/>
@@ -4083,7 +4083,7 @@
               <w:spacing w:after="10" w:before="0"/>
               <w:ind w:left="120"/>
             </w:pPr>
-            <w:hyperlink w:history="1" r:id="rIdlhca_cckffb8usoy75qtn">
+            <w:hyperlink w:history="1" r:id="rIdgilrv6s0ugstperc3ssrb">
               <w:r>
                 <w:rPr>
                   <w:rFonts w:ascii="Arial" w:cs="Arial" w:eastAsia="Arial" w:hAnsi="Arial"/>
@@ -4128,7 +4128,7 @@
             <w:pPr>
               <w:spacing w:after="20" w:before="0"/>
             </w:pPr>
-            <w:hyperlink w:history="1" r:id="rIdzbgoxcpcm-sxegh-xxsa6">
+            <w:hyperlink w:history="1" r:id="rIdbdc45niansgywlzpfvfh6">
               <w:r>
                 <w:rPr>
                   <w:rFonts w:ascii="Arial" w:cs="Arial" w:eastAsia="Arial" w:hAnsi="Arial"/>
@@ -4161,7 +4161,7 @@
               <w:spacing w:after="10" w:before="0"/>
               <w:ind w:left="120"/>
             </w:pPr>
-            <w:hyperlink w:history="1" r:id="rIdd0o_pbiz5kyipqr02enox">
+            <w:hyperlink w:history="1" r:id="rIdufdjv575fvujvwelqgmui">
               <w:r>
                 <w:rPr>
                   <w:rFonts w:ascii="Arial" w:cs="Arial" w:eastAsia="Arial" w:hAnsi="Arial"/>
@@ -4356,7 +4356,7 @@
             <w:pPr>
               <w:spacing w:after="20" w:before="0"/>
             </w:pPr>
-            <w:hyperlink w:history="1" r:id="rIdlgt3kzcs7pgu9smpxzncq">
+            <w:hyperlink w:history="1" r:id="rIdul4ty5ahudv-n-zvlqoep">
               <w:r>
                 <w:rPr>
                   <w:rFonts w:ascii="Arial" w:cs="Arial" w:eastAsia="Arial" w:hAnsi="Arial"/>
@@ -4389,7 +4389,7 @@
               <w:spacing w:after="10" w:before="0"/>
               <w:ind w:left="120"/>
             </w:pPr>
-            <w:hyperlink w:history="1" r:id="rId8dwvoxivly18g5ejywxcn">
+            <w:hyperlink w:history="1" r:id="rIdzdyl26qwwax_gp1osz2_r">
               <w:r>
                 <w:rPr>
                   <w:rFonts w:ascii="Arial" w:cs="Arial" w:eastAsia="Arial" w:hAnsi="Arial"/>
@@ -4434,7 +4434,7 @@
             <w:pPr>
               <w:spacing w:after="20" w:before="0"/>
             </w:pPr>
-            <w:hyperlink w:history="1" r:id="rIdx--af8uv1sc7j_towegr-">
+            <w:hyperlink w:history="1" r:id="rIdo-8lpea5twhddo4wmnlhi">
               <w:r>
                 <w:rPr>
                   <w:rFonts w:ascii="Arial" w:cs="Arial" w:eastAsia="Arial" w:hAnsi="Arial"/>
@@ -4467,7 +4467,7 @@
               <w:spacing w:after="10" w:before="0"/>
               <w:ind w:left="120"/>
             </w:pPr>
-            <w:hyperlink w:history="1" r:id="rIdatvmb1invd2qt1nmatuyo">
+            <w:hyperlink w:history="1" r:id="rIdjqjizis1szlaqit6a6sls">
               <w:r>
                 <w:rPr>
                   <w:rFonts w:ascii="Arial" w:cs="Arial" w:eastAsia="Arial" w:hAnsi="Arial"/>
@@ -4662,7 +4662,7 @@
             <w:pPr>
               <w:spacing w:after="20" w:before="0"/>
             </w:pPr>
-            <w:hyperlink w:history="1" r:id="rIdkctohuo8upeejbmgxbkz1">
+            <w:hyperlink w:history="1" r:id="rIdqgfplw7jdpd6s_1soszoz">
               <w:r>
                 <w:rPr>
                   <w:rFonts w:ascii="Arial" w:cs="Arial" w:eastAsia="Arial" w:hAnsi="Arial"/>
@@ -4695,7 +4695,7 @@
               <w:spacing w:after="10" w:before="0"/>
               <w:ind w:left="120"/>
             </w:pPr>
-            <w:hyperlink w:history="1" r:id="rIdqufhkmpvbxnzuecqlhacm">
+            <w:hyperlink w:history="1" r:id="rIdllznxb0jvbazkxz-6ykeb">
               <w:r>
                 <w:rPr>
                   <w:rFonts w:ascii="Arial" w:cs="Arial" w:eastAsia="Arial" w:hAnsi="Arial"/>
@@ -4740,7 +4740,7 @@
             <w:pPr>
               <w:spacing w:after="20" w:before="0"/>
             </w:pPr>
-            <w:hyperlink w:history="1" r:id="rIdozp2l-qnlryt7idby8oqi">
+            <w:hyperlink w:history="1" r:id="rIdzgwfhqec2hwmsx7qwpqky">
               <w:r>
                 <w:rPr>
                   <w:rFonts w:ascii="Arial" w:cs="Arial" w:eastAsia="Arial" w:hAnsi="Arial"/>
@@ -4773,7 +4773,7 @@
               <w:spacing w:after="10" w:before="0"/>
               <w:ind w:left="120"/>
             </w:pPr>
-            <w:hyperlink w:history="1" r:id="rIdxybira0dabvydt90vjo2_">
+            <w:hyperlink w:history="1" r:id="rIdyfdt1mj4pkdzcswcq52_a">
               <w:r>
                 <w:rPr>
                   <w:rFonts w:ascii="Arial" w:cs="Arial" w:eastAsia="Arial" w:hAnsi="Arial"/>
@@ -6355,7 +6355,7 @@
             <w:pPr>
               <w:spacing w:after="20" w:before="0"/>
             </w:pPr>
-            <w:hyperlink w:history="1" r:id="rIdhttrkvnw27xh_y99fr_nj">
+            <w:hyperlink w:history="1" r:id="rIdbhqzevh_j-4987v-fxsmn">
               <w:r>
                 <w:rPr>
                   <w:rFonts w:ascii="Arial" w:cs="Arial" w:eastAsia="Arial" w:hAnsi="Arial"/>
@@ -6388,7 +6388,7 @@
               <w:spacing w:after="10" w:before="0"/>
               <w:ind w:left="120"/>
             </w:pPr>
-            <w:hyperlink w:history="1" r:id="rIdlsxbat12_r5sq7qwxlwjz">
+            <w:hyperlink w:history="1" r:id="rIdemiavp3ifol5jymjsm-4b">
               <w:r>
                 <w:rPr>
                   <w:rFonts w:ascii="Arial" w:cs="Arial" w:eastAsia="Arial" w:hAnsi="Arial"/>
@@ -6433,7 +6433,7 @@
             <w:pPr>
               <w:spacing w:after="20" w:before="0"/>
             </w:pPr>
-            <w:hyperlink w:history="1" r:id="rIdd774xqgn42jscclgwo8tx">
+            <w:hyperlink w:history="1" r:id="rIdkaiwkyegkcvhpinnvucro">
               <w:r>
                 <w:rPr>
                   <w:rFonts w:ascii="Arial" w:cs="Arial" w:eastAsia="Arial" w:hAnsi="Arial"/>
@@ -6466,7 +6466,7 @@
               <w:spacing w:after="10" w:before="0"/>
               <w:ind w:left="120"/>
             </w:pPr>
-            <w:hyperlink w:history="1" r:id="rIdyk6fekatqbyjpu-lcg-3r">
+            <w:hyperlink w:history="1" r:id="rIdnxpkzhdhjljkvt-xs9km1">
               <w:r>
                 <w:rPr>
                   <w:rFonts w:ascii="Arial" w:cs="Arial" w:eastAsia="Arial" w:hAnsi="Arial"/>
@@ -6661,7 +6661,7 @@
             <w:pPr>
               <w:spacing w:after="20" w:before="0"/>
             </w:pPr>
-            <w:hyperlink w:history="1" r:id="rIdkexq4ttf6np-pbedqlfvh">
+            <w:hyperlink w:history="1" r:id="rIdfi-fmw13qy_tmtufbnoz1">
               <w:r>
                 <w:rPr>
                   <w:rFonts w:ascii="Arial" w:cs="Arial" w:eastAsia="Arial" w:hAnsi="Arial"/>
@@ -6694,7 +6694,7 @@
               <w:spacing w:after="10" w:before="0"/>
               <w:ind w:left="120"/>
             </w:pPr>
-            <w:hyperlink w:history="1" r:id="rIdhvk8lcdo0e2rf8okwokpg">
+            <w:hyperlink w:history="1" r:id="rId2kwteylxzcafzwtsgp6_e">
               <w:r>
                 <w:rPr>
                   <w:rFonts w:ascii="Arial" w:cs="Arial" w:eastAsia="Arial" w:hAnsi="Arial"/>
@@ -6739,7 +6739,7 @@
             <w:pPr>
               <w:spacing w:after="20" w:before="0"/>
             </w:pPr>
-            <w:hyperlink w:history="1" r:id="rIdjuuxxkmcqbej4kkivjk2u">
+            <w:hyperlink w:history="1" r:id="rId7egtbwnbhlvpgbxadbb2o">
               <w:r>
                 <w:rPr>
                   <w:rFonts w:ascii="Arial" w:cs="Arial" w:eastAsia="Arial" w:hAnsi="Arial"/>
@@ -6772,7 +6772,7 @@
               <w:spacing w:after="10" w:before="0"/>
               <w:ind w:left="120"/>
             </w:pPr>
-            <w:hyperlink w:history="1" r:id="rIdcluc6hs2htevqruzukqx9">
+            <w:hyperlink w:history="1" r:id="rIdodd77wcp277plpic3ozok">
               <w:r>
                 <w:rPr>
                   <w:rFonts w:ascii="Arial" w:cs="Arial" w:eastAsia="Arial" w:hAnsi="Arial"/>
@@ -6967,7 +6967,7 @@
             <w:pPr>
               <w:spacing w:after="20" w:before="0"/>
             </w:pPr>
-            <w:hyperlink w:history="1" r:id="rIdrc1vtrgpju6tq5pwea4vf">
+            <w:hyperlink w:history="1" r:id="rIdyvxsd8rdmgnrz_cwrhcwp">
               <w:r>
                 <w:rPr>
                   <w:rFonts w:ascii="Arial" w:cs="Arial" w:eastAsia="Arial" w:hAnsi="Arial"/>
@@ -7000,7 +7000,7 @@
               <w:spacing w:after="10" w:before="0"/>
               <w:ind w:left="120"/>
             </w:pPr>
-            <w:hyperlink w:history="1" r:id="rIdvatka7xr5qpgjn6uyzne7">
+            <w:hyperlink w:history="1" r:id="rIdzdbzustoys7s15mjsa4zd">
               <w:r>
                 <w:rPr>
                   <w:rFonts w:ascii="Arial" w:cs="Arial" w:eastAsia="Arial" w:hAnsi="Arial"/>
@@ -7045,7 +7045,7 @@
             <w:pPr>
               <w:spacing w:after="20" w:before="0"/>
             </w:pPr>
-            <w:hyperlink w:history="1" r:id="rIdja8t4krbyxnr1rbw04aan">
+            <w:hyperlink w:history="1" r:id="rId6k9euxdasdlrfrvqalxa8">
               <w:r>
                 <w:rPr>
                   <w:rFonts w:ascii="Arial" w:cs="Arial" w:eastAsia="Arial" w:hAnsi="Arial"/>
@@ -7078,7 +7078,7 @@
               <w:spacing w:after="10" w:before="0"/>
               <w:ind w:left="120"/>
             </w:pPr>
-            <w:hyperlink w:history="1" r:id="rId5bjgkshwms8ty7amdkke4">
+            <w:hyperlink w:history="1" r:id="rId-ou0-9jn4oyxg6cl-xn80">
               <w:r>
                 <w:rPr>
                   <w:rFonts w:ascii="Arial" w:cs="Arial" w:eastAsia="Arial" w:hAnsi="Arial"/>
@@ -7273,7 +7273,7 @@
             <w:pPr>
               <w:spacing w:after="20" w:before="0"/>
             </w:pPr>
-            <w:hyperlink w:history="1" r:id="rIdrtgbvek40fuqwqb1ki51k">
+            <w:hyperlink w:history="1" r:id="rIdpfzr8wlkwrovm_t4htfnh">
               <w:r>
                 <w:rPr>
                   <w:rFonts w:ascii="Arial" w:cs="Arial" w:eastAsia="Arial" w:hAnsi="Arial"/>
@@ -7306,7 +7306,7 @@
               <w:spacing w:after="10" w:before="0"/>
               <w:ind w:left="120"/>
             </w:pPr>
-            <w:hyperlink w:history="1" r:id="rId7w21pc_rflbhvrz4k3_sz">
+            <w:hyperlink w:history="1" r:id="rIdnwziirkjto9uunkemgifc">
               <w:r>
                 <w:rPr>
                   <w:rFonts w:ascii="Arial" w:cs="Arial" w:eastAsia="Arial" w:hAnsi="Arial"/>
@@ -7351,7 +7351,7 @@
             <w:pPr>
               <w:spacing w:after="20" w:before="0"/>
             </w:pPr>
-            <w:hyperlink w:history="1" r:id="rIda98udwqseu2uhhzacp-tw">
+            <w:hyperlink w:history="1" r:id="rIdoztwojab-slhxhnqepyfr">
               <w:r>
                 <w:rPr>
                   <w:rFonts w:ascii="Arial" w:cs="Arial" w:eastAsia="Arial" w:hAnsi="Arial"/>
@@ -7384,7 +7384,7 @@
               <w:spacing w:after="10" w:before="0"/>
               <w:ind w:left="120"/>
             </w:pPr>
-            <w:hyperlink w:history="1" r:id="rIdndld0b4529smwk2xc_bgx">
+            <w:hyperlink w:history="1" r:id="rId7gtbnjhj4l-szt0gt5xva">
               <w:r>
                 <w:rPr>
                   <w:rFonts w:ascii="Arial" w:cs="Arial" w:eastAsia="Arial" w:hAnsi="Arial"/>
@@ -7579,7 +7579,7 @@
             <w:pPr>
               <w:spacing w:after="20" w:before="0"/>
             </w:pPr>
-            <w:hyperlink w:history="1" r:id="rIdfoqpounjo9sbmjle2hk6-">
+            <w:hyperlink w:history="1" r:id="rIdj9qkbv-wlh0duwvgdrfih">
               <w:r>
                 <w:rPr>
                   <w:rFonts w:ascii="Arial" w:cs="Arial" w:eastAsia="Arial" w:hAnsi="Arial"/>
@@ -7612,7 +7612,7 @@
               <w:spacing w:after="10" w:before="0"/>
               <w:ind w:left="120"/>
             </w:pPr>
-            <w:hyperlink w:history="1" r:id="rId_jdlpdurcdc95rbbflucs">
+            <w:hyperlink w:history="1" r:id="rId5l3b9oi3moyoeh1vfpbsb">
               <w:r>
                 <w:rPr>
                   <w:rFonts w:ascii="Arial" w:cs="Arial" w:eastAsia="Arial" w:hAnsi="Arial"/>
@@ -7657,7 +7657,7 @@
             <w:pPr>
               <w:spacing w:after="20" w:before="0"/>
             </w:pPr>
-            <w:hyperlink w:history="1" r:id="rId7e7ud6hgzsikpl9ztlf35">
+            <w:hyperlink w:history="1" r:id="rId9gdf5dhcdwbyzkjnjeidm">
               <w:r>
                 <w:rPr>
                   <w:rFonts w:ascii="Arial" w:cs="Arial" w:eastAsia="Arial" w:hAnsi="Arial"/>
@@ -7690,7 +7690,7 @@
               <w:spacing w:after="10" w:before="0"/>
               <w:ind w:left="120"/>
             </w:pPr>
-            <w:hyperlink w:history="1" r:id="rId69ye_rb9c6279qpsjicst">
+            <w:hyperlink w:history="1" r:id="rIddr8lbg6s0k51g6biunttc">
               <w:r>
                 <w:rPr>
                   <w:rFonts w:ascii="Arial" w:cs="Arial" w:eastAsia="Arial" w:hAnsi="Arial"/>
@@ -9177,7 +9177,7 @@
             <w:pPr>
               <w:spacing w:after="20" w:before="0"/>
             </w:pPr>
-            <w:hyperlink w:history="1" r:id="rIdbhnbesuuw5yjuvzdnept8">
+            <w:hyperlink w:history="1" r:id="rIdunsfpkptwxkoaye9zo4ls">
               <w:r>
                 <w:rPr>
                   <w:rFonts w:ascii="Arial" w:cs="Arial" w:eastAsia="Arial" w:hAnsi="Arial"/>
@@ -9210,7 +9210,7 @@
               <w:spacing w:after="10" w:before="0"/>
               <w:ind w:left="120"/>
             </w:pPr>
-            <w:hyperlink w:history="1" r:id="rIdslms1gujbp2j6-gtwf__a">
+            <w:hyperlink w:history="1" r:id="rIdqxrv6ylmdjxeebtxbfzr8">
               <w:r>
                 <w:rPr>
                   <w:rFonts w:ascii="Arial" w:cs="Arial" w:eastAsia="Arial" w:hAnsi="Arial"/>
@@ -9255,7 +9255,7 @@
             <w:pPr>
               <w:spacing w:after="20" w:before="0"/>
             </w:pPr>
-            <w:hyperlink w:history="1" r:id="rIdufu-iim5xsykmcyj16jfn">
+            <w:hyperlink w:history="1" r:id="rIdwkdl2qerrjgh_2rfwwieu">
               <w:r>
                 <w:rPr>
                   <w:rFonts w:ascii="Arial" w:cs="Arial" w:eastAsia="Arial" w:hAnsi="Arial"/>
@@ -9288,7 +9288,7 @@
               <w:spacing w:after="10" w:before="0"/>
               <w:ind w:left="120"/>
             </w:pPr>
-            <w:hyperlink w:history="1" r:id="rIdf5s2irc3e1e6xmhhxaxai">
+            <w:hyperlink w:history="1" r:id="rIdv3-qlm4e_gwmbq8rohmjt">
               <w:r>
                 <w:rPr>
                   <w:rFonts w:ascii="Arial" w:cs="Arial" w:eastAsia="Arial" w:hAnsi="Arial"/>
@@ -9673,7 +9673,7 @@
             <w:pPr>
               <w:spacing w:after="20" w:before="0"/>
             </w:pPr>
-            <w:hyperlink w:history="1" r:id="rIdxn6fga9f7zdjt1wlpjpmx">
+            <w:hyperlink w:history="1" r:id="rIdyp9olta2gypel4pyxqsp7">
               <w:r>
                 <w:rPr>
                   <w:rFonts w:ascii="Arial" w:cs="Arial" w:eastAsia="Arial" w:hAnsi="Arial"/>
@@ -9706,7 +9706,7 @@
               <w:spacing w:after="10" w:before="0"/>
               <w:ind w:left="120"/>
             </w:pPr>
-            <w:hyperlink w:history="1" r:id="rIdc24jedznrmin9kitzxlf5">
+            <w:hyperlink w:history="1" r:id="rId0clpfpnxwq7rhnbvmoain">
               <w:r>
                 <w:rPr>
                   <w:rFonts w:ascii="Arial" w:cs="Arial" w:eastAsia="Arial" w:hAnsi="Arial"/>
@@ -9751,7 +9751,7 @@
             <w:pPr>
               <w:spacing w:after="20" w:before="0"/>
             </w:pPr>
-            <w:hyperlink w:history="1" r:id="rIdexuktc9dykzuhela3_kuh">
+            <w:hyperlink w:history="1" r:id="rIdhepwpgpgcnavz3x9dblbs">
               <w:r>
                 <w:rPr>
                   <w:rFonts w:ascii="Arial" w:cs="Arial" w:eastAsia="Arial" w:hAnsi="Arial"/>
@@ -9784,7 +9784,7 @@
               <w:spacing w:after="10" w:before="0"/>
               <w:ind w:left="120"/>
             </w:pPr>
-            <w:hyperlink w:history="1" r:id="rId9eqgvplsy5xlmygofqxkn">
+            <w:hyperlink w:history="1" r:id="rIdxfh71qlxigsxunbs_afbt">
               <w:r>
                 <w:rPr>
                   <w:rFonts w:ascii="Arial" w:cs="Arial" w:eastAsia="Arial" w:hAnsi="Arial"/>
@@ -10169,7 +10169,7 @@
             <w:pPr>
               <w:spacing w:after="20" w:before="0"/>
             </w:pPr>
-            <w:hyperlink w:history="1" r:id="rIdo7nqivxgbhwril8bpgel2">
+            <w:hyperlink w:history="1" r:id="rIdzetxrc9__ivel2a-szy0h">
               <w:r>
                 <w:rPr>
                   <w:rFonts w:ascii="Arial" w:cs="Arial" w:eastAsia="Arial" w:hAnsi="Arial"/>
@@ -10202,7 +10202,7 @@
               <w:spacing w:after="10" w:before="0"/>
               <w:ind w:left="120"/>
             </w:pPr>
-            <w:hyperlink w:history="1" r:id="rIdxib4eyw3bkvjukngios-s">
+            <w:hyperlink w:history="1" r:id="rIdvs7z5lg_t35n1sf7pu3wk">
               <w:r>
                 <w:rPr>
                   <w:rFonts w:ascii="Arial" w:cs="Arial" w:eastAsia="Arial" w:hAnsi="Arial"/>
@@ -10247,7 +10247,7 @@
             <w:pPr>
               <w:spacing w:after="20" w:before="0"/>
             </w:pPr>
-            <w:hyperlink w:history="1" r:id="rIdirnctgzusdzk4zn2lyk6b">
+            <w:hyperlink w:history="1" r:id="rIdyrmtvqja_tdl4ofgog13f">
               <w:r>
                 <w:rPr>
                   <w:rFonts w:ascii="Arial" w:cs="Arial" w:eastAsia="Arial" w:hAnsi="Arial"/>
@@ -10280,7 +10280,7 @@
               <w:spacing w:after="10" w:before="0"/>
               <w:ind w:left="120"/>
             </w:pPr>
-            <w:hyperlink w:history="1" r:id="rIdq0m2pn-q4xumzirpojkbd">
+            <w:hyperlink w:history="1" r:id="rIdgyju30fefwj1pabazojen">
               <w:r>
                 <w:rPr>
                   <w:rFonts w:ascii="Arial" w:cs="Arial" w:eastAsia="Arial" w:hAnsi="Arial"/>
@@ -10627,7 +10627,7 @@
             <w:pPr>
               <w:spacing w:after="20" w:before="0"/>
             </w:pPr>
-            <w:hyperlink w:history="1" r:id="rIdpyuvgn0mx8c02_y1q_d70">
+            <w:hyperlink w:history="1" r:id="rIda0chv2h9z32n1ate_yzsp">
               <w:r>
                 <w:rPr>
                   <w:rFonts w:ascii="Arial" w:cs="Arial" w:eastAsia="Arial" w:hAnsi="Arial"/>
@@ -10660,7 +10660,7 @@
               <w:spacing w:after="10" w:before="0"/>
               <w:ind w:left="120"/>
             </w:pPr>
-            <w:hyperlink w:history="1" r:id="rIdw_wzxqztrlya10tcng67n">
+            <w:hyperlink w:history="1" r:id="rId183qhm4zbltnkxhcqo2dz">
               <w:r>
                 <w:rPr>
                   <w:rFonts w:ascii="Arial" w:cs="Arial" w:eastAsia="Arial" w:hAnsi="Arial"/>
@@ -10705,7 +10705,7 @@
             <w:pPr>
               <w:spacing w:after="20" w:before="0"/>
             </w:pPr>
-            <w:hyperlink w:history="1" r:id="rIdoiynh7nk26gayspjkmsec">
+            <w:hyperlink w:history="1" r:id="rIdvwacc3eew4jvvqwkwi0ke">
               <w:r>
                 <w:rPr>
                   <w:rFonts w:ascii="Arial" w:cs="Arial" w:eastAsia="Arial" w:hAnsi="Arial"/>
@@ -10738,7 +10738,7 @@
               <w:spacing w:after="10" w:before="0"/>
               <w:ind w:left="120"/>
             </w:pPr>
-            <w:hyperlink w:history="1" r:id="rIdtoaxsy_uq8zbkqos_nwfs">
+            <w:hyperlink w:history="1" r:id="rIdspf2pecbgpotldftjuw7a">
               <w:r>
                 <w:rPr>
                   <w:rFonts w:ascii="Arial" w:cs="Arial" w:eastAsia="Arial" w:hAnsi="Arial"/>
@@ -11047,7 +11047,7 @@
             <w:pPr>
               <w:spacing w:after="20" w:before="0"/>
             </w:pPr>
-            <w:hyperlink w:history="1" r:id="rIdpyi2a9wfbhymlro8czcaq">
+            <w:hyperlink w:history="1" r:id="rId5t3cv0_ldnnfmnhphdx7l">
               <w:r>
                 <w:rPr>
                   <w:rFonts w:ascii="Arial" w:cs="Arial" w:eastAsia="Arial" w:hAnsi="Arial"/>
@@ -11080,7 +11080,7 @@
               <w:spacing w:after="10" w:before="0"/>
               <w:ind w:left="120"/>
             </w:pPr>
-            <w:hyperlink w:history="1" r:id="rIdrhc6m53pxucjqght7wwn7">
+            <w:hyperlink w:history="1" r:id="rIddpzg2dfzgjhezncgr334g">
               <w:r>
                 <w:rPr>
                   <w:rFonts w:ascii="Arial" w:cs="Arial" w:eastAsia="Arial" w:hAnsi="Arial"/>
@@ -11125,7 +11125,7 @@
             <w:pPr>
               <w:spacing w:after="20" w:before="0"/>
             </w:pPr>
-            <w:hyperlink w:history="1" r:id="rIdcilsiarkttal7flb1ksd3">
+            <w:hyperlink w:history="1" r:id="rIdgtjrxp0nc35lwtej-umdi">
               <w:r>
                 <w:rPr>
                   <w:rFonts w:ascii="Arial" w:cs="Arial" w:eastAsia="Arial" w:hAnsi="Arial"/>
@@ -11158,7 +11158,7 @@
               <w:spacing w:after="10" w:before="0"/>
               <w:ind w:left="120"/>
             </w:pPr>
-            <w:hyperlink w:history="1" r:id="rIdc7xmyzbw3dzval6sb1uzj">
+            <w:hyperlink w:history="1" r:id="rIdfdhadjfiotwu4zgjlg5ea">
               <w:r>
                 <w:rPr>
                   <w:rFonts w:ascii="Arial" w:cs="Arial" w:eastAsia="Arial" w:hAnsi="Arial"/>
@@ -12367,7 +12367,25 @@
             </w:tcMar>
             <w:vAlign w:val="top"/>
           </w:tcPr>
-          <w:p/>
+          <w:p>
+            <w:pPr>
+              <w:spacing w:after="40" w:before="0"/>
+              <w:jc w:val="left"/>
+            </w:pPr>
+            <w:r>
+              <w:rPr>
+                <w:rFonts w:ascii="Arial" w:cs="Arial" w:eastAsia="Arial" w:hAnsi="Arial"/>
+                <w:b w:val="false"/>
+                <w:bCs w:val="false"/>
+                <w:i w:val="false"/>
+                <w:iCs w:val="false"/>
+                <w:color w:val="000000"/>
+                <w:sz w:val="18"/>
+                <w:szCs w:val="18"/>
+              </w:rPr>
+              <w:t xml:space="preserve">Students must wear safety goggles throughout. Dilute HCl (0.1 mol per litre) and sodium thiosulfate solutions are low hazard at these concentrations but must not be ingested. Spills should be wiped immediately with a damp cloth. The teacher should demonstrate correct dilution technique before groups begin. Wash hands at the end of the practical.</w:t>
+            </w:r>
+          </w:p>
         </w:tc>
       </w:tr>
     </w:tbl>
@@ -12741,7 +12759,7 @@
             <w:pPr>
               <w:spacing w:after="20" w:before="0"/>
             </w:pPr>
-            <w:hyperlink w:history="1" r:id="rId_cbz5zqwhkb9basrpzujx">
+            <w:hyperlink w:history="1" r:id="rIddsx571ti4qsc50eppyg8d">
               <w:r>
                 <w:rPr>
                   <w:rFonts w:ascii="Arial" w:cs="Arial" w:eastAsia="Arial" w:hAnsi="Arial"/>
@@ -12774,7 +12792,7 @@
               <w:spacing w:after="10" w:before="0"/>
               <w:ind w:left="120"/>
             </w:pPr>
-            <w:hyperlink w:history="1" r:id="rId_jgalxv7dhgsi3z4gyrxf">
+            <w:hyperlink w:history="1" r:id="rIdnfcnrjpcyrozjm4fmi0mc">
               <w:r>
                 <w:rPr>
                   <w:rFonts w:ascii="Arial" w:cs="Arial" w:eastAsia="Arial" w:hAnsi="Arial"/>
@@ -12819,7 +12837,7 @@
             <w:pPr>
               <w:spacing w:after="20" w:before="0"/>
             </w:pPr>
-            <w:hyperlink w:history="1" r:id="rIdnxfuz60wqd8llqvviwts8">
+            <w:hyperlink w:history="1" r:id="rIdf8ihdcfwowb_s1yakejin">
               <w:r>
                 <w:rPr>
                   <w:rFonts w:ascii="Arial" w:cs="Arial" w:eastAsia="Arial" w:hAnsi="Arial"/>
@@ -12852,7 +12870,7 @@
               <w:spacing w:after="10" w:before="0"/>
               <w:ind w:left="120"/>
             </w:pPr>
-            <w:hyperlink w:history="1" r:id="rIdashehgimuztfgeb992h7p">
+            <w:hyperlink w:history="1" r:id="rId8t5ux3s71vgwirii1wsa2">
               <w:r>
                 <w:rPr>
                   <w:rFonts w:ascii="Arial" w:cs="Arial" w:eastAsia="Arial" w:hAnsi="Arial"/>
@@ -13047,7 +13065,7 @@
             <w:pPr>
               <w:spacing w:after="20" w:before="0"/>
             </w:pPr>
-            <w:hyperlink w:history="1" r:id="rIdtruh8ldtntlw7s8ncukpw">
+            <w:hyperlink w:history="1" r:id="rIdyoic5oekkdp-se8q73xn2">
               <w:r>
                 <w:rPr>
                   <w:rFonts w:ascii="Arial" w:cs="Arial" w:eastAsia="Arial" w:hAnsi="Arial"/>
@@ -13080,7 +13098,7 @@
               <w:spacing w:after="10" w:before="0"/>
               <w:ind w:left="120"/>
             </w:pPr>
-            <w:hyperlink w:history="1" r:id="rIdxfhrvn7lt7nz2z1q1rbtk">
+            <w:hyperlink w:history="1" r:id="rId4ynykur5792m9uwnkanwi">
               <w:r>
                 <w:rPr>
                   <w:rFonts w:ascii="Arial" w:cs="Arial" w:eastAsia="Arial" w:hAnsi="Arial"/>
@@ -13125,7 +13143,7 @@
             <w:pPr>
               <w:spacing w:after="20" w:before="0"/>
             </w:pPr>
-            <w:hyperlink w:history="1" r:id="rIdwltpdzpot_bakq9yd4c7z">
+            <w:hyperlink w:history="1" r:id="rId7vaq7fuz5y9gkkf1qo_bh">
               <w:r>
                 <w:rPr>
                   <w:rFonts w:ascii="Arial" w:cs="Arial" w:eastAsia="Arial" w:hAnsi="Arial"/>
@@ -13158,7 +13176,7 @@
               <w:spacing w:after="10" w:before="0"/>
               <w:ind w:left="120"/>
             </w:pPr>
-            <w:hyperlink w:history="1" r:id="rIdht3pl9rr5tn1g8bk92bs3">
+            <w:hyperlink w:history="1" r:id="rId0cc5b2_l856vlljx1gglh">
               <w:r>
                 <w:rPr>
                   <w:rFonts w:ascii="Arial" w:cs="Arial" w:eastAsia="Arial" w:hAnsi="Arial"/>
@@ -13353,7 +13371,7 @@
             <w:pPr>
               <w:spacing w:after="20" w:before="0"/>
             </w:pPr>
-            <w:hyperlink w:history="1" r:id="rIdkz-3f46oi-atw1co0wpse">
+            <w:hyperlink w:history="1" r:id="rIdelo87egmji3hki_syj2nq">
               <w:r>
                 <w:rPr>
                   <w:rFonts w:ascii="Arial" w:cs="Arial" w:eastAsia="Arial" w:hAnsi="Arial"/>
@@ -13386,7 +13404,7 @@
               <w:spacing w:after="10" w:before="0"/>
               <w:ind w:left="120"/>
             </w:pPr>
-            <w:hyperlink w:history="1" r:id="rId_bva84f1auf7wbfxpxlww">
+            <w:hyperlink w:history="1" r:id="rIdvthptvdpyt3eyoyhcmmka">
               <w:r>
                 <w:rPr>
                   <w:rFonts w:ascii="Arial" w:cs="Arial" w:eastAsia="Arial" w:hAnsi="Arial"/>
@@ -13431,7 +13449,7 @@
             <w:pPr>
               <w:spacing w:after="20" w:before="0"/>
             </w:pPr>
-            <w:hyperlink w:history="1" r:id="rIdk6-_8dalwqecnwlxpvl8_">
+            <w:hyperlink w:history="1" r:id="rIdqfuo2sd45_hgqi8oherox">
               <w:r>
                 <w:rPr>
                   <w:rFonts w:ascii="Arial" w:cs="Arial" w:eastAsia="Arial" w:hAnsi="Arial"/>
@@ -13464,7 +13482,7 @@
               <w:spacing w:after="10" w:before="0"/>
               <w:ind w:left="120"/>
             </w:pPr>
-            <w:hyperlink w:history="1" r:id="rIdssvf7ftfery6dr6ouixqs">
+            <w:hyperlink w:history="1" r:id="rIdun1oyacglnk0k1x0dbcn9">
               <w:r>
                 <w:rPr>
                   <w:rFonts w:ascii="Arial" w:cs="Arial" w:eastAsia="Arial" w:hAnsi="Arial"/>
@@ -13659,7 +13677,7 @@
             <w:pPr>
               <w:spacing w:after="20" w:before="0"/>
             </w:pPr>
-            <w:hyperlink w:history="1" r:id="rId1mosn2-jxy1gnlfq1xlan">
+            <w:hyperlink w:history="1" r:id="rIdb9evrqbptnszplcixrljn">
               <w:r>
                 <w:rPr>
                   <w:rFonts w:ascii="Arial" w:cs="Arial" w:eastAsia="Arial" w:hAnsi="Arial"/>
@@ -13692,7 +13710,7 @@
               <w:spacing w:after="10" w:before="0"/>
               <w:ind w:left="120"/>
             </w:pPr>
-            <w:hyperlink w:history="1" r:id="rIdtztjewyrcpht0ur7-nlvz">
+            <w:hyperlink w:history="1" r:id="rIdlclejid-9q2fiu5ldryhs">
               <w:r>
                 <w:rPr>
                   <w:rFonts w:ascii="Arial" w:cs="Arial" w:eastAsia="Arial" w:hAnsi="Arial"/>
@@ -13737,7 +13755,7 @@
             <w:pPr>
               <w:spacing w:after="20" w:before="0"/>
             </w:pPr>
-            <w:hyperlink w:history="1" r:id="rId76ssraz--ecx1lnl57dxn">
+            <w:hyperlink w:history="1" r:id="rIdn1cn1y-jweqzgghj-ecmj">
               <w:r>
                 <w:rPr>
                   <w:rFonts w:ascii="Arial" w:cs="Arial" w:eastAsia="Arial" w:hAnsi="Arial"/>
@@ -13770,7 +13788,7 @@
               <w:spacing w:after="10" w:before="0"/>
               <w:ind w:left="120"/>
             </w:pPr>
-            <w:hyperlink w:history="1" r:id="rIdknka70ivhgc41jzybqsy_">
+            <w:hyperlink w:history="1" r:id="rId02jgjlkkbgavcmhg4obuk">
               <w:r>
                 <w:rPr>
                   <w:rFonts w:ascii="Arial" w:cs="Arial" w:eastAsia="Arial" w:hAnsi="Arial"/>
@@ -13965,7 +13983,7 @@
             <w:pPr>
               <w:spacing w:after="20" w:before="0"/>
             </w:pPr>
-            <w:hyperlink w:history="1" r:id="rIdefnjbocmu48ojbto2bwgq">
+            <w:hyperlink w:history="1" r:id="rIda87nnl51nv90u8gctiwoq">
               <w:r>
                 <w:rPr>
                   <w:rFonts w:ascii="Arial" w:cs="Arial" w:eastAsia="Arial" w:hAnsi="Arial"/>
@@ -13998,7 +14016,7 @@
               <w:spacing w:after="10" w:before="0"/>
               <w:ind w:left="120"/>
             </w:pPr>
-            <w:hyperlink w:history="1" r:id="rIdwd-hjuobq7izdcmjshxa3">
+            <w:hyperlink w:history="1" r:id="rIdipxf8x-jsyacupnqra_b_">
               <w:r>
                 <w:rPr>
                   <w:rFonts w:ascii="Arial" w:cs="Arial" w:eastAsia="Arial" w:hAnsi="Arial"/>
@@ -14043,7 +14061,7 @@
             <w:pPr>
               <w:spacing w:after="20" w:before="0"/>
             </w:pPr>
-            <w:hyperlink w:history="1" r:id="rIdfm5we4wdtjvnangzbm_tf">
+            <w:hyperlink w:history="1" r:id="rIdrmtode2numwfr2-_--vgo">
               <w:r>
                 <w:rPr>
                   <w:rFonts w:ascii="Arial" w:cs="Arial" w:eastAsia="Arial" w:hAnsi="Arial"/>
@@ -14076,7 +14094,7 @@
               <w:spacing w:after="10" w:before="0"/>
               <w:ind w:left="120"/>
             </w:pPr>
-            <w:hyperlink w:history="1" r:id="rIdy3fgbot2lhx1nztyz2sc5">
+            <w:hyperlink w:history="1" r:id="rIdrrp_vcrxlydb81dhqoqdw">
               <w:r>
                 <w:rPr>
                   <w:rFonts w:ascii="Arial" w:cs="Arial" w:eastAsia="Arial" w:hAnsi="Arial"/>
@@ -15563,7 +15581,7 @@
             <w:pPr>
               <w:spacing w:after="20" w:before="0"/>
             </w:pPr>
-            <w:hyperlink w:history="1" r:id="rIdbws3qfiicvpli0bp5mbxp">
+            <w:hyperlink w:history="1" r:id="rIdrsaflqez_xpedeby2rixu">
               <w:r>
                 <w:rPr>
                   <w:rFonts w:ascii="Arial" w:cs="Arial" w:eastAsia="Arial" w:hAnsi="Arial"/>
@@ -15596,7 +15614,7 @@
               <w:spacing w:after="10" w:before="0"/>
               <w:ind w:left="120"/>
             </w:pPr>
-            <w:hyperlink w:history="1" r:id="rIdjqgok1haq10di80vmxl6l">
+            <w:hyperlink w:history="1" r:id="rIderyomh1wwjwup4ukloiue">
               <w:r>
                 <w:rPr>
                   <w:rFonts w:ascii="Arial" w:cs="Arial" w:eastAsia="Arial" w:hAnsi="Arial"/>
@@ -15641,7 +15659,7 @@
             <w:pPr>
               <w:spacing w:after="20" w:before="0"/>
             </w:pPr>
-            <w:hyperlink w:history="1" r:id="rIdjgz8-p3dl23qfy_v5p9uc">
+            <w:hyperlink w:history="1" r:id="rIdqm4sfetdxjgbbqh6rpfc1">
               <w:r>
                 <w:rPr>
                   <w:rFonts w:ascii="Arial" w:cs="Arial" w:eastAsia="Arial" w:hAnsi="Arial"/>
@@ -15674,7 +15692,7 @@
               <w:spacing w:after="10" w:before="0"/>
               <w:ind w:left="120"/>
             </w:pPr>
-            <w:hyperlink w:history="1" r:id="rId6cmcvwoo8b32zdzwnbbi7">
+            <w:hyperlink w:history="1" r:id="rIdfvhykaxzp3xxyrk3p1sry">
               <w:r>
                 <w:rPr>
                   <w:rFonts w:ascii="Arial" w:cs="Arial" w:eastAsia="Arial" w:hAnsi="Arial"/>
@@ -15869,7 +15887,7 @@
             <w:pPr>
               <w:spacing w:after="20" w:before="0"/>
             </w:pPr>
-            <w:hyperlink w:history="1" r:id="rIdkkuyu4xm4sy_sax_g4ilf">
+            <w:hyperlink w:history="1" r:id="rIdgracw8s7ocr1jgycynxac">
               <w:r>
                 <w:rPr>
                   <w:rFonts w:ascii="Arial" w:cs="Arial" w:eastAsia="Arial" w:hAnsi="Arial"/>
@@ -15902,7 +15920,7 @@
               <w:spacing w:after="10" w:before="0"/>
               <w:ind w:left="120"/>
             </w:pPr>
-            <w:hyperlink w:history="1" r:id="rId6jfunsv3_huyu4k7fzkoo">
+            <w:hyperlink w:history="1" r:id="rIdaygnndfmmrszygv2xl3gl">
               <w:r>
                 <w:rPr>
                   <w:rFonts w:ascii="Arial" w:cs="Arial" w:eastAsia="Arial" w:hAnsi="Arial"/>
@@ -15947,7 +15965,7 @@
             <w:pPr>
               <w:spacing w:after="20" w:before="0"/>
             </w:pPr>
-            <w:hyperlink w:history="1" r:id="rIdbnegzbvvu7bahzvtlqn_x">
+            <w:hyperlink w:history="1" r:id="rIdcbo0iszytsuqdtkfyuwrs">
               <w:r>
                 <w:rPr>
                   <w:rFonts w:ascii="Arial" w:cs="Arial" w:eastAsia="Arial" w:hAnsi="Arial"/>
@@ -15980,7 +15998,7 @@
               <w:spacing w:after="10" w:before="0"/>
               <w:ind w:left="120"/>
             </w:pPr>
-            <w:hyperlink w:history="1" r:id="rIdu_yxwgofkmf8zuq-m8thf">
+            <w:hyperlink w:history="1" r:id="rIdsyp1dd62fey11rraod5ux">
               <w:r>
                 <w:rPr>
                   <w:rFonts w:ascii="Arial" w:cs="Arial" w:eastAsia="Arial" w:hAnsi="Arial"/>
@@ -16175,7 +16193,7 @@
             <w:pPr>
               <w:spacing w:after="20" w:before="0"/>
             </w:pPr>
-            <w:hyperlink w:history="1" r:id="rIdmpd5qtuujxhtid5clvvyo">
+            <w:hyperlink w:history="1" r:id="rIdyk3twp3nco2obklkunt1b">
               <w:r>
                 <w:rPr>
                   <w:rFonts w:ascii="Arial" w:cs="Arial" w:eastAsia="Arial" w:hAnsi="Arial"/>
@@ -16208,7 +16226,7 @@
               <w:spacing w:after="10" w:before="0"/>
               <w:ind w:left="120"/>
             </w:pPr>
-            <w:hyperlink w:history="1" r:id="rId6uw_9gsj1omqrliipf9on">
+            <w:hyperlink w:history="1" r:id="rIdqwmuigmiysgc9may8azg9">
               <w:r>
                 <w:rPr>
                   <w:rFonts w:ascii="Arial" w:cs="Arial" w:eastAsia="Arial" w:hAnsi="Arial"/>
@@ -16253,7 +16271,7 @@
             <w:pPr>
               <w:spacing w:after="20" w:before="0"/>
             </w:pPr>
-            <w:hyperlink w:history="1" r:id="rIdottpc55jzzj4kwnxdu1ib">
+            <w:hyperlink w:history="1" r:id="rIdgzfjz3oi5myvbl0wdvx8n">
               <w:r>
                 <w:rPr>
                   <w:rFonts w:ascii="Arial" w:cs="Arial" w:eastAsia="Arial" w:hAnsi="Arial"/>
@@ -16286,7 +16304,7 @@
               <w:spacing w:after="10" w:before="0"/>
               <w:ind w:left="120"/>
             </w:pPr>
-            <w:hyperlink w:history="1" r:id="rIdrcburgxw_cg-o3s7m2_ym">
+            <w:hyperlink w:history="1" r:id="rIdkrqsl2ze-ijw4x3inoabc">
               <w:r>
                 <w:rPr>
                   <w:rFonts w:ascii="Arial" w:cs="Arial" w:eastAsia="Arial" w:hAnsi="Arial"/>
@@ -16481,7 +16499,7 @@
             <w:pPr>
               <w:spacing w:after="20" w:before="0"/>
             </w:pPr>
-            <w:hyperlink w:history="1" r:id="rIde3meq41jldz8wdvebmgqx">
+            <w:hyperlink w:history="1" r:id="rIddh-nxpoemepylfn0v3mt0">
               <w:r>
                 <w:rPr>
                   <w:rFonts w:ascii="Arial" w:cs="Arial" w:eastAsia="Arial" w:hAnsi="Arial"/>
@@ -16514,7 +16532,7 @@
               <w:spacing w:after="10" w:before="0"/>
               <w:ind w:left="120"/>
             </w:pPr>
-            <w:hyperlink w:history="1" r:id="rIdatj0va0q9m-iww76qflcg">
+            <w:hyperlink w:history="1" r:id="rIdytl20tythwsxk_h350bar">
               <w:r>
                 <w:rPr>
                   <w:rFonts w:ascii="Arial" w:cs="Arial" w:eastAsia="Arial" w:hAnsi="Arial"/>
@@ -16559,7 +16577,7 @@
             <w:pPr>
               <w:spacing w:after="20" w:before="0"/>
             </w:pPr>
-            <w:hyperlink w:history="1" r:id="rId62cjytt-kdpkhx3zwg1t7">
+            <w:hyperlink w:history="1" r:id="rIdczy0qhhixvgfz-1efnczm">
               <w:r>
                 <w:rPr>
                   <w:rFonts w:ascii="Arial" w:cs="Arial" w:eastAsia="Arial" w:hAnsi="Arial"/>
@@ -16592,7 +16610,7 @@
               <w:spacing w:after="10" w:before="0"/>
               <w:ind w:left="120"/>
             </w:pPr>
-            <w:hyperlink w:history="1" r:id="rId5ic-ubrirkdo1lha0a3jl">
+            <w:hyperlink w:history="1" r:id="rIdpooo8blfk5wyhqbtdbpkt">
               <w:r>
                 <w:rPr>
                   <w:rFonts w:ascii="Arial" w:cs="Arial" w:eastAsia="Arial" w:hAnsi="Arial"/>
@@ -16787,7 +16805,7 @@
             <w:pPr>
               <w:spacing w:after="20" w:before="0"/>
             </w:pPr>
-            <w:hyperlink w:history="1" r:id="rIditz-dmgw54mvapx_edgap">
+            <w:hyperlink w:history="1" r:id="rId0a0ptfnp6zcxwzhgei9py">
               <w:r>
                 <w:rPr>
                   <w:rFonts w:ascii="Arial" w:cs="Arial" w:eastAsia="Arial" w:hAnsi="Arial"/>
@@ -16820,7 +16838,7 @@
               <w:spacing w:after="10" w:before="0"/>
               <w:ind w:left="120"/>
             </w:pPr>
-            <w:hyperlink w:history="1" r:id="rIdsuzc8rpmxjm4cw8tpujlp">
+            <w:hyperlink w:history="1" r:id="rIdyndhhf9zadorc5v6xuvhm">
               <w:r>
                 <w:rPr>
                   <w:rFonts w:ascii="Arial" w:cs="Arial" w:eastAsia="Arial" w:hAnsi="Arial"/>
@@ -16865,7 +16883,7 @@
             <w:pPr>
               <w:spacing w:after="20" w:before="0"/>
             </w:pPr>
-            <w:hyperlink w:history="1" r:id="rIdmo_q0twrbp8eaju-cus2a">
+            <w:hyperlink w:history="1" r:id="rId1_o3ojpu0uoegocelyvnt">
               <w:r>
                 <w:rPr>
                   <w:rFonts w:ascii="Arial" w:cs="Arial" w:eastAsia="Arial" w:hAnsi="Arial"/>
@@ -16898,7 +16916,7 @@
               <w:spacing w:after="10" w:before="0"/>
               <w:ind w:left="120"/>
             </w:pPr>
-            <w:hyperlink w:history="1" r:id="rIdbxhiynyewkpyfc7hakqij">
+            <w:hyperlink w:history="1" r:id="rIdhmzc5fnf5jpyrhllgwpht">
               <w:r>
                 <w:rPr>
                   <w:rFonts w:ascii="Arial" w:cs="Arial" w:eastAsia="Arial" w:hAnsi="Arial"/>
@@ -18107,7 +18125,25 @@
             </w:tcMar>
             <w:vAlign w:val="top"/>
           </w:tcPr>
-          <w:p/>
+          <w:p>
+            <w:pPr>
+              <w:spacing w:after="40" w:before="0"/>
+              <w:jc w:val="left"/>
+            </w:pPr>
+            <w:r>
+              <w:rPr>
+                <w:rFonts w:ascii="Arial" w:cs="Arial" w:eastAsia="Arial" w:hAnsi="Arial"/>
+                <w:b w:val="false"/>
+                <w:bCs w:val="false"/>
+                <w:i w:val="false"/>
+                <w:iCs w:val="false"/>
+                <w:color w:val="000000"/>
+                <w:sz w:val="18"/>
+                <w:szCs w:val="18"/>
+              </w:rPr>
+              <w:t xml:space="preserve">Hydrogen peroxide (H2O2) at 3% (pharmacy-grade) is used — teacher demonstration only, not student handling. Avoid skin and eye contact; teacher wears gloves and safety goggles. Liver pieces should be handled with tongs; wash hands after any contact. Boiled liver preparation done before the lesson. No open flames during the demonstration. Broken glassware should be disposed of in a designated sharps container. If manganese(IV) oxide (MnO2) is used as an alternative catalyst, handle as fine powder carefully to avoid inhalation.</w:t>
+            </w:r>
+          </w:p>
         </w:tc>
       </w:tr>
     </w:tbl>
@@ -18481,7 +18517,7 @@
             <w:pPr>
               <w:spacing w:after="20" w:before="0"/>
             </w:pPr>
-            <w:hyperlink w:history="1" r:id="rIdkz0qtdc443ykdqrkjbz3s">
+            <w:hyperlink w:history="1" r:id="rIdkhy-dkhhu6rk37rvgeh03">
               <w:r>
                 <w:rPr>
                   <w:rFonts w:ascii="Arial" w:cs="Arial" w:eastAsia="Arial" w:hAnsi="Arial"/>
@@ -18514,7 +18550,7 @@
               <w:spacing w:after="10" w:before="0"/>
               <w:ind w:left="120"/>
             </w:pPr>
-            <w:hyperlink w:history="1" r:id="rIdkgvkamqmytvwsykfvxlao">
+            <w:hyperlink w:history="1" r:id="rIdaovckjsyyrhnq60zsbysl">
               <w:r>
                 <w:rPr>
                   <w:rFonts w:ascii="Arial" w:cs="Arial" w:eastAsia="Arial" w:hAnsi="Arial"/>
@@ -18559,7 +18595,7 @@
             <w:pPr>
               <w:spacing w:after="20" w:before="0"/>
             </w:pPr>
-            <w:hyperlink w:history="1" r:id="rIdzu_hgon7fdveebykbo2kn">
+            <w:hyperlink w:history="1" r:id="rIdcunobuqww4xiklozu7yn9">
               <w:r>
                 <w:rPr>
                   <w:rFonts w:ascii="Arial" w:cs="Arial" w:eastAsia="Arial" w:hAnsi="Arial"/>
@@ -18592,7 +18628,7 @@
               <w:spacing w:after="10" w:before="0"/>
               <w:ind w:left="120"/>
             </w:pPr>
-            <w:hyperlink w:history="1" r:id="rIdztrraxuqwfdxtef7khsuf">
+            <w:hyperlink w:history="1" r:id="rIdnawonrzij3rq6mbiijfhh">
               <w:r>
                 <w:rPr>
                   <w:rFonts w:ascii="Arial" w:cs="Arial" w:eastAsia="Arial" w:hAnsi="Arial"/>
@@ -18787,7 +18823,7 @@
             <w:pPr>
               <w:spacing w:after="20" w:before="0"/>
             </w:pPr>
-            <w:hyperlink w:history="1" r:id="rIdaq5z_55cgrmv3dhdzgy5y">
+            <w:hyperlink w:history="1" r:id="rId1lbxlsiiffpllvyx-jmbh">
               <w:r>
                 <w:rPr>
                   <w:rFonts w:ascii="Arial" w:cs="Arial" w:eastAsia="Arial" w:hAnsi="Arial"/>
@@ -18820,7 +18856,7 @@
               <w:spacing w:after="10" w:before="0"/>
               <w:ind w:left="120"/>
             </w:pPr>
-            <w:hyperlink w:history="1" r:id="rIdiriwajbi4bqfkyp_rxemu">
+            <w:hyperlink w:history="1" r:id="rIdcovfbvlf4nskawg4lxntq">
               <w:r>
                 <w:rPr>
                   <w:rFonts w:ascii="Arial" w:cs="Arial" w:eastAsia="Arial" w:hAnsi="Arial"/>
@@ -18865,7 +18901,7 @@
             <w:pPr>
               <w:spacing w:after="20" w:before="0"/>
             </w:pPr>
-            <w:hyperlink w:history="1" r:id="rId3twd8-kb4bc4cqypn-uof">
+            <w:hyperlink w:history="1" r:id="rIddrfdyiz-i3arpw8vcmuzk">
               <w:r>
                 <w:rPr>
                   <w:rFonts w:ascii="Arial" w:cs="Arial" w:eastAsia="Arial" w:hAnsi="Arial"/>
@@ -18898,7 +18934,7 @@
               <w:spacing w:after="10" w:before="0"/>
               <w:ind w:left="120"/>
             </w:pPr>
-            <w:hyperlink w:history="1" r:id="rId4agstk3vysjvoyp2xcwoe">
+            <w:hyperlink w:history="1" r:id="rIdrj0q0g0tvba7ekv-hn2ug">
               <w:r>
                 <w:rPr>
                   <w:rFonts w:ascii="Arial" w:cs="Arial" w:eastAsia="Arial" w:hAnsi="Arial"/>
@@ -19093,7 +19129,7 @@
             <w:pPr>
               <w:spacing w:after="20" w:before="0"/>
             </w:pPr>
-            <w:hyperlink w:history="1" r:id="rIdtzhrlmdv2klx-do8l0dwf">
+            <w:hyperlink w:history="1" r:id="rIdwtrqdzo1dotk7s-jitxhk">
               <w:r>
                 <w:rPr>
                   <w:rFonts w:ascii="Arial" w:cs="Arial" w:eastAsia="Arial" w:hAnsi="Arial"/>
@@ -19126,7 +19162,7 @@
               <w:spacing w:after="10" w:before="0"/>
               <w:ind w:left="120"/>
             </w:pPr>
-            <w:hyperlink w:history="1" r:id="rIdzi46rfq8p5qzora0grzxj">
+            <w:hyperlink w:history="1" r:id="rIduev90z7nuiax8vepocsqk">
               <w:r>
                 <w:rPr>
                   <w:rFonts w:ascii="Arial" w:cs="Arial" w:eastAsia="Arial" w:hAnsi="Arial"/>
@@ -19171,7 +19207,7 @@
             <w:pPr>
               <w:spacing w:after="20" w:before="0"/>
             </w:pPr>
-            <w:hyperlink w:history="1" r:id="rIdwosk_9gouk4fpap9vwflr">
+            <w:hyperlink w:history="1" r:id="rIdxji69ysighjklinbnbmuh">
               <w:r>
                 <w:rPr>
                   <w:rFonts w:ascii="Arial" w:cs="Arial" w:eastAsia="Arial" w:hAnsi="Arial"/>
@@ -19204,7 +19240,7 @@
               <w:spacing w:after="10" w:before="0"/>
               <w:ind w:left="120"/>
             </w:pPr>
-            <w:hyperlink w:history="1" r:id="rIdwqnbhuqb8imecjqy0ialk">
+            <w:hyperlink w:history="1" r:id="rIdo9q0rswwkxv2onkke2utw">
               <w:r>
                 <w:rPr>
                   <w:rFonts w:ascii="Arial" w:cs="Arial" w:eastAsia="Arial" w:hAnsi="Arial"/>
@@ -19399,7 +19435,7 @@
             <w:pPr>
               <w:spacing w:after="20" w:before="0"/>
             </w:pPr>
-            <w:hyperlink w:history="1" r:id="rIdc8pmwamxp3k45p_16amy_">
+            <w:hyperlink w:history="1" r:id="rIdz0bvzoji9cogppdgvjybk">
               <w:r>
                 <w:rPr>
                   <w:rFonts w:ascii="Arial" w:cs="Arial" w:eastAsia="Arial" w:hAnsi="Arial"/>
@@ -19432,7 +19468,7 @@
               <w:spacing w:after="10" w:before="0"/>
               <w:ind w:left="120"/>
             </w:pPr>
-            <w:hyperlink w:history="1" r:id="rIdgiyqnlc__ryjob6ic3jfv">
+            <w:hyperlink w:history="1" r:id="rIdmh8jcswc1sihysk9y-vpr">
               <w:r>
                 <w:rPr>
                   <w:rFonts w:ascii="Arial" w:cs="Arial" w:eastAsia="Arial" w:hAnsi="Arial"/>
@@ -19477,7 +19513,7 @@
             <w:pPr>
               <w:spacing w:after="20" w:before="0"/>
             </w:pPr>
-            <w:hyperlink w:history="1" r:id="rId3huwjgr3yhx3cieql2bab">
+            <w:hyperlink w:history="1" r:id="rId-cigchzmxhixnu1yltkd8">
               <w:r>
                 <w:rPr>
                   <w:rFonts w:ascii="Arial" w:cs="Arial" w:eastAsia="Arial" w:hAnsi="Arial"/>
@@ -19510,7 +19546,7 @@
               <w:spacing w:after="10" w:before="0"/>
               <w:ind w:left="120"/>
             </w:pPr>
-            <w:hyperlink w:history="1" r:id="rId-dyd_vlcfkb7zhgqexqwp">
+            <w:hyperlink w:history="1" r:id="rIdc3d7hjhxn5gukbeeqvozb">
               <w:r>
                 <w:rPr>
                   <w:rFonts w:ascii="Arial" w:cs="Arial" w:eastAsia="Arial" w:hAnsi="Arial"/>
@@ -19705,7 +19741,7 @@
             <w:pPr>
               <w:spacing w:after="20" w:before="0"/>
             </w:pPr>
-            <w:hyperlink w:history="1" r:id="rIdueomh_olhg4fulz3rcjdf">
+            <w:hyperlink w:history="1" r:id="rIdv1t2jvxthhvholerb67ep">
               <w:r>
                 <w:rPr>
                   <w:rFonts w:ascii="Arial" w:cs="Arial" w:eastAsia="Arial" w:hAnsi="Arial"/>
@@ -19738,7 +19774,7 @@
               <w:spacing w:after="10" w:before="0"/>
               <w:ind w:left="120"/>
             </w:pPr>
-            <w:hyperlink w:history="1" r:id="rId1exsw81osstq0njwdmtxt">
+            <w:hyperlink w:history="1" r:id="rId1-2lru7uob7uktz2-bps8">
               <w:r>
                 <w:rPr>
                   <w:rFonts w:ascii="Arial" w:cs="Arial" w:eastAsia="Arial" w:hAnsi="Arial"/>
@@ -19783,7 +19819,7 @@
             <w:pPr>
               <w:spacing w:after="20" w:before="0"/>
             </w:pPr>
-            <w:hyperlink w:history="1" r:id="rIdiiawzgpclfcbdk_0h9f8a">
+            <w:hyperlink w:history="1" r:id="rIdwmbx80i4nwpyyomzbwt78">
               <w:r>
                 <w:rPr>
                   <w:rFonts w:ascii="Arial" w:cs="Arial" w:eastAsia="Arial" w:hAnsi="Arial"/>
@@ -19816,7 +19852,7 @@
               <w:spacing w:after="10" w:before="0"/>
               <w:ind w:left="120"/>
             </w:pPr>
-            <w:hyperlink w:history="1" r:id="rIdsquythtadmei9qz2thhaj">
+            <w:hyperlink w:history="1" r:id="rId5izojdimiwjn2kcotdiiz">
               <w:r>
                 <w:rPr>
                   <w:rFonts w:ascii="Arial" w:cs="Arial" w:eastAsia="Arial" w:hAnsi="Arial"/>
@@ -21303,7 +21339,7 @@
             <w:pPr>
               <w:spacing w:after="20" w:before="0"/>
             </w:pPr>
-            <w:hyperlink w:history="1" r:id="rIddraarlyq17wixbvgadvxr">
+            <w:hyperlink w:history="1" r:id="rId1843pavijq5t_z251kfvd">
               <w:r>
                 <w:rPr>
                   <w:rFonts w:ascii="Arial" w:cs="Arial" w:eastAsia="Arial" w:hAnsi="Arial"/>
@@ -21336,7 +21372,7 @@
               <w:spacing w:after="10" w:before="0"/>
               <w:ind w:left="120"/>
             </w:pPr>
-            <w:hyperlink w:history="1" r:id="rIdjgxc-egqzhgyail-tpp1l">
+            <w:hyperlink w:history="1" r:id="rId6_buozujr_inwvrf9fpey">
               <w:r>
                 <w:rPr>
                   <w:rFonts w:ascii="Arial" w:cs="Arial" w:eastAsia="Arial" w:hAnsi="Arial"/>
@@ -21381,7 +21417,7 @@
             <w:pPr>
               <w:spacing w:after="20" w:before="0"/>
             </w:pPr>
-            <w:hyperlink w:history="1" r:id="rIdeomqxtx-rq02mmg03eiqa">
+            <w:hyperlink w:history="1" r:id="rIdzyndsqohhlhq6rcsoc2id">
               <w:r>
                 <w:rPr>
                   <w:rFonts w:ascii="Arial" w:cs="Arial" w:eastAsia="Arial" w:hAnsi="Arial"/>
@@ -21414,7 +21450,7 @@
               <w:spacing w:after="10" w:before="0"/>
               <w:ind w:left="120"/>
             </w:pPr>
-            <w:hyperlink w:history="1" r:id="rIdrlreehqhutpkkmtiwwz44">
+            <w:hyperlink w:history="1" r:id="rIdr5dikgjdux0wu2riv77it">
               <w:r>
                 <w:rPr>
                   <w:rFonts w:ascii="Arial" w:cs="Arial" w:eastAsia="Arial" w:hAnsi="Arial"/>
@@ -21725,7 +21761,7 @@
             <w:pPr>
               <w:spacing w:after="20" w:before="0"/>
             </w:pPr>
-            <w:hyperlink w:history="1" r:id="rIdoexn6zkjdvcsi2ittqv2d">
+            <w:hyperlink w:history="1" r:id="rIdwuyosrm1ezrrdxs2pyz2i">
               <w:r>
                 <w:rPr>
                   <w:rFonts w:ascii="Arial" w:cs="Arial" w:eastAsia="Arial" w:hAnsi="Arial"/>
@@ -21758,7 +21794,7 @@
               <w:spacing w:after="10" w:before="0"/>
               <w:ind w:left="120"/>
             </w:pPr>
-            <w:hyperlink w:history="1" r:id="rIdqbz-iz8rusdiift6mlclm">
+            <w:hyperlink w:history="1" r:id="rIdjiypgwxcspz_enoj0h79e">
               <w:r>
                 <w:rPr>
                   <w:rFonts w:ascii="Arial" w:cs="Arial" w:eastAsia="Arial" w:hAnsi="Arial"/>
@@ -21803,7 +21839,7 @@
             <w:pPr>
               <w:spacing w:after="20" w:before="0"/>
             </w:pPr>
-            <w:hyperlink w:history="1" r:id="rIdrim6vpuu1n8x0yuo2nniz">
+            <w:hyperlink w:history="1" r:id="rIdb2_mbeloembxrgyosy9lo">
               <w:r>
                 <w:rPr>
                   <w:rFonts w:ascii="Arial" w:cs="Arial" w:eastAsia="Arial" w:hAnsi="Arial"/>
@@ -21836,7 +21872,7 @@
               <w:spacing w:after="10" w:before="0"/>
               <w:ind w:left="120"/>
             </w:pPr>
-            <w:hyperlink w:history="1" r:id="rIdpsxd5vgay86zqgbynru3c">
+            <w:hyperlink w:history="1" r:id="rIdl9kiu_wacum0prz4jb8nh">
               <w:r>
                 <w:rPr>
                   <w:rFonts w:ascii="Arial" w:cs="Arial" w:eastAsia="Arial" w:hAnsi="Arial"/>
@@ -22487,7 +22523,7 @@
             <w:pPr>
               <w:spacing w:after="20" w:before="0"/>
             </w:pPr>
-            <w:hyperlink w:history="1" r:id="rIdr7uftmvoa6qtqntp8feit">
+            <w:hyperlink w:history="1" r:id="rIdv6ql0buscglp5rqsnvuwn">
               <w:r>
                 <w:rPr>
                   <w:rFonts w:ascii="Arial" w:cs="Arial" w:eastAsia="Arial" w:hAnsi="Arial"/>
@@ -22520,7 +22556,7 @@
               <w:spacing w:after="10" w:before="0"/>
               <w:ind w:left="120"/>
             </w:pPr>
-            <w:hyperlink w:history="1" r:id="rIdnfvlvmf-cx7clou0uu9w4">
+            <w:hyperlink w:history="1" r:id="rIdgtmcf_bwgc_us1p4j8fp8">
               <w:r>
                 <w:rPr>
                   <w:rFonts w:ascii="Arial" w:cs="Arial" w:eastAsia="Arial" w:hAnsi="Arial"/>
@@ -22565,7 +22601,7 @@
             <w:pPr>
               <w:spacing w:after="20" w:before="0"/>
             </w:pPr>
-            <w:hyperlink w:history="1" r:id="rIdjouncqo-2eciev9wpqy3d">
+            <w:hyperlink w:history="1" r:id="rIdg8y3o4jnzdccu1jtn6qou">
               <w:r>
                 <w:rPr>
                   <w:rFonts w:ascii="Arial" w:cs="Arial" w:eastAsia="Arial" w:hAnsi="Arial"/>
@@ -22598,7 +22634,7 @@
               <w:spacing w:after="10" w:before="0"/>
               <w:ind w:left="120"/>
             </w:pPr>
-            <w:hyperlink w:history="1" r:id="rId9v0hii7h9a0wts9i2fogt">
+            <w:hyperlink w:history="1" r:id="rIdhaumgzvjg9zqsmzkvmooq">
               <w:r>
                 <w:rPr>
                   <w:rFonts w:ascii="Arial" w:cs="Arial" w:eastAsia="Arial" w:hAnsi="Arial"/>
@@ -23061,7 +23097,7 @@
             <w:pPr>
               <w:spacing w:after="20" w:before="0"/>
             </w:pPr>
-            <w:hyperlink w:history="1" r:id="rIdb2axspa6yysdielycqkek">
+            <w:hyperlink w:history="1" r:id="rIdhotvz-tnnio4amf-_gqx8">
               <w:r>
                 <w:rPr>
                   <w:rFonts w:ascii="Arial" w:cs="Arial" w:eastAsia="Arial" w:hAnsi="Arial"/>
@@ -23094,7 +23130,7 @@
               <w:spacing w:after="10" w:before="0"/>
               <w:ind w:left="120"/>
             </w:pPr>
-            <w:hyperlink w:history="1" r:id="rId-fsxn0l0v_grjssm8z726">
+            <w:hyperlink w:history="1" r:id="rIdtl_f_p1p8rhwvyv0mdoh1">
               <w:r>
                 <w:rPr>
                   <w:rFonts w:ascii="Arial" w:cs="Arial" w:eastAsia="Arial" w:hAnsi="Arial"/>
@@ -23139,7 +23175,7 @@
             <w:pPr>
               <w:spacing w:after="20" w:before="0"/>
             </w:pPr>
-            <w:hyperlink w:history="1" r:id="rId6wpngn6qzbodbgu-cectq">
+            <w:hyperlink w:history="1" r:id="rIdmubpnh90yuo9wk9gmpfwr">
               <w:r>
                 <w:rPr>
                   <w:rFonts w:ascii="Arial" w:cs="Arial" w:eastAsia="Arial" w:hAnsi="Arial"/>
@@ -23172,7 +23208,7 @@
               <w:spacing w:after="10" w:before="0"/>
               <w:ind w:left="120"/>
             </w:pPr>
-            <w:hyperlink w:history="1" r:id="rIda3whb1hzkv9lx97p8ogot">
+            <w:hyperlink w:history="1" r:id="rId0v_f9if2ttukyvxwbyxlc">
               <w:r>
                 <w:rPr>
                   <w:rFonts w:ascii="Arial" w:cs="Arial" w:eastAsia="Arial" w:hAnsi="Arial"/>
@@ -23559,7 +23595,7 @@
             <w:pPr>
               <w:spacing w:after="20" w:before="0"/>
             </w:pPr>
-            <w:hyperlink w:history="1" r:id="rIdar1rnfuhudjdunbiwpdln">
+            <w:hyperlink w:history="1" r:id="rIdhrexqkutqpupmkrjodo8b">
               <w:r>
                 <w:rPr>
                   <w:rFonts w:ascii="Arial" w:cs="Arial" w:eastAsia="Arial" w:hAnsi="Arial"/>
@@ -23592,7 +23628,7 @@
               <w:spacing w:after="10" w:before="0"/>
               <w:ind w:left="120"/>
             </w:pPr>
-            <w:hyperlink w:history="1" r:id="rIdr4oiwouvc6tirrbgzhzb1">
+            <w:hyperlink w:history="1" r:id="rIdaw-kcqddmbkjzcj1kj9gg">
               <w:r>
                 <w:rPr>
                   <w:rFonts w:ascii="Arial" w:cs="Arial" w:eastAsia="Arial" w:hAnsi="Arial"/>
@@ -23637,7 +23673,7 @@
             <w:pPr>
               <w:spacing w:after="20" w:before="0"/>
             </w:pPr>
-            <w:hyperlink w:history="1" r:id="rIdb0kzbqdota9cg2i40db5h">
+            <w:hyperlink w:history="1" r:id="rIdwy3f-dsi3frrukvzt5q_h">
               <w:r>
                 <w:rPr>
                   <w:rFonts w:ascii="Arial" w:cs="Arial" w:eastAsia="Arial" w:hAnsi="Arial"/>
@@ -23670,7 +23706,7 @@
               <w:spacing w:after="10" w:before="0"/>
               <w:ind w:left="120"/>
             </w:pPr>
-            <w:hyperlink w:history="1" r:id="rIds6a3kdtxnozfunsylnvau">
+            <w:hyperlink w:history="1" r:id="rIdis662k4lmdtytjymgvu3z">
               <w:r>
                 <w:rPr>
                   <w:rFonts w:ascii="Arial" w:cs="Arial" w:eastAsia="Arial" w:hAnsi="Arial"/>
@@ -24993,7 +25029,25 @@
             </w:tcMar>
             <w:vAlign w:val="top"/>
           </w:tcPr>
-          <w:p/>
+          <w:p>
+            <w:pPr>
+              <w:spacing w:after="40" w:before="0"/>
+              <w:jc w:val="left"/>
+            </w:pPr>
+            <w:r>
+              <w:rPr>
+                <w:rFonts w:ascii="Arial" w:cs="Arial" w:eastAsia="Arial" w:hAnsi="Arial"/>
+                <w:b w:val="false"/>
+                <w:bCs w:val="false"/>
+                <w:i w:val="false"/>
+                <w:iCs w:val="false"/>
+                <w:color w:val="000000"/>
+                <w:sz w:val="18"/>
+                <w:szCs w:val="18"/>
+              </w:rPr>
+              <w:t xml:space="preserve">No new hazardous chemicals are used in this lesson. If students handle any residual glassware from previous practicals, standard laboratory safety applies: wash hands after contact with any chemical residue, do not taste any substance, and report any breakage immediately. Emotional safety: ensure all group presentations are received respectfully; the teacher should model constructive feedback language before presentations begin.</w:t>
+            </w:r>
+          </w:p>
         </w:tc>
       </w:tr>
     </w:tbl>
@@ -25367,7 +25421,7 @@
             <w:pPr>
               <w:spacing w:after="20" w:before="0"/>
             </w:pPr>
-            <w:hyperlink w:history="1" r:id="rIdwlonx9awqsmzalwf-oewr">
+            <w:hyperlink w:history="1" r:id="rIdvdjmzuc8wlwya8bl_fmoy">
               <w:r>
                 <w:rPr>
                   <w:rFonts w:ascii="Arial" w:cs="Arial" w:eastAsia="Arial" w:hAnsi="Arial"/>
@@ -25400,7 +25454,7 @@
               <w:spacing w:after="10" w:before="0"/>
               <w:ind w:left="120"/>
             </w:pPr>
-            <w:hyperlink w:history="1" r:id="rIdv93vhh9g5ehczfi7oyoxq">
+            <w:hyperlink w:history="1" r:id="rId195qbhisfa2qpwgkaz2ft">
               <w:r>
                 <w:rPr>
                   <w:rFonts w:ascii="Arial" w:cs="Arial" w:eastAsia="Arial" w:hAnsi="Arial"/>
@@ -25445,7 +25499,7 @@
             <w:pPr>
               <w:spacing w:after="20" w:before="0"/>
             </w:pPr>
-            <w:hyperlink w:history="1" r:id="rIdpoopyy1r1lc1hotznujn-">
+            <w:hyperlink w:history="1" r:id="rIdhf4ge7mxn0xuqhc6v3zpw">
               <w:r>
                 <w:rPr>
                   <w:rFonts w:ascii="Arial" w:cs="Arial" w:eastAsia="Arial" w:hAnsi="Arial"/>
@@ -25478,7 +25532,7 @@
               <w:spacing w:after="10" w:before="0"/>
               <w:ind w:left="120"/>
             </w:pPr>
-            <w:hyperlink w:history="1" r:id="rIdi1_bl6g4aglkjmr0ezbkg">
+            <w:hyperlink w:history="1" r:id="rIdm3vqduqn8xo52o7-6q4hn">
               <w:r>
                 <w:rPr>
                   <w:rFonts w:ascii="Arial" w:cs="Arial" w:eastAsia="Arial" w:hAnsi="Arial"/>
@@ -25673,7 +25727,7 @@
             <w:pPr>
               <w:spacing w:after="20" w:before="0"/>
             </w:pPr>
-            <w:hyperlink w:history="1" r:id="rId247ngahznum46wppagpf7">
+            <w:hyperlink w:history="1" r:id="rIdkwhsdilfyipntjzzwcfjz">
               <w:r>
                 <w:rPr>
                   <w:rFonts w:ascii="Arial" w:cs="Arial" w:eastAsia="Arial" w:hAnsi="Arial"/>
@@ -25706,7 +25760,7 @@
               <w:spacing w:after="10" w:before="0"/>
               <w:ind w:left="120"/>
             </w:pPr>
-            <w:hyperlink w:history="1" r:id="rIdhais6rro98xezfwxm5_ts">
+            <w:hyperlink w:history="1" r:id="rIdl8nx2uosbjebdcdfbfvau">
               <w:r>
                 <w:rPr>
                   <w:rFonts w:ascii="Arial" w:cs="Arial" w:eastAsia="Arial" w:hAnsi="Arial"/>
@@ -25751,7 +25805,7 @@
             <w:pPr>
               <w:spacing w:after="20" w:before="0"/>
             </w:pPr>
-            <w:hyperlink w:history="1" r:id="rIdidx7s6on8cvivjdells3u">
+            <w:hyperlink w:history="1" r:id="rId0npy3igbd4pus5o6e6ctr">
               <w:r>
                 <w:rPr>
                   <w:rFonts w:ascii="Arial" w:cs="Arial" w:eastAsia="Arial" w:hAnsi="Arial"/>
@@ -25784,7 +25838,7 @@
               <w:spacing w:after="10" w:before="0"/>
               <w:ind w:left="120"/>
             </w:pPr>
-            <w:hyperlink w:history="1" r:id="rIdgqajb4scnszweq_ggcfue">
+            <w:hyperlink w:history="1" r:id="rIdpz4rubgjzzi3o0fydgg-5">
               <w:r>
                 <w:rPr>
                   <w:rFonts w:ascii="Arial" w:cs="Arial" w:eastAsia="Arial" w:hAnsi="Arial"/>
@@ -25979,7 +26033,7 @@
             <w:pPr>
               <w:spacing w:after="20" w:before="0"/>
             </w:pPr>
-            <w:hyperlink w:history="1" r:id="rIde3ruesjxwzwo3axgijhxu">
+            <w:hyperlink w:history="1" r:id="rId3emy9caginu-sk18ku1hd">
               <w:r>
                 <w:rPr>
                   <w:rFonts w:ascii="Arial" w:cs="Arial" w:eastAsia="Arial" w:hAnsi="Arial"/>
@@ -26012,7 +26066,7 @@
               <w:spacing w:after="10" w:before="0"/>
               <w:ind w:left="120"/>
             </w:pPr>
-            <w:hyperlink w:history="1" r:id="rIdwdcmow77zrtghkqno2pvr">
+            <w:hyperlink w:history="1" r:id="rIdbcutbxqfojlxoondtskys">
               <w:r>
                 <w:rPr>
                   <w:rFonts w:ascii="Arial" w:cs="Arial" w:eastAsia="Arial" w:hAnsi="Arial"/>
@@ -26057,7 +26111,7 @@
             <w:pPr>
               <w:spacing w:after="20" w:before="0"/>
             </w:pPr>
-            <w:hyperlink w:history="1" r:id="rIdsv-rb4wo_2phgqoiffeeu">
+            <w:hyperlink w:history="1" r:id="rIdpen2jtunbfhd49ipj-lxs">
               <w:r>
                 <w:rPr>
                   <w:rFonts w:ascii="Arial" w:cs="Arial" w:eastAsia="Arial" w:hAnsi="Arial"/>
@@ -26090,7 +26144,7 @@
               <w:spacing w:after="10" w:before="0"/>
               <w:ind w:left="120"/>
             </w:pPr>
-            <w:hyperlink w:history="1" r:id="rIdgczy8egwjax-engen-lo_">
+            <w:hyperlink w:history="1" r:id="rIdbcahzrkr-gda7xijojotu">
               <w:r>
                 <w:rPr>
                   <w:rFonts w:ascii="Arial" w:cs="Arial" w:eastAsia="Arial" w:hAnsi="Arial"/>
@@ -26285,7 +26339,7 @@
             <w:pPr>
               <w:spacing w:after="20" w:before="0"/>
             </w:pPr>
-            <w:hyperlink w:history="1" r:id="rIdtey0mk_zvnvyf7aubwrpm">
+            <w:hyperlink w:history="1" r:id="rIdahzsud9ael7bz5auynqgk">
               <w:r>
                 <w:rPr>
                   <w:rFonts w:ascii="Arial" w:cs="Arial" w:eastAsia="Arial" w:hAnsi="Arial"/>
@@ -26318,7 +26372,7 @@
               <w:spacing w:after="10" w:before="0"/>
               <w:ind w:left="120"/>
             </w:pPr>
-            <w:hyperlink w:history="1" r:id="rIdt4bnzudngiwktatsimrnq">
+            <w:hyperlink w:history="1" r:id="rIdbtvjqwhdrswxnauiuhk4b">
               <w:r>
                 <w:rPr>
                   <w:rFonts w:ascii="Arial" w:cs="Arial" w:eastAsia="Arial" w:hAnsi="Arial"/>
@@ -26363,7 +26417,7 @@
             <w:pPr>
               <w:spacing w:after="20" w:before="0"/>
             </w:pPr>
-            <w:hyperlink w:history="1" r:id="rIdhw4r-neabuvlign96udaf">
+            <w:hyperlink w:history="1" r:id="rIdtw40mdpdfm9tmtga1jfa8">
               <w:r>
                 <w:rPr>
                   <w:rFonts w:ascii="Arial" w:cs="Arial" w:eastAsia="Arial" w:hAnsi="Arial"/>
@@ -26396,7 +26450,7 @@
               <w:spacing w:after="10" w:before="0"/>
               <w:ind w:left="120"/>
             </w:pPr>
-            <w:hyperlink w:history="1" r:id="rIdpyckw9deuk4cmdhum3ug3">
+            <w:hyperlink w:history="1" r:id="rId7ubpb4hfje5gb71_ffvga">
               <w:r>
                 <w:rPr>
                   <w:rFonts w:ascii="Arial" w:cs="Arial" w:eastAsia="Arial" w:hAnsi="Arial"/>
@@ -26591,7 +26645,7 @@
             <w:pPr>
               <w:spacing w:after="20" w:before="0"/>
             </w:pPr>
-            <w:hyperlink w:history="1" r:id="rIdnwra2zq7otulcwbefjt_i">
+            <w:hyperlink w:history="1" r:id="rIdjrudxcb7lzzznashyuk07">
               <w:r>
                 <w:rPr>
                   <w:rFonts w:ascii="Arial" w:cs="Arial" w:eastAsia="Arial" w:hAnsi="Arial"/>
@@ -26624,7 +26678,7 @@
               <w:spacing w:after="10" w:before="0"/>
               <w:ind w:left="120"/>
             </w:pPr>
-            <w:hyperlink w:history="1" r:id="rIduwusxssu_wrorxcmwz_wo">
+            <w:hyperlink w:history="1" r:id="rIdsxol-adkylldm4u0ufmwe">
               <w:r>
                 <w:rPr>
                   <w:rFonts w:ascii="Arial" w:cs="Arial" w:eastAsia="Arial" w:hAnsi="Arial"/>
@@ -26669,7 +26723,7 @@
             <w:pPr>
               <w:spacing w:after="20" w:before="0"/>
             </w:pPr>
-            <w:hyperlink w:history="1" r:id="rIdaoabux-urxz1mnxuoqlem">
+            <w:hyperlink w:history="1" r:id="rId3jg_8_lhra5xcakgwpnb7">
               <w:r>
                 <w:rPr>
                   <w:rFonts w:ascii="Arial" w:cs="Arial" w:eastAsia="Arial" w:hAnsi="Arial"/>
@@ -26702,7 +26756,7 @@
               <w:spacing w:after="10" w:before="0"/>
               <w:ind w:left="120"/>
             </w:pPr>
-            <w:hyperlink w:history="1" r:id="rIds9ijv43lsbm3is78q_dy3">
+            <w:hyperlink w:history="1" r:id="rId-6ymuwptjw6qgeqnhwwop">
               <w:r>
                 <w:rPr>
                   <w:rFonts w:ascii="Arial" w:cs="Arial" w:eastAsia="Arial" w:hAnsi="Arial"/>

--- a/data/outputs/v2/General_Science/SS2.5_Rates_of_Reactions/General_Science_Rates_of_Reactions_CBE_LessonSequence.docx
+++ b/data/outputs/v2/General_Science/SS2.5_Rates_of_Reactions/General_Science_Rates_of_Reactions_CBE_LessonSequence.docx
@@ -3438,7 +3438,7 @@
             <w:pPr>
               <w:spacing w:after="20" w:before="0"/>
             </w:pPr>
-            <w:hyperlink w:history="1" r:id="rIdai11iblaj8-vxkgrjcavt">
+            <w:hyperlink w:history="1" r:id="rIdsewzakdtvj2ulirys_ffd">
               <w:r>
                 <w:rPr>
                   <w:rFonts w:ascii="Arial" w:cs="Arial" w:eastAsia="Arial" w:hAnsi="Arial"/>
@@ -3471,7 +3471,7 @@
               <w:spacing w:after="10" w:before="0"/>
               <w:ind w:left="120"/>
             </w:pPr>
-            <w:hyperlink w:history="1" r:id="rIdxasv9igytlykfrqxfacwz">
+            <w:hyperlink w:history="1" r:id="rId3i5b0u02wkuu7ckpmyxjd">
               <w:r>
                 <w:rPr>
                   <w:rFonts w:ascii="Arial" w:cs="Arial" w:eastAsia="Arial" w:hAnsi="Arial"/>
@@ -3516,7 +3516,7 @@
             <w:pPr>
               <w:spacing w:after="20" w:before="0"/>
             </w:pPr>
-            <w:hyperlink w:history="1" r:id="rId0x9blrm6gydqdpyrlw4m4">
+            <w:hyperlink w:history="1" r:id="rId5r1s5qsnig2n0da0pn7ks">
               <w:r>
                 <w:rPr>
                   <w:rFonts w:ascii="Arial" w:cs="Arial" w:eastAsia="Arial" w:hAnsi="Arial"/>
@@ -3549,7 +3549,7 @@
               <w:spacing w:after="10" w:before="0"/>
               <w:ind w:left="120"/>
             </w:pPr>
-            <w:hyperlink w:history="1" r:id="rIdqokmvreghqk_crivgfsqd">
+            <w:hyperlink w:history="1" r:id="rIdp5w0gvtqgygz_aegkephu">
               <w:r>
                 <w:rPr>
                   <w:rFonts w:ascii="Arial" w:cs="Arial" w:eastAsia="Arial" w:hAnsi="Arial"/>
@@ -3744,7 +3744,7 @@
             <w:pPr>
               <w:spacing w:after="20" w:before="0"/>
             </w:pPr>
-            <w:hyperlink w:history="1" r:id="rIdkqucfkcq-8jt_degjmcwk">
+            <w:hyperlink w:history="1" r:id="rIdtjayecheaczzm4hcjqurv">
               <w:r>
                 <w:rPr>
                   <w:rFonts w:ascii="Arial" w:cs="Arial" w:eastAsia="Arial" w:hAnsi="Arial"/>
@@ -3777,7 +3777,7 @@
               <w:spacing w:after="10" w:before="0"/>
               <w:ind w:left="120"/>
             </w:pPr>
-            <w:hyperlink w:history="1" r:id="rIddokpauih5omhhqel59y40">
+            <w:hyperlink w:history="1" r:id="rIdtjvsqk9emb7dd3rjubuij">
               <w:r>
                 <w:rPr>
                   <w:rFonts w:ascii="Arial" w:cs="Arial" w:eastAsia="Arial" w:hAnsi="Arial"/>
@@ -3822,7 +3822,7 @@
             <w:pPr>
               <w:spacing w:after="20" w:before="0"/>
             </w:pPr>
-            <w:hyperlink w:history="1" r:id="rIdgk2kx6ixtrfgh_h92vf7q">
+            <w:hyperlink w:history="1" r:id="rIdeuc7bnv6aaj1kime0glqf">
               <w:r>
                 <w:rPr>
                   <w:rFonts w:ascii="Arial" w:cs="Arial" w:eastAsia="Arial" w:hAnsi="Arial"/>
@@ -3855,7 +3855,7 @@
               <w:spacing w:after="10" w:before="0"/>
               <w:ind w:left="120"/>
             </w:pPr>
-            <w:hyperlink w:history="1" r:id="rIdwsnz8ocy192jeshjfrdg1">
+            <w:hyperlink w:history="1" r:id="rIduz6vtbkngaydjn-nt5c6g">
               <w:r>
                 <w:rPr>
                   <w:rFonts w:ascii="Arial" w:cs="Arial" w:eastAsia="Arial" w:hAnsi="Arial"/>
@@ -4050,7 +4050,7 @@
             <w:pPr>
               <w:spacing w:after="20" w:before="0"/>
             </w:pPr>
-            <w:hyperlink w:history="1" r:id="rIddpftjsmlolhgd9nt3pmwv">
+            <w:hyperlink w:history="1" r:id="rIdr8uudfirlcv7ssfddeoqq">
               <w:r>
                 <w:rPr>
                   <w:rFonts w:ascii="Arial" w:cs="Arial" w:eastAsia="Arial" w:hAnsi="Arial"/>
@@ -4083,7 +4083,7 @@
               <w:spacing w:after="10" w:before="0"/>
               <w:ind w:left="120"/>
             </w:pPr>
-            <w:hyperlink w:history="1" r:id="rIdgilrv6s0ugstperc3ssrb">
+            <w:hyperlink w:history="1" r:id="rId_yfm3jdewgb8phziwopxs">
               <w:r>
                 <w:rPr>
                   <w:rFonts w:ascii="Arial" w:cs="Arial" w:eastAsia="Arial" w:hAnsi="Arial"/>
@@ -4128,7 +4128,7 @@
             <w:pPr>
               <w:spacing w:after="20" w:before="0"/>
             </w:pPr>
-            <w:hyperlink w:history="1" r:id="rIdbdc45niansgywlzpfvfh6">
+            <w:hyperlink w:history="1" r:id="rIdd5tl7vrl_oix3pxqs0eeg">
               <w:r>
                 <w:rPr>
                   <w:rFonts w:ascii="Arial" w:cs="Arial" w:eastAsia="Arial" w:hAnsi="Arial"/>
@@ -4161,7 +4161,7 @@
               <w:spacing w:after="10" w:before="0"/>
               <w:ind w:left="120"/>
             </w:pPr>
-            <w:hyperlink w:history="1" r:id="rIdufdjv575fvujvwelqgmui">
+            <w:hyperlink w:history="1" r:id="rId-lgdfblqevnwu6d9pfyac">
               <w:r>
                 <w:rPr>
                   <w:rFonts w:ascii="Arial" w:cs="Arial" w:eastAsia="Arial" w:hAnsi="Arial"/>
@@ -4356,7 +4356,7 @@
             <w:pPr>
               <w:spacing w:after="20" w:before="0"/>
             </w:pPr>
-            <w:hyperlink w:history="1" r:id="rIdul4ty5ahudv-n-zvlqoep">
+            <w:hyperlink w:history="1" r:id="rIdxxanr96lmrisb2opewjwj">
               <w:r>
                 <w:rPr>
                   <w:rFonts w:ascii="Arial" w:cs="Arial" w:eastAsia="Arial" w:hAnsi="Arial"/>
@@ -4389,7 +4389,7 @@
               <w:spacing w:after="10" w:before="0"/>
               <w:ind w:left="120"/>
             </w:pPr>
-            <w:hyperlink w:history="1" r:id="rIdzdyl26qwwax_gp1osz2_r">
+            <w:hyperlink w:history="1" r:id="rId-ajqyplpunjrv2gkc8q14">
               <w:r>
                 <w:rPr>
                   <w:rFonts w:ascii="Arial" w:cs="Arial" w:eastAsia="Arial" w:hAnsi="Arial"/>
@@ -4434,7 +4434,7 @@
             <w:pPr>
               <w:spacing w:after="20" w:before="0"/>
             </w:pPr>
-            <w:hyperlink w:history="1" r:id="rIdo-8lpea5twhddo4wmnlhi">
+            <w:hyperlink w:history="1" r:id="rIddukfm85n4rxymsqj0o0lg">
               <w:r>
                 <w:rPr>
                   <w:rFonts w:ascii="Arial" w:cs="Arial" w:eastAsia="Arial" w:hAnsi="Arial"/>
@@ -4467,7 +4467,7 @@
               <w:spacing w:after="10" w:before="0"/>
               <w:ind w:left="120"/>
             </w:pPr>
-            <w:hyperlink w:history="1" r:id="rIdjqjizis1szlaqit6a6sls">
+            <w:hyperlink w:history="1" r:id="rIdfhcgp7lxywdeqkhrobc_4">
               <w:r>
                 <w:rPr>
                   <w:rFonts w:ascii="Arial" w:cs="Arial" w:eastAsia="Arial" w:hAnsi="Arial"/>
@@ -4662,7 +4662,7 @@
             <w:pPr>
               <w:spacing w:after="20" w:before="0"/>
             </w:pPr>
-            <w:hyperlink w:history="1" r:id="rIdqgfplw7jdpd6s_1soszoz">
+            <w:hyperlink w:history="1" r:id="rIddst5efpdvrt_fwlcycn55">
               <w:r>
                 <w:rPr>
                   <w:rFonts w:ascii="Arial" w:cs="Arial" w:eastAsia="Arial" w:hAnsi="Arial"/>
@@ -4695,7 +4695,7 @@
               <w:spacing w:after="10" w:before="0"/>
               <w:ind w:left="120"/>
             </w:pPr>
-            <w:hyperlink w:history="1" r:id="rIdllznxb0jvbazkxz-6ykeb">
+            <w:hyperlink w:history="1" r:id="rId4ps0bvzurtmmrzgr3ts93">
               <w:r>
                 <w:rPr>
                   <w:rFonts w:ascii="Arial" w:cs="Arial" w:eastAsia="Arial" w:hAnsi="Arial"/>
@@ -4740,7 +4740,7 @@
             <w:pPr>
               <w:spacing w:after="20" w:before="0"/>
             </w:pPr>
-            <w:hyperlink w:history="1" r:id="rIdzgwfhqec2hwmsx7qwpqky">
+            <w:hyperlink w:history="1" r:id="rIdqemmupux5qfgqkmg0cfst">
               <w:r>
                 <w:rPr>
                   <w:rFonts w:ascii="Arial" w:cs="Arial" w:eastAsia="Arial" w:hAnsi="Arial"/>
@@ -4773,7 +4773,7 @@
               <w:spacing w:after="10" w:before="0"/>
               <w:ind w:left="120"/>
             </w:pPr>
-            <w:hyperlink w:history="1" r:id="rIdyfdt1mj4pkdzcswcq52_a">
+            <w:hyperlink w:history="1" r:id="rIdodogddy4jfnwjbk9jurnv">
               <w:r>
                 <w:rPr>
                   <w:rFonts w:ascii="Arial" w:cs="Arial" w:eastAsia="Arial" w:hAnsi="Arial"/>
@@ -6355,7 +6355,7 @@
             <w:pPr>
               <w:spacing w:after="20" w:before="0"/>
             </w:pPr>
-            <w:hyperlink w:history="1" r:id="rIdbhqzevh_j-4987v-fxsmn">
+            <w:hyperlink w:history="1" r:id="rIdji9u_fiotvcypbitfcerj">
               <w:r>
                 <w:rPr>
                   <w:rFonts w:ascii="Arial" w:cs="Arial" w:eastAsia="Arial" w:hAnsi="Arial"/>
@@ -6388,7 +6388,7 @@
               <w:spacing w:after="10" w:before="0"/>
               <w:ind w:left="120"/>
             </w:pPr>
-            <w:hyperlink w:history="1" r:id="rIdemiavp3ifol5jymjsm-4b">
+            <w:hyperlink w:history="1" r:id="rIdgycwmjx_cpsksd_dxulnn">
               <w:r>
                 <w:rPr>
                   <w:rFonts w:ascii="Arial" w:cs="Arial" w:eastAsia="Arial" w:hAnsi="Arial"/>
@@ -6433,7 +6433,7 @@
             <w:pPr>
               <w:spacing w:after="20" w:before="0"/>
             </w:pPr>
-            <w:hyperlink w:history="1" r:id="rIdkaiwkyegkcvhpinnvucro">
+            <w:hyperlink w:history="1" r:id="rIdox-4ap6l-hzu4tg6jgqp2">
               <w:r>
                 <w:rPr>
                   <w:rFonts w:ascii="Arial" w:cs="Arial" w:eastAsia="Arial" w:hAnsi="Arial"/>
@@ -6466,7 +6466,7 @@
               <w:spacing w:after="10" w:before="0"/>
               <w:ind w:left="120"/>
             </w:pPr>
-            <w:hyperlink w:history="1" r:id="rIdnxpkzhdhjljkvt-xs9km1">
+            <w:hyperlink w:history="1" r:id="rIdixnywpfntz1nl4ij1bob6">
               <w:r>
                 <w:rPr>
                   <w:rFonts w:ascii="Arial" w:cs="Arial" w:eastAsia="Arial" w:hAnsi="Arial"/>
@@ -6661,7 +6661,7 @@
             <w:pPr>
               <w:spacing w:after="20" w:before="0"/>
             </w:pPr>
-            <w:hyperlink w:history="1" r:id="rIdfi-fmw13qy_tmtufbnoz1">
+            <w:hyperlink w:history="1" r:id="rIdublphjtln66myzs-ctmrc">
               <w:r>
                 <w:rPr>
                   <w:rFonts w:ascii="Arial" w:cs="Arial" w:eastAsia="Arial" w:hAnsi="Arial"/>
@@ -6694,7 +6694,7 @@
               <w:spacing w:after="10" w:before="0"/>
               <w:ind w:left="120"/>
             </w:pPr>
-            <w:hyperlink w:history="1" r:id="rId2kwteylxzcafzwtsgp6_e">
+            <w:hyperlink w:history="1" r:id="rIdc9xkxnwhh8c0welt1_gch">
               <w:r>
                 <w:rPr>
                   <w:rFonts w:ascii="Arial" w:cs="Arial" w:eastAsia="Arial" w:hAnsi="Arial"/>
@@ -6739,7 +6739,7 @@
             <w:pPr>
               <w:spacing w:after="20" w:before="0"/>
             </w:pPr>
-            <w:hyperlink w:history="1" r:id="rId7egtbwnbhlvpgbxadbb2o">
+            <w:hyperlink w:history="1" r:id="rIdqnfbkdn6ggq1gcaulnz1e">
               <w:r>
                 <w:rPr>
                   <w:rFonts w:ascii="Arial" w:cs="Arial" w:eastAsia="Arial" w:hAnsi="Arial"/>
@@ -6772,7 +6772,7 @@
               <w:spacing w:after="10" w:before="0"/>
               <w:ind w:left="120"/>
             </w:pPr>
-            <w:hyperlink w:history="1" r:id="rIdodd77wcp277plpic3ozok">
+            <w:hyperlink w:history="1" r:id="rIdh-x-xc17zgqve6sam2znj">
               <w:r>
                 <w:rPr>
                   <w:rFonts w:ascii="Arial" w:cs="Arial" w:eastAsia="Arial" w:hAnsi="Arial"/>
@@ -6967,7 +6967,7 @@
             <w:pPr>
               <w:spacing w:after="20" w:before="0"/>
             </w:pPr>
-            <w:hyperlink w:history="1" r:id="rIdyvxsd8rdmgnrz_cwrhcwp">
+            <w:hyperlink w:history="1" r:id="rIdt8zy7lh0pi_olonbczf4l">
               <w:r>
                 <w:rPr>
                   <w:rFonts w:ascii="Arial" w:cs="Arial" w:eastAsia="Arial" w:hAnsi="Arial"/>
@@ -7000,7 +7000,7 @@
               <w:spacing w:after="10" w:before="0"/>
               <w:ind w:left="120"/>
             </w:pPr>
-            <w:hyperlink w:history="1" r:id="rIdzdbzustoys7s15mjsa4zd">
+            <w:hyperlink w:history="1" r:id="rId8n6uy6myout4tw7whv1q-">
               <w:r>
                 <w:rPr>
                   <w:rFonts w:ascii="Arial" w:cs="Arial" w:eastAsia="Arial" w:hAnsi="Arial"/>
@@ -7045,7 +7045,7 @@
             <w:pPr>
               <w:spacing w:after="20" w:before="0"/>
             </w:pPr>
-            <w:hyperlink w:history="1" r:id="rId6k9euxdasdlrfrvqalxa8">
+            <w:hyperlink w:history="1" r:id="rIdh2ssagml-nddg78apcsld">
               <w:r>
                 <w:rPr>
                   <w:rFonts w:ascii="Arial" w:cs="Arial" w:eastAsia="Arial" w:hAnsi="Arial"/>
@@ -7078,7 +7078,7 @@
               <w:spacing w:after="10" w:before="0"/>
               <w:ind w:left="120"/>
             </w:pPr>
-            <w:hyperlink w:history="1" r:id="rId-ou0-9jn4oyxg6cl-xn80">
+            <w:hyperlink w:history="1" r:id="rId-4jacq-awivvidxhkakc6">
               <w:r>
                 <w:rPr>
                   <w:rFonts w:ascii="Arial" w:cs="Arial" w:eastAsia="Arial" w:hAnsi="Arial"/>
@@ -7273,7 +7273,7 @@
             <w:pPr>
               <w:spacing w:after="20" w:before="0"/>
             </w:pPr>
-            <w:hyperlink w:history="1" r:id="rIdpfzr8wlkwrovm_t4htfnh">
+            <w:hyperlink w:history="1" r:id="rIdblvokoojbkm3oia7xqfqf">
               <w:r>
                 <w:rPr>
                   <w:rFonts w:ascii="Arial" w:cs="Arial" w:eastAsia="Arial" w:hAnsi="Arial"/>
@@ -7306,7 +7306,7 @@
               <w:spacing w:after="10" w:before="0"/>
               <w:ind w:left="120"/>
             </w:pPr>
-            <w:hyperlink w:history="1" r:id="rIdnwziirkjto9uunkemgifc">
+            <w:hyperlink w:history="1" r:id="rIdmewfvsfp-d4cvvbbviax1">
               <w:r>
                 <w:rPr>
                   <w:rFonts w:ascii="Arial" w:cs="Arial" w:eastAsia="Arial" w:hAnsi="Arial"/>
@@ -7351,7 +7351,7 @@
             <w:pPr>
               <w:spacing w:after="20" w:before="0"/>
             </w:pPr>
-            <w:hyperlink w:history="1" r:id="rIdoztwojab-slhxhnqepyfr">
+            <w:hyperlink w:history="1" r:id="rIdeyucmnhypd-qx1dhbwnc8">
               <w:r>
                 <w:rPr>
                   <w:rFonts w:ascii="Arial" w:cs="Arial" w:eastAsia="Arial" w:hAnsi="Arial"/>
@@ -7384,7 +7384,7 @@
               <w:spacing w:after="10" w:before="0"/>
               <w:ind w:left="120"/>
             </w:pPr>
-            <w:hyperlink w:history="1" r:id="rId7gtbnjhj4l-szt0gt5xva">
+            <w:hyperlink w:history="1" r:id="rId8lm-dvwsprf_ck8kmowqy">
               <w:r>
                 <w:rPr>
                   <w:rFonts w:ascii="Arial" w:cs="Arial" w:eastAsia="Arial" w:hAnsi="Arial"/>
@@ -7579,7 +7579,7 @@
             <w:pPr>
               <w:spacing w:after="20" w:before="0"/>
             </w:pPr>
-            <w:hyperlink w:history="1" r:id="rIdj9qkbv-wlh0duwvgdrfih">
+            <w:hyperlink w:history="1" r:id="rIdgzg3xkqyc5_pzj_k3qlyh">
               <w:r>
                 <w:rPr>
                   <w:rFonts w:ascii="Arial" w:cs="Arial" w:eastAsia="Arial" w:hAnsi="Arial"/>
@@ -7612,7 +7612,7 @@
               <w:spacing w:after="10" w:before="0"/>
               <w:ind w:left="120"/>
             </w:pPr>
-            <w:hyperlink w:history="1" r:id="rId5l3b9oi3moyoeh1vfpbsb">
+            <w:hyperlink w:history="1" r:id="rIda_imfm9jjdrbezl_bu3s1">
               <w:r>
                 <w:rPr>
                   <w:rFonts w:ascii="Arial" w:cs="Arial" w:eastAsia="Arial" w:hAnsi="Arial"/>
@@ -7657,7 +7657,7 @@
             <w:pPr>
               <w:spacing w:after="20" w:before="0"/>
             </w:pPr>
-            <w:hyperlink w:history="1" r:id="rId9gdf5dhcdwbyzkjnjeidm">
+            <w:hyperlink w:history="1" r:id="rId8qrqskucen83uukp_8edb">
               <w:r>
                 <w:rPr>
                   <w:rFonts w:ascii="Arial" w:cs="Arial" w:eastAsia="Arial" w:hAnsi="Arial"/>
@@ -7690,7 +7690,7 @@
               <w:spacing w:after="10" w:before="0"/>
               <w:ind w:left="120"/>
             </w:pPr>
-            <w:hyperlink w:history="1" r:id="rIddr8lbg6s0k51g6biunttc">
+            <w:hyperlink w:history="1" r:id="rIdqf5uuxuui1scte6iwif75">
               <w:r>
                 <w:rPr>
                   <w:rFonts w:ascii="Arial" w:cs="Arial" w:eastAsia="Arial" w:hAnsi="Arial"/>
@@ -9177,7 +9177,7 @@
             <w:pPr>
               <w:spacing w:after="20" w:before="0"/>
             </w:pPr>
-            <w:hyperlink w:history="1" r:id="rIdunsfpkptwxkoaye9zo4ls">
+            <w:hyperlink w:history="1" r:id="rIdondxkae5svul7yf0rtnad">
               <w:r>
                 <w:rPr>
                   <w:rFonts w:ascii="Arial" w:cs="Arial" w:eastAsia="Arial" w:hAnsi="Arial"/>
@@ -9210,7 +9210,7 @@
               <w:spacing w:after="10" w:before="0"/>
               <w:ind w:left="120"/>
             </w:pPr>
-            <w:hyperlink w:history="1" r:id="rIdqxrv6ylmdjxeebtxbfzr8">
+            <w:hyperlink w:history="1" r:id="rIdgkn2rhou7zowpwuevrzpo">
               <w:r>
                 <w:rPr>
                   <w:rFonts w:ascii="Arial" w:cs="Arial" w:eastAsia="Arial" w:hAnsi="Arial"/>
@@ -9255,7 +9255,7 @@
             <w:pPr>
               <w:spacing w:after="20" w:before="0"/>
             </w:pPr>
-            <w:hyperlink w:history="1" r:id="rIdwkdl2qerrjgh_2rfwwieu">
+            <w:hyperlink w:history="1" r:id="rIdt7kqqf9uj1wjccpgmveh-">
               <w:r>
                 <w:rPr>
                   <w:rFonts w:ascii="Arial" w:cs="Arial" w:eastAsia="Arial" w:hAnsi="Arial"/>
@@ -9288,7 +9288,7 @@
               <w:spacing w:after="10" w:before="0"/>
               <w:ind w:left="120"/>
             </w:pPr>
-            <w:hyperlink w:history="1" r:id="rIdv3-qlm4e_gwmbq8rohmjt">
+            <w:hyperlink w:history="1" r:id="rId3alqlrx4jwunpafqssztb">
               <w:r>
                 <w:rPr>
                   <w:rFonts w:ascii="Arial" w:cs="Arial" w:eastAsia="Arial" w:hAnsi="Arial"/>
@@ -9673,7 +9673,7 @@
             <w:pPr>
               <w:spacing w:after="20" w:before="0"/>
             </w:pPr>
-            <w:hyperlink w:history="1" r:id="rIdyp9olta2gypel4pyxqsp7">
+            <w:hyperlink w:history="1" r:id="rId6rxzibvf3dwmlkgcko6lv">
               <w:r>
                 <w:rPr>
                   <w:rFonts w:ascii="Arial" w:cs="Arial" w:eastAsia="Arial" w:hAnsi="Arial"/>
@@ -9706,7 +9706,7 @@
               <w:spacing w:after="10" w:before="0"/>
               <w:ind w:left="120"/>
             </w:pPr>
-            <w:hyperlink w:history="1" r:id="rId0clpfpnxwq7rhnbvmoain">
+            <w:hyperlink w:history="1" r:id="rIdulbfaca8aojeuiryb0b7w">
               <w:r>
                 <w:rPr>
                   <w:rFonts w:ascii="Arial" w:cs="Arial" w:eastAsia="Arial" w:hAnsi="Arial"/>
@@ -9751,7 +9751,7 @@
             <w:pPr>
               <w:spacing w:after="20" w:before="0"/>
             </w:pPr>
-            <w:hyperlink w:history="1" r:id="rIdhepwpgpgcnavz3x9dblbs">
+            <w:hyperlink w:history="1" r:id="rIdjlfp31kfbgiljpzqh2d-p">
               <w:r>
                 <w:rPr>
                   <w:rFonts w:ascii="Arial" w:cs="Arial" w:eastAsia="Arial" w:hAnsi="Arial"/>
@@ -9784,7 +9784,7 @@
               <w:spacing w:after="10" w:before="0"/>
               <w:ind w:left="120"/>
             </w:pPr>
-            <w:hyperlink w:history="1" r:id="rIdxfh71qlxigsxunbs_afbt">
+            <w:hyperlink w:history="1" r:id="rIddgvgdwtjqff63wvuk2ilp">
               <w:r>
                 <w:rPr>
                   <w:rFonts w:ascii="Arial" w:cs="Arial" w:eastAsia="Arial" w:hAnsi="Arial"/>
@@ -10169,7 +10169,7 @@
             <w:pPr>
               <w:spacing w:after="20" w:before="0"/>
             </w:pPr>
-            <w:hyperlink w:history="1" r:id="rIdzetxrc9__ivel2a-szy0h">
+            <w:hyperlink w:history="1" r:id="rIdxrrrmpsddofpbltknr4sl">
               <w:r>
                 <w:rPr>
                   <w:rFonts w:ascii="Arial" w:cs="Arial" w:eastAsia="Arial" w:hAnsi="Arial"/>
@@ -10202,7 +10202,7 @@
               <w:spacing w:after="10" w:before="0"/>
               <w:ind w:left="120"/>
             </w:pPr>
-            <w:hyperlink w:history="1" r:id="rIdvs7z5lg_t35n1sf7pu3wk">
+            <w:hyperlink w:history="1" r:id="rIdhfzfc_hzyaiubni3pdu88">
               <w:r>
                 <w:rPr>
                   <w:rFonts w:ascii="Arial" w:cs="Arial" w:eastAsia="Arial" w:hAnsi="Arial"/>
@@ -10247,7 +10247,7 @@
             <w:pPr>
               <w:spacing w:after="20" w:before="0"/>
             </w:pPr>
-            <w:hyperlink w:history="1" r:id="rIdyrmtvqja_tdl4ofgog13f">
+            <w:hyperlink w:history="1" r:id="rIdt4psmi_jm-iejahew1vvc">
               <w:r>
                 <w:rPr>
                   <w:rFonts w:ascii="Arial" w:cs="Arial" w:eastAsia="Arial" w:hAnsi="Arial"/>
@@ -10280,7 +10280,7 @@
               <w:spacing w:after="10" w:before="0"/>
               <w:ind w:left="120"/>
             </w:pPr>
-            <w:hyperlink w:history="1" r:id="rIdgyju30fefwj1pabazojen">
+            <w:hyperlink w:history="1" r:id="rIdvytspwyqnsot2o0lvvvq0">
               <w:r>
                 <w:rPr>
                   <w:rFonts w:ascii="Arial" w:cs="Arial" w:eastAsia="Arial" w:hAnsi="Arial"/>
@@ -10627,7 +10627,7 @@
             <w:pPr>
               <w:spacing w:after="20" w:before="0"/>
             </w:pPr>
-            <w:hyperlink w:history="1" r:id="rIda0chv2h9z32n1ate_yzsp">
+            <w:hyperlink w:history="1" r:id="rIdzd4lx3qm2lv205pcvwa0w">
               <w:r>
                 <w:rPr>
                   <w:rFonts w:ascii="Arial" w:cs="Arial" w:eastAsia="Arial" w:hAnsi="Arial"/>
@@ -10660,7 +10660,7 @@
               <w:spacing w:after="10" w:before="0"/>
               <w:ind w:left="120"/>
             </w:pPr>
-            <w:hyperlink w:history="1" r:id="rId183qhm4zbltnkxhcqo2dz">
+            <w:hyperlink w:history="1" r:id="rIda-t1uleccjsw9eortl68d">
               <w:r>
                 <w:rPr>
                   <w:rFonts w:ascii="Arial" w:cs="Arial" w:eastAsia="Arial" w:hAnsi="Arial"/>
@@ -10705,7 +10705,7 @@
             <w:pPr>
               <w:spacing w:after="20" w:before="0"/>
             </w:pPr>
-            <w:hyperlink w:history="1" r:id="rIdvwacc3eew4jvvqwkwi0ke">
+            <w:hyperlink w:history="1" r:id="rIdcta4znnkjjxrthahca2u1">
               <w:r>
                 <w:rPr>
                   <w:rFonts w:ascii="Arial" w:cs="Arial" w:eastAsia="Arial" w:hAnsi="Arial"/>
@@ -10738,7 +10738,7 @@
               <w:spacing w:after="10" w:before="0"/>
               <w:ind w:left="120"/>
             </w:pPr>
-            <w:hyperlink w:history="1" r:id="rIdspf2pecbgpotldftjuw7a">
+            <w:hyperlink w:history="1" r:id="rIdvawxoqnejiltdfzqcwbhe">
               <w:r>
                 <w:rPr>
                   <w:rFonts w:ascii="Arial" w:cs="Arial" w:eastAsia="Arial" w:hAnsi="Arial"/>
@@ -11047,7 +11047,7 @@
             <w:pPr>
               <w:spacing w:after="20" w:before="0"/>
             </w:pPr>
-            <w:hyperlink w:history="1" r:id="rId5t3cv0_ldnnfmnhphdx7l">
+            <w:hyperlink w:history="1" r:id="rIdpes4x_uefwlhzdyarsp4z">
               <w:r>
                 <w:rPr>
                   <w:rFonts w:ascii="Arial" w:cs="Arial" w:eastAsia="Arial" w:hAnsi="Arial"/>
@@ -11080,7 +11080,7 @@
               <w:spacing w:after="10" w:before="0"/>
               <w:ind w:left="120"/>
             </w:pPr>
-            <w:hyperlink w:history="1" r:id="rIddpzg2dfzgjhezncgr334g">
+            <w:hyperlink w:history="1" r:id="rIdl7uwamohmnrorbnsptmrr">
               <w:r>
                 <w:rPr>
                   <w:rFonts w:ascii="Arial" w:cs="Arial" w:eastAsia="Arial" w:hAnsi="Arial"/>
@@ -11125,7 +11125,7 @@
             <w:pPr>
               <w:spacing w:after="20" w:before="0"/>
             </w:pPr>
-            <w:hyperlink w:history="1" r:id="rIdgtjrxp0nc35lwtej-umdi">
+            <w:hyperlink w:history="1" r:id="rIdbnbkafv95pqoooi0_jq5k">
               <w:r>
                 <w:rPr>
                   <w:rFonts w:ascii="Arial" w:cs="Arial" w:eastAsia="Arial" w:hAnsi="Arial"/>
@@ -11158,7 +11158,7 @@
               <w:spacing w:after="10" w:before="0"/>
               <w:ind w:left="120"/>
             </w:pPr>
-            <w:hyperlink w:history="1" r:id="rIdfdhadjfiotwu4zgjlg5ea">
+            <w:hyperlink w:history="1" r:id="rIdgcppueq1by5mbczg5qgeg">
               <w:r>
                 <w:rPr>
                   <w:rFonts w:ascii="Arial" w:cs="Arial" w:eastAsia="Arial" w:hAnsi="Arial"/>
@@ -12759,7 +12759,7 @@
             <w:pPr>
               <w:spacing w:after="20" w:before="0"/>
             </w:pPr>
-            <w:hyperlink w:history="1" r:id="rIddsx571ti4qsc50eppyg8d">
+            <w:hyperlink w:history="1" r:id="rIdm5tfw6mdm0k_3uqtpen1_">
               <w:r>
                 <w:rPr>
                   <w:rFonts w:ascii="Arial" w:cs="Arial" w:eastAsia="Arial" w:hAnsi="Arial"/>
@@ -12792,7 +12792,7 @@
               <w:spacing w:after="10" w:before="0"/>
               <w:ind w:left="120"/>
             </w:pPr>
-            <w:hyperlink w:history="1" r:id="rIdnfcnrjpcyrozjm4fmi0mc">
+            <w:hyperlink w:history="1" r:id="rId4tep1ktfqj7vehiqrrzv6">
               <w:r>
                 <w:rPr>
                   <w:rFonts w:ascii="Arial" w:cs="Arial" w:eastAsia="Arial" w:hAnsi="Arial"/>
@@ -12837,7 +12837,7 @@
             <w:pPr>
               <w:spacing w:after="20" w:before="0"/>
             </w:pPr>
-            <w:hyperlink w:history="1" r:id="rIdf8ihdcfwowb_s1yakejin">
+            <w:hyperlink w:history="1" r:id="rIdtyyp93wecxxonx0-oy6eh">
               <w:r>
                 <w:rPr>
                   <w:rFonts w:ascii="Arial" w:cs="Arial" w:eastAsia="Arial" w:hAnsi="Arial"/>
@@ -12870,7 +12870,7 @@
               <w:spacing w:after="10" w:before="0"/>
               <w:ind w:left="120"/>
             </w:pPr>
-            <w:hyperlink w:history="1" r:id="rId8t5ux3s71vgwirii1wsa2">
+            <w:hyperlink w:history="1" r:id="rIdpa8ighp_joilebsnqbyc7">
               <w:r>
                 <w:rPr>
                   <w:rFonts w:ascii="Arial" w:cs="Arial" w:eastAsia="Arial" w:hAnsi="Arial"/>
@@ -13065,7 +13065,7 @@
             <w:pPr>
               <w:spacing w:after="20" w:before="0"/>
             </w:pPr>
-            <w:hyperlink w:history="1" r:id="rIdyoic5oekkdp-se8q73xn2">
+            <w:hyperlink w:history="1" r:id="rIdgvcqh25tubbrybkcewkkv">
               <w:r>
                 <w:rPr>
                   <w:rFonts w:ascii="Arial" w:cs="Arial" w:eastAsia="Arial" w:hAnsi="Arial"/>
@@ -13098,7 +13098,7 @@
               <w:spacing w:after="10" w:before="0"/>
               <w:ind w:left="120"/>
             </w:pPr>
-            <w:hyperlink w:history="1" r:id="rId4ynykur5792m9uwnkanwi">
+            <w:hyperlink w:history="1" r:id="rId4vsrktaibwcrme8lxels8">
               <w:r>
                 <w:rPr>
                   <w:rFonts w:ascii="Arial" w:cs="Arial" w:eastAsia="Arial" w:hAnsi="Arial"/>
@@ -13143,7 +13143,7 @@
             <w:pPr>
               <w:spacing w:after="20" w:before="0"/>
             </w:pPr>
-            <w:hyperlink w:history="1" r:id="rId7vaq7fuz5y9gkkf1qo_bh">
+            <w:hyperlink w:history="1" r:id="rIdcfaikb5cyugclttzikhav">
               <w:r>
                 <w:rPr>
                   <w:rFonts w:ascii="Arial" w:cs="Arial" w:eastAsia="Arial" w:hAnsi="Arial"/>
@@ -13176,7 +13176,7 @@
               <w:spacing w:after="10" w:before="0"/>
               <w:ind w:left="120"/>
             </w:pPr>
-            <w:hyperlink w:history="1" r:id="rId0cc5b2_l856vlljx1gglh">
+            <w:hyperlink w:history="1" r:id="rId1jdpta1nffdcxg80stjyb">
               <w:r>
                 <w:rPr>
                   <w:rFonts w:ascii="Arial" w:cs="Arial" w:eastAsia="Arial" w:hAnsi="Arial"/>
@@ -13371,7 +13371,7 @@
             <w:pPr>
               <w:spacing w:after="20" w:before="0"/>
             </w:pPr>
-            <w:hyperlink w:history="1" r:id="rIdelo87egmji3hki_syj2nq">
+            <w:hyperlink w:history="1" r:id="rIdvbpwq19a7m6-bzvuyr-dd">
               <w:r>
                 <w:rPr>
                   <w:rFonts w:ascii="Arial" w:cs="Arial" w:eastAsia="Arial" w:hAnsi="Arial"/>
@@ -13404,7 +13404,7 @@
               <w:spacing w:after="10" w:before="0"/>
               <w:ind w:left="120"/>
             </w:pPr>
-            <w:hyperlink w:history="1" r:id="rIdvthptvdpyt3eyoyhcmmka">
+            <w:hyperlink w:history="1" r:id="rIda3hqyxf6ikuhfgk0yqe6u">
               <w:r>
                 <w:rPr>
                   <w:rFonts w:ascii="Arial" w:cs="Arial" w:eastAsia="Arial" w:hAnsi="Arial"/>
@@ -13449,7 +13449,7 @@
             <w:pPr>
               <w:spacing w:after="20" w:before="0"/>
             </w:pPr>
-            <w:hyperlink w:history="1" r:id="rIdqfuo2sd45_hgqi8oherox">
+            <w:hyperlink w:history="1" r:id="rIdyve_zkzqsgu10zjyucz31">
               <w:r>
                 <w:rPr>
                   <w:rFonts w:ascii="Arial" w:cs="Arial" w:eastAsia="Arial" w:hAnsi="Arial"/>
@@ -13482,7 +13482,7 @@
               <w:spacing w:after="10" w:before="0"/>
               <w:ind w:left="120"/>
             </w:pPr>
-            <w:hyperlink w:history="1" r:id="rIdun1oyacglnk0k1x0dbcn9">
+            <w:hyperlink w:history="1" r:id="rIdbesc1jwxnmjjp5rsilmlu">
               <w:r>
                 <w:rPr>
                   <w:rFonts w:ascii="Arial" w:cs="Arial" w:eastAsia="Arial" w:hAnsi="Arial"/>
@@ -13677,7 +13677,7 @@
             <w:pPr>
               <w:spacing w:after="20" w:before="0"/>
             </w:pPr>
-            <w:hyperlink w:history="1" r:id="rIdb9evrqbptnszplcixrljn">
+            <w:hyperlink w:history="1" r:id="rIdgohp_ixsdfsyxwxhpes-x">
               <w:r>
                 <w:rPr>
                   <w:rFonts w:ascii="Arial" w:cs="Arial" w:eastAsia="Arial" w:hAnsi="Arial"/>
@@ -13710,7 +13710,7 @@
               <w:spacing w:after="10" w:before="0"/>
               <w:ind w:left="120"/>
             </w:pPr>
-            <w:hyperlink w:history="1" r:id="rIdlclejid-9q2fiu5ldryhs">
+            <w:hyperlink w:history="1" r:id="rIdn9prdjzsylfw7wfykxwj0">
               <w:r>
                 <w:rPr>
                   <w:rFonts w:ascii="Arial" w:cs="Arial" w:eastAsia="Arial" w:hAnsi="Arial"/>
@@ -13755,7 +13755,7 @@
             <w:pPr>
               <w:spacing w:after="20" w:before="0"/>
             </w:pPr>
-            <w:hyperlink w:history="1" r:id="rIdn1cn1y-jweqzgghj-ecmj">
+            <w:hyperlink w:history="1" r:id="rIdxvyunqgp73hq625noplsb">
               <w:r>
                 <w:rPr>
                   <w:rFonts w:ascii="Arial" w:cs="Arial" w:eastAsia="Arial" w:hAnsi="Arial"/>
@@ -13788,7 +13788,7 @@
               <w:spacing w:after="10" w:before="0"/>
               <w:ind w:left="120"/>
             </w:pPr>
-            <w:hyperlink w:history="1" r:id="rId02jgjlkkbgavcmhg4obuk">
+            <w:hyperlink w:history="1" r:id="rIdv7min1gdn4zozce8vcnjs">
               <w:r>
                 <w:rPr>
                   <w:rFonts w:ascii="Arial" w:cs="Arial" w:eastAsia="Arial" w:hAnsi="Arial"/>
@@ -13983,7 +13983,7 @@
             <w:pPr>
               <w:spacing w:after="20" w:before="0"/>
             </w:pPr>
-            <w:hyperlink w:history="1" r:id="rIda87nnl51nv90u8gctiwoq">
+            <w:hyperlink w:history="1" r:id="rIdxlnfencdadcfnkp-gfaw1">
               <w:r>
                 <w:rPr>
                   <w:rFonts w:ascii="Arial" w:cs="Arial" w:eastAsia="Arial" w:hAnsi="Arial"/>
@@ -14016,7 +14016,7 @@
               <w:spacing w:after="10" w:before="0"/>
               <w:ind w:left="120"/>
             </w:pPr>
-            <w:hyperlink w:history="1" r:id="rIdipxf8x-jsyacupnqra_b_">
+            <w:hyperlink w:history="1" r:id="rIdzchq6v3k-ye_3xblf9d1g">
               <w:r>
                 <w:rPr>
                   <w:rFonts w:ascii="Arial" w:cs="Arial" w:eastAsia="Arial" w:hAnsi="Arial"/>
@@ -14061,7 +14061,7 @@
             <w:pPr>
               <w:spacing w:after="20" w:before="0"/>
             </w:pPr>
-            <w:hyperlink w:history="1" r:id="rIdrmtode2numwfr2-_--vgo">
+            <w:hyperlink w:history="1" r:id="rIdcp44h2tu0qwnpoknmrorl">
               <w:r>
                 <w:rPr>
                   <w:rFonts w:ascii="Arial" w:cs="Arial" w:eastAsia="Arial" w:hAnsi="Arial"/>
@@ -14094,7 +14094,7 @@
               <w:spacing w:after="10" w:before="0"/>
               <w:ind w:left="120"/>
             </w:pPr>
-            <w:hyperlink w:history="1" r:id="rIdrrp_vcrxlydb81dhqoqdw">
+            <w:hyperlink w:history="1" r:id="rIdcbe_b2psnyohdwvllyilj">
               <w:r>
                 <w:rPr>
                   <w:rFonts w:ascii="Arial" w:cs="Arial" w:eastAsia="Arial" w:hAnsi="Arial"/>
@@ -15581,7 +15581,7 @@
             <w:pPr>
               <w:spacing w:after="20" w:before="0"/>
             </w:pPr>
-            <w:hyperlink w:history="1" r:id="rIdrsaflqez_xpedeby2rixu">
+            <w:hyperlink w:history="1" r:id="rIdf46ngcgvhxi5mtghqdkvb">
               <w:r>
                 <w:rPr>
                   <w:rFonts w:ascii="Arial" w:cs="Arial" w:eastAsia="Arial" w:hAnsi="Arial"/>
@@ -15614,7 +15614,7 @@
               <w:spacing w:after="10" w:before="0"/>
               <w:ind w:left="120"/>
             </w:pPr>
-            <w:hyperlink w:history="1" r:id="rIderyomh1wwjwup4ukloiue">
+            <w:hyperlink w:history="1" r:id="rId2g8lfowkkxaahhbbtzyfd">
               <w:r>
                 <w:rPr>
                   <w:rFonts w:ascii="Arial" w:cs="Arial" w:eastAsia="Arial" w:hAnsi="Arial"/>
@@ -15659,7 +15659,7 @@
             <w:pPr>
               <w:spacing w:after="20" w:before="0"/>
             </w:pPr>
-            <w:hyperlink w:history="1" r:id="rIdqm4sfetdxjgbbqh6rpfc1">
+            <w:hyperlink w:history="1" r:id="rIdrlqydzdfksxsjcw_xi-wq">
               <w:r>
                 <w:rPr>
                   <w:rFonts w:ascii="Arial" w:cs="Arial" w:eastAsia="Arial" w:hAnsi="Arial"/>
@@ -15692,7 +15692,7 @@
               <w:spacing w:after="10" w:before="0"/>
               <w:ind w:left="120"/>
             </w:pPr>
-            <w:hyperlink w:history="1" r:id="rIdfvhykaxzp3xxyrk3p1sry">
+            <w:hyperlink w:history="1" r:id="rId2saprs1lcc1u-sht7oufq">
               <w:r>
                 <w:rPr>
                   <w:rFonts w:ascii="Arial" w:cs="Arial" w:eastAsia="Arial" w:hAnsi="Arial"/>
@@ -15887,7 +15887,7 @@
             <w:pPr>
               <w:spacing w:after="20" w:before="0"/>
             </w:pPr>
-            <w:hyperlink w:history="1" r:id="rIdgracw8s7ocr1jgycynxac">
+            <w:hyperlink w:history="1" r:id="rIdzykqukc0skmzb9y-5texv">
               <w:r>
                 <w:rPr>
                   <w:rFonts w:ascii="Arial" w:cs="Arial" w:eastAsia="Arial" w:hAnsi="Arial"/>
@@ -15920,7 +15920,7 @@
               <w:spacing w:after="10" w:before="0"/>
               <w:ind w:left="120"/>
             </w:pPr>
-            <w:hyperlink w:history="1" r:id="rIdaygnndfmmrszygv2xl3gl">
+            <w:hyperlink w:history="1" r:id="rId-iluuymxwtaxjcnomk0bf">
               <w:r>
                 <w:rPr>
                   <w:rFonts w:ascii="Arial" w:cs="Arial" w:eastAsia="Arial" w:hAnsi="Arial"/>
@@ -15965,7 +15965,7 @@
             <w:pPr>
               <w:spacing w:after="20" w:before="0"/>
             </w:pPr>
-            <w:hyperlink w:history="1" r:id="rIdcbo0iszytsuqdtkfyuwrs">
+            <w:hyperlink w:history="1" r:id="rIdm6ajivt_185p8rx5jvxun">
               <w:r>
                 <w:rPr>
                   <w:rFonts w:ascii="Arial" w:cs="Arial" w:eastAsia="Arial" w:hAnsi="Arial"/>
@@ -15998,7 +15998,7 @@
               <w:spacing w:after="10" w:before="0"/>
               <w:ind w:left="120"/>
             </w:pPr>
-            <w:hyperlink w:history="1" r:id="rIdsyp1dd62fey11rraod5ux">
+            <w:hyperlink w:history="1" r:id="rIdgf9pvahgpvx-dw2u8qede">
               <w:r>
                 <w:rPr>
                   <w:rFonts w:ascii="Arial" w:cs="Arial" w:eastAsia="Arial" w:hAnsi="Arial"/>
@@ -16193,7 +16193,7 @@
             <w:pPr>
               <w:spacing w:after="20" w:before="0"/>
             </w:pPr>
-            <w:hyperlink w:history="1" r:id="rIdyk3twp3nco2obklkunt1b">
+            <w:hyperlink w:history="1" r:id="rIdnbve_w_tvavmdl7j9hzsd">
               <w:r>
                 <w:rPr>
                   <w:rFonts w:ascii="Arial" w:cs="Arial" w:eastAsia="Arial" w:hAnsi="Arial"/>
@@ -16226,7 +16226,7 @@
               <w:spacing w:after="10" w:before="0"/>
               <w:ind w:left="120"/>
             </w:pPr>
-            <w:hyperlink w:history="1" r:id="rIdqwmuigmiysgc9may8azg9">
+            <w:hyperlink w:history="1" r:id="rIdgpdku_uzkfa5r-0abhh-f">
               <w:r>
                 <w:rPr>
                   <w:rFonts w:ascii="Arial" w:cs="Arial" w:eastAsia="Arial" w:hAnsi="Arial"/>
@@ -16271,7 +16271,7 @@
             <w:pPr>
               <w:spacing w:after="20" w:before="0"/>
             </w:pPr>
-            <w:hyperlink w:history="1" r:id="rIdgzfjz3oi5myvbl0wdvx8n">
+            <w:hyperlink w:history="1" r:id="rIdigantzvphbm_8funnbkv5">
               <w:r>
                 <w:rPr>
                   <w:rFonts w:ascii="Arial" w:cs="Arial" w:eastAsia="Arial" w:hAnsi="Arial"/>
@@ -16304,7 +16304,7 @@
               <w:spacing w:after="10" w:before="0"/>
               <w:ind w:left="120"/>
             </w:pPr>
-            <w:hyperlink w:history="1" r:id="rIdkrqsl2ze-ijw4x3inoabc">
+            <w:hyperlink w:history="1" r:id="rId0fj9cjphoktgzdrgwa3bl">
               <w:r>
                 <w:rPr>
                   <w:rFonts w:ascii="Arial" w:cs="Arial" w:eastAsia="Arial" w:hAnsi="Arial"/>
@@ -16499,7 +16499,7 @@
             <w:pPr>
               <w:spacing w:after="20" w:before="0"/>
             </w:pPr>
-            <w:hyperlink w:history="1" r:id="rIddh-nxpoemepylfn0v3mt0">
+            <w:hyperlink w:history="1" r:id="rId5_0mx2gikz-nzw9f3s9ge">
               <w:r>
                 <w:rPr>
                   <w:rFonts w:ascii="Arial" w:cs="Arial" w:eastAsia="Arial" w:hAnsi="Arial"/>
@@ -16532,7 +16532,7 @@
               <w:spacing w:after="10" w:before="0"/>
               <w:ind w:left="120"/>
             </w:pPr>
-            <w:hyperlink w:history="1" r:id="rIdytl20tythwsxk_h350bar">
+            <w:hyperlink w:history="1" r:id="rId_egq4shzkdpppivzwlvgx">
               <w:r>
                 <w:rPr>
                   <w:rFonts w:ascii="Arial" w:cs="Arial" w:eastAsia="Arial" w:hAnsi="Arial"/>
@@ -16577,7 +16577,7 @@
             <w:pPr>
               <w:spacing w:after="20" w:before="0"/>
             </w:pPr>
-            <w:hyperlink w:history="1" r:id="rIdczy0qhhixvgfz-1efnczm">
+            <w:hyperlink w:history="1" r:id="rIdyet5sozj05as4ietpe93t">
               <w:r>
                 <w:rPr>
                   <w:rFonts w:ascii="Arial" w:cs="Arial" w:eastAsia="Arial" w:hAnsi="Arial"/>
@@ -16610,7 +16610,7 @@
               <w:spacing w:after="10" w:before="0"/>
               <w:ind w:left="120"/>
             </w:pPr>
-            <w:hyperlink w:history="1" r:id="rIdpooo8blfk5wyhqbtdbpkt">
+            <w:hyperlink w:history="1" r:id="rId-zw02oyim4yrqkqkkvzre">
               <w:r>
                 <w:rPr>
                   <w:rFonts w:ascii="Arial" w:cs="Arial" w:eastAsia="Arial" w:hAnsi="Arial"/>
@@ -16805,7 +16805,7 @@
             <w:pPr>
               <w:spacing w:after="20" w:before="0"/>
             </w:pPr>
-            <w:hyperlink w:history="1" r:id="rId0a0ptfnp6zcxwzhgei9py">
+            <w:hyperlink w:history="1" r:id="rIdy_cay3knmqzm9eglevqqz">
               <w:r>
                 <w:rPr>
                   <w:rFonts w:ascii="Arial" w:cs="Arial" w:eastAsia="Arial" w:hAnsi="Arial"/>
@@ -16838,7 +16838,7 @@
               <w:spacing w:after="10" w:before="0"/>
               <w:ind w:left="120"/>
             </w:pPr>
-            <w:hyperlink w:history="1" r:id="rIdyndhhf9zadorc5v6xuvhm">
+            <w:hyperlink w:history="1" r:id="rIdk2wszijpkgtrwsrujdrj5">
               <w:r>
                 <w:rPr>
                   <w:rFonts w:ascii="Arial" w:cs="Arial" w:eastAsia="Arial" w:hAnsi="Arial"/>
@@ -16883,7 +16883,7 @@
             <w:pPr>
               <w:spacing w:after="20" w:before="0"/>
             </w:pPr>
-            <w:hyperlink w:history="1" r:id="rId1_o3ojpu0uoegocelyvnt">
+            <w:hyperlink w:history="1" r:id="rId2ao_pjyi40ih3u7tpr8vf">
               <w:r>
                 <w:rPr>
                   <w:rFonts w:ascii="Arial" w:cs="Arial" w:eastAsia="Arial" w:hAnsi="Arial"/>
@@ -16916,7 +16916,7 @@
               <w:spacing w:after="10" w:before="0"/>
               <w:ind w:left="120"/>
             </w:pPr>
-            <w:hyperlink w:history="1" r:id="rIdhmzc5fnf5jpyrhllgwpht">
+            <w:hyperlink w:history="1" r:id="rIdwztlrtuwuyplkrrwkapjn">
               <w:r>
                 <w:rPr>
                   <w:rFonts w:ascii="Arial" w:cs="Arial" w:eastAsia="Arial" w:hAnsi="Arial"/>
@@ -18517,7 +18517,7 @@
             <w:pPr>
               <w:spacing w:after="20" w:before="0"/>
             </w:pPr>
-            <w:hyperlink w:history="1" r:id="rIdkhy-dkhhu6rk37rvgeh03">
+            <w:hyperlink w:history="1" r:id="rIdzbvw-0gzzjczu_ujdczvg">
               <w:r>
                 <w:rPr>
                   <w:rFonts w:ascii="Arial" w:cs="Arial" w:eastAsia="Arial" w:hAnsi="Arial"/>
@@ -18550,7 +18550,7 @@
               <w:spacing w:after="10" w:before="0"/>
               <w:ind w:left="120"/>
             </w:pPr>
-            <w:hyperlink w:history="1" r:id="rIdaovckjsyyrhnq60zsbysl">
+            <w:hyperlink w:history="1" r:id="rIdfgctaa_-g_syalzqyjbhe">
               <w:r>
                 <w:rPr>
                   <w:rFonts w:ascii="Arial" w:cs="Arial" w:eastAsia="Arial" w:hAnsi="Arial"/>
@@ -18595,7 +18595,7 @@
             <w:pPr>
               <w:spacing w:after="20" w:before="0"/>
             </w:pPr>
-            <w:hyperlink w:history="1" r:id="rIdcunobuqww4xiklozu7yn9">
+            <w:hyperlink w:history="1" r:id="rIdxjyfrkjtpap9sjbstf0q3">
               <w:r>
                 <w:rPr>
                   <w:rFonts w:ascii="Arial" w:cs="Arial" w:eastAsia="Arial" w:hAnsi="Arial"/>
@@ -18628,7 +18628,7 @@
               <w:spacing w:after="10" w:before="0"/>
               <w:ind w:left="120"/>
             </w:pPr>
-            <w:hyperlink w:history="1" r:id="rIdnawonrzij3rq6mbiijfhh">
+            <w:hyperlink w:history="1" r:id="rIdbsybbkch1bftk3urizmtc">
               <w:r>
                 <w:rPr>
                   <w:rFonts w:ascii="Arial" w:cs="Arial" w:eastAsia="Arial" w:hAnsi="Arial"/>
@@ -18823,7 +18823,7 @@
             <w:pPr>
               <w:spacing w:after="20" w:before="0"/>
             </w:pPr>
-            <w:hyperlink w:history="1" r:id="rId1lbxlsiiffpllvyx-jmbh">
+            <w:hyperlink w:history="1" r:id="rIda3xpnp8zfy79cab8oteaa">
               <w:r>
                 <w:rPr>
                   <w:rFonts w:ascii="Arial" w:cs="Arial" w:eastAsia="Arial" w:hAnsi="Arial"/>
@@ -18856,7 +18856,7 @@
               <w:spacing w:after="10" w:before="0"/>
               <w:ind w:left="120"/>
             </w:pPr>
-            <w:hyperlink w:history="1" r:id="rIdcovfbvlf4nskawg4lxntq">
+            <w:hyperlink w:history="1" r:id="rId3idvz91qwrhdrd09hwz6o">
               <w:r>
                 <w:rPr>
                   <w:rFonts w:ascii="Arial" w:cs="Arial" w:eastAsia="Arial" w:hAnsi="Arial"/>
@@ -18901,7 +18901,7 @@
             <w:pPr>
               <w:spacing w:after="20" w:before="0"/>
             </w:pPr>
-            <w:hyperlink w:history="1" r:id="rIddrfdyiz-i3arpw8vcmuzk">
+            <w:hyperlink w:history="1" r:id="rId1j80nwh3vkzj67cbyair4">
               <w:r>
                 <w:rPr>
                   <w:rFonts w:ascii="Arial" w:cs="Arial" w:eastAsia="Arial" w:hAnsi="Arial"/>
@@ -18934,7 +18934,7 @@
               <w:spacing w:after="10" w:before="0"/>
               <w:ind w:left="120"/>
             </w:pPr>
-            <w:hyperlink w:history="1" r:id="rIdrj0q0g0tvba7ekv-hn2ug">
+            <w:hyperlink w:history="1" r:id="rIdoc1j_v_uifjpj70p-t-k-">
               <w:r>
                 <w:rPr>
                   <w:rFonts w:ascii="Arial" w:cs="Arial" w:eastAsia="Arial" w:hAnsi="Arial"/>
@@ -19129,7 +19129,7 @@
             <w:pPr>
               <w:spacing w:after="20" w:before="0"/>
             </w:pPr>
-            <w:hyperlink w:history="1" r:id="rIdwtrqdzo1dotk7s-jitxhk">
+            <w:hyperlink w:history="1" r:id="rIdphxf4sxbqsh6ipwx6p1vg">
               <w:r>
                 <w:rPr>
                   <w:rFonts w:ascii="Arial" w:cs="Arial" w:eastAsia="Arial" w:hAnsi="Arial"/>
@@ -19162,7 +19162,7 @@
               <w:spacing w:after="10" w:before="0"/>
               <w:ind w:left="120"/>
             </w:pPr>
-            <w:hyperlink w:history="1" r:id="rIduev90z7nuiax8vepocsqk">
+            <w:hyperlink w:history="1" r:id="rIddadglbc__ehas-cizvct_">
               <w:r>
                 <w:rPr>
                   <w:rFonts w:ascii="Arial" w:cs="Arial" w:eastAsia="Arial" w:hAnsi="Arial"/>
@@ -19207,7 +19207,7 @@
             <w:pPr>
               <w:spacing w:after="20" w:before="0"/>
             </w:pPr>
-            <w:hyperlink w:history="1" r:id="rIdxji69ysighjklinbnbmuh">
+            <w:hyperlink w:history="1" r:id="rIdufhw1g6v3bpfv7myjc9zd">
               <w:r>
                 <w:rPr>
                   <w:rFonts w:ascii="Arial" w:cs="Arial" w:eastAsia="Arial" w:hAnsi="Arial"/>
@@ -19240,7 +19240,7 @@
               <w:spacing w:after="10" w:before="0"/>
               <w:ind w:left="120"/>
             </w:pPr>
-            <w:hyperlink w:history="1" r:id="rIdo9q0rswwkxv2onkke2utw">
+            <w:hyperlink w:history="1" r:id="rIdopaxtakwtgwnmgbllvlpj">
               <w:r>
                 <w:rPr>
                   <w:rFonts w:ascii="Arial" w:cs="Arial" w:eastAsia="Arial" w:hAnsi="Arial"/>
@@ -19435,7 +19435,7 @@
             <w:pPr>
               <w:spacing w:after="20" w:before="0"/>
             </w:pPr>
-            <w:hyperlink w:history="1" r:id="rIdz0bvzoji9cogppdgvjybk">
+            <w:hyperlink w:history="1" r:id="rIda0pbcnzrewpvaolkik88u">
               <w:r>
                 <w:rPr>
                   <w:rFonts w:ascii="Arial" w:cs="Arial" w:eastAsia="Arial" w:hAnsi="Arial"/>
@@ -19468,7 +19468,7 @@
               <w:spacing w:after="10" w:before="0"/>
               <w:ind w:left="120"/>
             </w:pPr>
-            <w:hyperlink w:history="1" r:id="rIdmh8jcswc1sihysk9y-vpr">
+            <w:hyperlink w:history="1" r:id="rIdypdholzaeeegomgg9vcds">
               <w:r>
                 <w:rPr>
                   <w:rFonts w:ascii="Arial" w:cs="Arial" w:eastAsia="Arial" w:hAnsi="Arial"/>
@@ -19513,7 +19513,7 @@
             <w:pPr>
               <w:spacing w:after="20" w:before="0"/>
             </w:pPr>
-            <w:hyperlink w:history="1" r:id="rId-cigchzmxhixnu1yltkd8">
+            <w:hyperlink w:history="1" r:id="rId1atpslmkqi7lejoolcy-b">
               <w:r>
                 <w:rPr>
                   <w:rFonts w:ascii="Arial" w:cs="Arial" w:eastAsia="Arial" w:hAnsi="Arial"/>
@@ -19546,7 +19546,7 @@
               <w:spacing w:after="10" w:before="0"/>
               <w:ind w:left="120"/>
             </w:pPr>
-            <w:hyperlink w:history="1" r:id="rIdc3d7hjhxn5gukbeeqvozb">
+            <w:hyperlink w:history="1" r:id="rIdzzce6jxr6jjfmo-swjgrc">
               <w:r>
                 <w:rPr>
                   <w:rFonts w:ascii="Arial" w:cs="Arial" w:eastAsia="Arial" w:hAnsi="Arial"/>
@@ -19741,7 +19741,7 @@
             <w:pPr>
               <w:spacing w:after="20" w:before="0"/>
             </w:pPr>
-            <w:hyperlink w:history="1" r:id="rIdv1t2jvxthhvholerb67ep">
+            <w:hyperlink w:history="1" r:id="rIdewsgl4uqnor_frjfnt6kq">
               <w:r>
                 <w:rPr>
                   <w:rFonts w:ascii="Arial" w:cs="Arial" w:eastAsia="Arial" w:hAnsi="Arial"/>
@@ -19774,7 +19774,7 @@
               <w:spacing w:after="10" w:before="0"/>
               <w:ind w:left="120"/>
             </w:pPr>
-            <w:hyperlink w:history="1" r:id="rId1-2lru7uob7uktz2-bps8">
+            <w:hyperlink w:history="1" r:id="rIdphgfkbpngwmpo0jxxbbcr">
               <w:r>
                 <w:rPr>
                   <w:rFonts w:ascii="Arial" w:cs="Arial" w:eastAsia="Arial" w:hAnsi="Arial"/>
@@ -19819,7 +19819,7 @@
             <w:pPr>
               <w:spacing w:after="20" w:before="0"/>
             </w:pPr>
-            <w:hyperlink w:history="1" r:id="rIdwmbx80i4nwpyyomzbwt78">
+            <w:hyperlink w:history="1" r:id="rIdx9k2ctc5haql0w036xibw">
               <w:r>
                 <w:rPr>
                   <w:rFonts w:ascii="Arial" w:cs="Arial" w:eastAsia="Arial" w:hAnsi="Arial"/>
@@ -19852,7 +19852,7 @@
               <w:spacing w:after="10" w:before="0"/>
               <w:ind w:left="120"/>
             </w:pPr>
-            <w:hyperlink w:history="1" r:id="rId5izojdimiwjn2kcotdiiz">
+            <w:hyperlink w:history="1" r:id="rId5n_x0ge6mp9ehkd5bincy">
               <w:r>
                 <w:rPr>
                   <w:rFonts w:ascii="Arial" w:cs="Arial" w:eastAsia="Arial" w:hAnsi="Arial"/>
@@ -21339,7 +21339,7 @@
             <w:pPr>
               <w:spacing w:after="20" w:before="0"/>
             </w:pPr>
-            <w:hyperlink w:history="1" r:id="rId1843pavijq5t_z251kfvd">
+            <w:hyperlink w:history="1" r:id="rIdbzcz7sjl6eynholxvkwyn">
               <w:r>
                 <w:rPr>
                   <w:rFonts w:ascii="Arial" w:cs="Arial" w:eastAsia="Arial" w:hAnsi="Arial"/>
@@ -21372,7 +21372,7 @@
               <w:spacing w:after="10" w:before="0"/>
               <w:ind w:left="120"/>
             </w:pPr>
-            <w:hyperlink w:history="1" r:id="rId6_buozujr_inwvrf9fpey">
+            <w:hyperlink w:history="1" r:id="rIdnnlq8bj2j5fubuu4grvkl">
               <w:r>
                 <w:rPr>
                   <w:rFonts w:ascii="Arial" w:cs="Arial" w:eastAsia="Arial" w:hAnsi="Arial"/>
@@ -21417,7 +21417,7 @@
             <w:pPr>
               <w:spacing w:after="20" w:before="0"/>
             </w:pPr>
-            <w:hyperlink w:history="1" r:id="rIdzyndsqohhlhq6rcsoc2id">
+            <w:hyperlink w:history="1" r:id="rId6o5rzmnico2ej47c8bauh">
               <w:r>
                 <w:rPr>
                   <w:rFonts w:ascii="Arial" w:cs="Arial" w:eastAsia="Arial" w:hAnsi="Arial"/>
@@ -21450,7 +21450,7 @@
               <w:spacing w:after="10" w:before="0"/>
               <w:ind w:left="120"/>
             </w:pPr>
-            <w:hyperlink w:history="1" r:id="rIdr5dikgjdux0wu2riv77it">
+            <w:hyperlink w:history="1" r:id="rIdvemdq0qayf-horrrkhnwt">
               <w:r>
                 <w:rPr>
                   <w:rFonts w:ascii="Arial" w:cs="Arial" w:eastAsia="Arial" w:hAnsi="Arial"/>
@@ -21761,7 +21761,7 @@
             <w:pPr>
               <w:spacing w:after="20" w:before="0"/>
             </w:pPr>
-            <w:hyperlink w:history="1" r:id="rIdwuyosrm1ezrrdxs2pyz2i">
+            <w:hyperlink w:history="1" r:id="rIdjvhkwvnopjm3xo9vbajan">
               <w:r>
                 <w:rPr>
                   <w:rFonts w:ascii="Arial" w:cs="Arial" w:eastAsia="Arial" w:hAnsi="Arial"/>
@@ -21794,7 +21794,7 @@
               <w:spacing w:after="10" w:before="0"/>
               <w:ind w:left="120"/>
             </w:pPr>
-            <w:hyperlink w:history="1" r:id="rIdjiypgwxcspz_enoj0h79e">
+            <w:hyperlink w:history="1" r:id="rIdtyvv-xlrqxbi73-rzs3x9">
               <w:r>
                 <w:rPr>
                   <w:rFonts w:ascii="Arial" w:cs="Arial" w:eastAsia="Arial" w:hAnsi="Arial"/>
@@ -21839,7 +21839,7 @@
             <w:pPr>
               <w:spacing w:after="20" w:before="0"/>
             </w:pPr>
-            <w:hyperlink w:history="1" r:id="rIdb2_mbeloembxrgyosy9lo">
+            <w:hyperlink w:history="1" r:id="rIdvldcfzv_owyohh8ckxtbd">
               <w:r>
                 <w:rPr>
                   <w:rFonts w:ascii="Arial" w:cs="Arial" w:eastAsia="Arial" w:hAnsi="Arial"/>
@@ -21872,7 +21872,7 @@
               <w:spacing w:after="10" w:before="0"/>
               <w:ind w:left="120"/>
             </w:pPr>
-            <w:hyperlink w:history="1" r:id="rIdl9kiu_wacum0prz4jb8nh">
+            <w:hyperlink w:history="1" r:id="rIdkaz5nyk65kprz7lkqhe9z">
               <w:r>
                 <w:rPr>
                   <w:rFonts w:ascii="Arial" w:cs="Arial" w:eastAsia="Arial" w:hAnsi="Arial"/>
@@ -22523,7 +22523,7 @@
             <w:pPr>
               <w:spacing w:after="20" w:before="0"/>
             </w:pPr>
-            <w:hyperlink w:history="1" r:id="rIdv6ql0buscglp5rqsnvuwn">
+            <w:hyperlink w:history="1" r:id="rId5vogayfcgwyko8s2tibv-">
               <w:r>
                 <w:rPr>
                   <w:rFonts w:ascii="Arial" w:cs="Arial" w:eastAsia="Arial" w:hAnsi="Arial"/>
@@ -22556,7 +22556,7 @@
               <w:spacing w:after="10" w:before="0"/>
               <w:ind w:left="120"/>
             </w:pPr>
-            <w:hyperlink w:history="1" r:id="rIdgtmcf_bwgc_us1p4j8fp8">
+            <w:hyperlink w:history="1" r:id="rId7z0iamkzoolu9yg7rttlk">
               <w:r>
                 <w:rPr>
                   <w:rFonts w:ascii="Arial" w:cs="Arial" w:eastAsia="Arial" w:hAnsi="Arial"/>
@@ -22601,7 +22601,7 @@
             <w:pPr>
               <w:spacing w:after="20" w:before="0"/>
             </w:pPr>
-            <w:hyperlink w:history="1" r:id="rIdg8y3o4jnzdccu1jtn6qou">
+            <w:hyperlink w:history="1" r:id="rIdxq4kprzrpqp_5lvdj6eno">
               <w:r>
                 <w:rPr>
                   <w:rFonts w:ascii="Arial" w:cs="Arial" w:eastAsia="Arial" w:hAnsi="Arial"/>
@@ -22634,7 +22634,7 @@
               <w:spacing w:after="10" w:before="0"/>
               <w:ind w:left="120"/>
             </w:pPr>
-            <w:hyperlink w:history="1" r:id="rIdhaumgzvjg9zqsmzkvmooq">
+            <w:hyperlink w:history="1" r:id="rId5pewzs_clf-sw22ezhnou">
               <w:r>
                 <w:rPr>
                   <w:rFonts w:ascii="Arial" w:cs="Arial" w:eastAsia="Arial" w:hAnsi="Arial"/>
@@ -23097,7 +23097,7 @@
             <w:pPr>
               <w:spacing w:after="20" w:before="0"/>
             </w:pPr>
-            <w:hyperlink w:history="1" r:id="rIdhotvz-tnnio4amf-_gqx8">
+            <w:hyperlink w:history="1" r:id="rIdewxiwre5vaqxdo9py4ob2">
               <w:r>
                 <w:rPr>
                   <w:rFonts w:ascii="Arial" w:cs="Arial" w:eastAsia="Arial" w:hAnsi="Arial"/>
@@ -23130,7 +23130,7 @@
               <w:spacing w:after="10" w:before="0"/>
               <w:ind w:left="120"/>
             </w:pPr>
-            <w:hyperlink w:history="1" r:id="rIdtl_f_p1p8rhwvyv0mdoh1">
+            <w:hyperlink w:history="1" r:id="rIdrl7dz4_rly-ydluea-gga">
               <w:r>
                 <w:rPr>
                   <w:rFonts w:ascii="Arial" w:cs="Arial" w:eastAsia="Arial" w:hAnsi="Arial"/>
@@ -23175,7 +23175,7 @@
             <w:pPr>
               <w:spacing w:after="20" w:before="0"/>
             </w:pPr>
-            <w:hyperlink w:history="1" r:id="rIdmubpnh90yuo9wk9gmpfwr">
+            <w:hyperlink w:history="1" r:id="rIdkqh0mnr8sxlhajkeppct5">
               <w:r>
                 <w:rPr>
                   <w:rFonts w:ascii="Arial" w:cs="Arial" w:eastAsia="Arial" w:hAnsi="Arial"/>
@@ -23208,7 +23208,7 @@
               <w:spacing w:after="10" w:before="0"/>
               <w:ind w:left="120"/>
             </w:pPr>
-            <w:hyperlink w:history="1" r:id="rId0v_f9if2ttukyvxwbyxlc">
+            <w:hyperlink w:history="1" r:id="rIdehtiudsmau3gati_-azj3">
               <w:r>
                 <w:rPr>
                   <w:rFonts w:ascii="Arial" w:cs="Arial" w:eastAsia="Arial" w:hAnsi="Arial"/>
@@ -23595,7 +23595,7 @@
             <w:pPr>
               <w:spacing w:after="20" w:before="0"/>
             </w:pPr>
-            <w:hyperlink w:history="1" r:id="rIdhrexqkutqpupmkrjodo8b">
+            <w:hyperlink w:history="1" r:id="rIddjokuetyuvxzut5qqpbr4">
               <w:r>
                 <w:rPr>
                   <w:rFonts w:ascii="Arial" w:cs="Arial" w:eastAsia="Arial" w:hAnsi="Arial"/>
@@ -23628,7 +23628,7 @@
               <w:spacing w:after="10" w:before="0"/>
               <w:ind w:left="120"/>
             </w:pPr>
-            <w:hyperlink w:history="1" r:id="rIdaw-kcqddmbkjzcj1kj9gg">
+            <w:hyperlink w:history="1" r:id="rIdnn8tcsfo13z6fmdaa89z2">
               <w:r>
                 <w:rPr>
                   <w:rFonts w:ascii="Arial" w:cs="Arial" w:eastAsia="Arial" w:hAnsi="Arial"/>
@@ -23673,7 +23673,7 @@
             <w:pPr>
               <w:spacing w:after="20" w:before="0"/>
             </w:pPr>
-            <w:hyperlink w:history="1" r:id="rIdwy3f-dsi3frrukvzt5q_h">
+            <w:hyperlink w:history="1" r:id="rIdpa91wml0ewg8fapi5svxk">
               <w:r>
                 <w:rPr>
                   <w:rFonts w:ascii="Arial" w:cs="Arial" w:eastAsia="Arial" w:hAnsi="Arial"/>
@@ -23706,7 +23706,7 @@
               <w:spacing w:after="10" w:before="0"/>
               <w:ind w:left="120"/>
             </w:pPr>
-            <w:hyperlink w:history="1" r:id="rIdis662k4lmdtytjymgvu3z">
+            <w:hyperlink w:history="1" r:id="rIdn4kjoc3uyjokpdcsqnsv9">
               <w:r>
                 <w:rPr>
                   <w:rFonts w:ascii="Arial" w:cs="Arial" w:eastAsia="Arial" w:hAnsi="Arial"/>
@@ -25421,7 +25421,7 @@
             <w:pPr>
               <w:spacing w:after="20" w:before="0"/>
             </w:pPr>
-            <w:hyperlink w:history="1" r:id="rIdvdjmzuc8wlwya8bl_fmoy">
+            <w:hyperlink w:history="1" r:id="rIdedvekerkwer9-3d0f7q7u">
               <w:r>
                 <w:rPr>
                   <w:rFonts w:ascii="Arial" w:cs="Arial" w:eastAsia="Arial" w:hAnsi="Arial"/>
@@ -25454,7 +25454,7 @@
               <w:spacing w:after="10" w:before="0"/>
               <w:ind w:left="120"/>
             </w:pPr>
-            <w:hyperlink w:history="1" r:id="rId195qbhisfa2qpwgkaz2ft">
+            <w:hyperlink w:history="1" r:id="rIdn2sxtdycwiibzyjkqhvkx">
               <w:r>
                 <w:rPr>
                   <w:rFonts w:ascii="Arial" w:cs="Arial" w:eastAsia="Arial" w:hAnsi="Arial"/>
@@ -25499,7 +25499,7 @@
             <w:pPr>
               <w:spacing w:after="20" w:before="0"/>
             </w:pPr>
-            <w:hyperlink w:history="1" r:id="rIdhf4ge7mxn0xuqhc6v3zpw">
+            <w:hyperlink w:history="1" r:id="rIdn0ryonrcv6lwrikng4jwk">
               <w:r>
                 <w:rPr>
                   <w:rFonts w:ascii="Arial" w:cs="Arial" w:eastAsia="Arial" w:hAnsi="Arial"/>
@@ -25532,7 +25532,7 @@
               <w:spacing w:after="10" w:before="0"/>
               <w:ind w:left="120"/>
             </w:pPr>
-            <w:hyperlink w:history="1" r:id="rIdm3vqduqn8xo52o7-6q4hn">
+            <w:hyperlink w:history="1" r:id="rIdsk0mue5geqocdf-4xt19y">
               <w:r>
                 <w:rPr>
                   <w:rFonts w:ascii="Arial" w:cs="Arial" w:eastAsia="Arial" w:hAnsi="Arial"/>
@@ -25727,7 +25727,7 @@
             <w:pPr>
               <w:spacing w:after="20" w:before="0"/>
             </w:pPr>
-            <w:hyperlink w:history="1" r:id="rIdkwhsdilfyipntjzzwcfjz">
+            <w:hyperlink w:history="1" r:id="rIdq7875ycnlyr0b32jvbuwr">
               <w:r>
                 <w:rPr>
                   <w:rFonts w:ascii="Arial" w:cs="Arial" w:eastAsia="Arial" w:hAnsi="Arial"/>
@@ -25760,7 +25760,7 @@
               <w:spacing w:after="10" w:before="0"/>
               <w:ind w:left="120"/>
             </w:pPr>
-            <w:hyperlink w:history="1" r:id="rIdl8nx2uosbjebdcdfbfvau">
+            <w:hyperlink w:history="1" r:id="rIdi0zlzzxbethpjz1-grgy9">
               <w:r>
                 <w:rPr>
                   <w:rFonts w:ascii="Arial" w:cs="Arial" w:eastAsia="Arial" w:hAnsi="Arial"/>
@@ -25805,7 +25805,7 @@
             <w:pPr>
               <w:spacing w:after="20" w:before="0"/>
             </w:pPr>
-            <w:hyperlink w:history="1" r:id="rId0npy3igbd4pus5o6e6ctr">
+            <w:hyperlink w:history="1" r:id="rIdjpjb_ty6qjvaf_wifkjkr">
               <w:r>
                 <w:rPr>
                   <w:rFonts w:ascii="Arial" w:cs="Arial" w:eastAsia="Arial" w:hAnsi="Arial"/>
@@ -25838,7 +25838,7 @@
               <w:spacing w:after="10" w:before="0"/>
               <w:ind w:left="120"/>
             </w:pPr>
-            <w:hyperlink w:history="1" r:id="rIdpz4rubgjzzi3o0fydgg-5">
+            <w:hyperlink w:history="1" r:id="rIdj6jnxupetekvtbi7wfwik">
               <w:r>
                 <w:rPr>
                   <w:rFonts w:ascii="Arial" w:cs="Arial" w:eastAsia="Arial" w:hAnsi="Arial"/>
@@ -26033,7 +26033,7 @@
             <w:pPr>
               <w:spacing w:after="20" w:before="0"/>
             </w:pPr>
-            <w:hyperlink w:history="1" r:id="rId3emy9caginu-sk18ku1hd">
+            <w:hyperlink w:history="1" r:id="rIdksl2d3jav9qe0v9th3hhl">
               <w:r>
                 <w:rPr>
                   <w:rFonts w:ascii="Arial" w:cs="Arial" w:eastAsia="Arial" w:hAnsi="Arial"/>
@@ -26066,7 +26066,7 @@
               <w:spacing w:after="10" w:before="0"/>
               <w:ind w:left="120"/>
             </w:pPr>
-            <w:hyperlink w:history="1" r:id="rIdbcutbxqfojlxoondtskys">
+            <w:hyperlink w:history="1" r:id="rId5sggbemexzzacwr7tflor">
               <w:r>
                 <w:rPr>
                   <w:rFonts w:ascii="Arial" w:cs="Arial" w:eastAsia="Arial" w:hAnsi="Arial"/>
@@ -26111,7 +26111,7 @@
             <w:pPr>
               <w:spacing w:after="20" w:before="0"/>
             </w:pPr>
-            <w:hyperlink w:history="1" r:id="rIdpen2jtunbfhd49ipj-lxs">
+            <w:hyperlink w:history="1" r:id="rIdyves77dle8mdcrwsepjhj">
               <w:r>
                 <w:rPr>
                   <w:rFonts w:ascii="Arial" w:cs="Arial" w:eastAsia="Arial" w:hAnsi="Arial"/>
@@ -26144,7 +26144,7 @@
               <w:spacing w:after="10" w:before="0"/>
               <w:ind w:left="120"/>
             </w:pPr>
-            <w:hyperlink w:history="1" r:id="rIdbcahzrkr-gda7xijojotu">
+            <w:hyperlink w:history="1" r:id="rIddd0dfkzlbjzubb_-ux8lf">
               <w:r>
                 <w:rPr>
                   <w:rFonts w:ascii="Arial" w:cs="Arial" w:eastAsia="Arial" w:hAnsi="Arial"/>
@@ -26339,7 +26339,7 @@
             <w:pPr>
               <w:spacing w:after="20" w:before="0"/>
             </w:pPr>
-            <w:hyperlink w:history="1" r:id="rIdahzsud9ael7bz5auynqgk">
+            <w:hyperlink w:history="1" r:id="rIddroe3brsye1r1z4dzc0nj">
               <w:r>
                 <w:rPr>
                   <w:rFonts w:ascii="Arial" w:cs="Arial" w:eastAsia="Arial" w:hAnsi="Arial"/>
@@ -26372,7 +26372,7 @@
               <w:spacing w:after="10" w:before="0"/>
               <w:ind w:left="120"/>
             </w:pPr>
-            <w:hyperlink w:history="1" r:id="rIdbtvjqwhdrswxnauiuhk4b">
+            <w:hyperlink w:history="1" r:id="rId-vjkoxcfmblo2gb-adhcg">
               <w:r>
                 <w:rPr>
                   <w:rFonts w:ascii="Arial" w:cs="Arial" w:eastAsia="Arial" w:hAnsi="Arial"/>
@@ -26417,7 +26417,7 @@
             <w:pPr>
               <w:spacing w:after="20" w:before="0"/>
             </w:pPr>
-            <w:hyperlink w:history="1" r:id="rIdtw40mdpdfm9tmtga1jfa8">
+            <w:hyperlink w:history="1" r:id="rIdm9heay3whegex-lvujtrf">
               <w:r>
                 <w:rPr>
                   <w:rFonts w:ascii="Arial" w:cs="Arial" w:eastAsia="Arial" w:hAnsi="Arial"/>
@@ -26450,7 +26450,7 @@
               <w:spacing w:after="10" w:before="0"/>
               <w:ind w:left="120"/>
             </w:pPr>
-            <w:hyperlink w:history="1" r:id="rId7ubpb4hfje5gb71_ffvga">
+            <w:hyperlink w:history="1" r:id="rIdbq4ocak3w6qp66lqcxoss">
               <w:r>
                 <w:rPr>
                   <w:rFonts w:ascii="Arial" w:cs="Arial" w:eastAsia="Arial" w:hAnsi="Arial"/>
@@ -26645,7 +26645,7 @@
             <w:pPr>
               <w:spacing w:after="20" w:before="0"/>
             </w:pPr>
-            <w:hyperlink w:history="1" r:id="rIdjrudxcb7lzzznashyuk07">
+            <w:hyperlink w:history="1" r:id="rIdebvt2q82c5ffg6wgyrwbn">
               <w:r>
                 <w:rPr>
                   <w:rFonts w:ascii="Arial" w:cs="Arial" w:eastAsia="Arial" w:hAnsi="Arial"/>
@@ -26678,7 +26678,7 @@
               <w:spacing w:after="10" w:before="0"/>
               <w:ind w:left="120"/>
             </w:pPr>
-            <w:hyperlink w:history="1" r:id="rIdsxol-adkylldm4u0ufmwe">
+            <w:hyperlink w:history="1" r:id="rIdpcjfhbzxrabmtgmidab6k">
               <w:r>
                 <w:rPr>
                   <w:rFonts w:ascii="Arial" w:cs="Arial" w:eastAsia="Arial" w:hAnsi="Arial"/>
@@ -26723,7 +26723,7 @@
             <w:pPr>
               <w:spacing w:after="20" w:before="0"/>
             </w:pPr>
-            <w:hyperlink w:history="1" r:id="rId3jg_8_lhra5xcakgwpnb7">
+            <w:hyperlink w:history="1" r:id="rIdr0kmlffmwgf5oihnrqmqb">
               <w:r>
                 <w:rPr>
                   <w:rFonts w:ascii="Arial" w:cs="Arial" w:eastAsia="Arial" w:hAnsi="Arial"/>
@@ -26756,7 +26756,7 @@
               <w:spacing w:after="10" w:before="0"/>
               <w:ind w:left="120"/>
             </w:pPr>
-            <w:hyperlink w:history="1" r:id="rId-6ymuwptjw6qgeqnhwwop">
+            <w:hyperlink w:history="1" r:id="rIdmjeygj2jtpiox-wt6ltsi">
               <w:r>
                 <w:rPr>
                   <w:rFonts w:ascii="Arial" w:cs="Arial" w:eastAsia="Arial" w:hAnsi="Arial"/>
